--- a/PS01政务软件研发及运维技术服务/3-PS01政务软件研发及运维技术服务-研发项目计划书.docx
+++ b/PS01政务软件研发及运维技术服务/3-PS01政务软件研发及运维技术服务-研发项目计划书.docx
@@ -19,7 +19,7 @@
     </w:p>
     <w:p>
       <w:pPr>
-        <w:spacing w:after="120"/>
+        <w:spacing w:after="100" w:line="320"/>
       </w:pPr>
       <w:r>
         <w:rPr>
@@ -34,7 +34,7 @@
     </w:p>
     <w:p>
       <w:pPr>
-        <w:spacing w:after="120"/>
+        <w:spacing w:after="100" w:line="320"/>
       </w:pPr>
       <w:r>
         <w:rPr>
@@ -49,7 +49,7 @@
     </w:p>
     <w:p>
       <w:pPr>
-        <w:spacing w:after="120"/>
+        <w:spacing w:after="100" w:line="320"/>
       </w:pPr>
       <w:r>
         <w:rPr>
@@ -64,7 +64,7 @@
     </w:p>
     <w:p>
       <w:pPr>
-        <w:spacing w:after="120"/>
+        <w:spacing w:after="100" w:line="320"/>
       </w:pPr>
       <w:r>
         <w:rPr>
@@ -79,7 +79,7 @@
     </w:p>
     <w:p>
       <w:pPr>
-        <w:spacing w:after="120"/>
+        <w:spacing w:after="100" w:line="320"/>
       </w:pPr>
       <w:r>
         <w:rPr>
@@ -94,7 +94,7 @@
     </w:p>
     <w:p>
       <w:pPr>
-        <w:spacing w:after="120"/>
+        <w:spacing w:after="100" w:line="320"/>
       </w:pPr>
       <w:r>
         <w:rPr>
@@ -120,11 +120,6 @@
       </w:r>
     </w:p>
     <w:p>
-      <w:r>
-        <w:t xml:space="preserve">政务软件研发及运维技术服务本年度围绕“提升城区水系巡查调度与基层治理移动化协同能力”开展研发与运维技术服务，结合行业现状与客户需求，形成若干子项目并行推进。项目总体以“统一平台、分端协同、数据闭环”为建设思路，服务于政务/行业场景的业务数字化与管理效率提升。</w:t>
-      </w:r>
-    </w:p>
-    <w:p>
       <w:pPr>
         <w:pStyle w:val="Heading2"/>
       </w:pPr>
@@ -133,12 +128,54 @@
           <w:b/>
           <w:bCs/>
         </w:rPr>
-        <w:t xml:space="preserve">(一)现状分析及研究开发的意义</w:t>
-      </w:r>
-    </w:p>
-    <w:p>
-      <w:r>
-        <w:t xml:space="preserve">当前相关业务普遍存在数据分散、填报和协同依赖人工、过程留痕不足、统计分析滞后等问题；同时移动端在一线采集、应急处置、群众服务等场景支撑不足。通过本项目的研发与运维，可实现业务在线化、过程可追溯、协同可量化、数据可分析。</w:t>
+        <w:t xml:space="preserve">(一)政策背景与行业需求</w:t>
+      </w:r>
+    </w:p>
+    <w:p>
+      <w:pPr>
+        <w:pStyle w:val="ListParagraph"/>
+        <w:numPr>
+          <w:ilvl w:val="0"/>
+          <w:numId w:val="2"/>
+        </w:numPr>
+        <w:spacing w:after="80" w:line="320"/>
+      </w:pPr>
+      <w:r>
+        <w:t xml:space="preserve">国家持续推进数字政府建设、基层治理数字化转型、数据资源整合与业务协同，要求重点业务场景实现“在线办理、全程留痕、统计分析、闭环管理”。</w:t>
+      </w:r>
+    </w:p>
+    <w:p>
+      <w:pPr>
+        <w:pStyle w:val="ListParagraph"/>
+        <w:numPr>
+          <w:ilvl w:val="0"/>
+          <w:numId w:val="2"/>
+        </w:numPr>
+        <w:spacing w:after="80" w:line="320"/>
+      </w:pPr>
+      <w:r>
+        <w:t xml:space="preserve">项目面向的政务服务、综合信息平台与基层治理场景，普遍存在系统分散、数据标准不统一、移动端支撑不足、统计口径不一致、日常运维依赖人工经验等问题。</w:t>
+      </w:r>
+    </w:p>
+    <w:p>
+      <w:pPr>
+        <w:pStyle w:val="ListParagraph"/>
+        <w:numPr>
+          <w:ilvl w:val="0"/>
+          <w:numId w:val="2"/>
+        </w:numPr>
+        <w:spacing w:after="80" w:line="320"/>
+      </w:pPr>
+      <w:r>
+        <w:t xml:space="preserve">结合公司近年在政务软件、行业管理系统、移动端应用、运维保障等方面的实施经验，有条件将既有产品能力升级为更加标准化、可复制、可持续运维的解决方案。</w:t>
+      </w:r>
+    </w:p>
+    <w:p>
+      <w:pPr>
+        <w:spacing w:after="120" w:line="360"/>
+      </w:pPr>
+      <w:r>
+        <w:t xml:space="preserve">结合政务软件研发及运维技术服务的建设场景看，主要面向城市防汛、水系巡查、社区网格治理、居民服务等场景，强调多角色协同、任务闭环、地图可视化、移动采集与后台指挥联动。。因此，本项目不仅是单纯的软件开发任务，更是围绕业务流程重塑、数据标准统一、移动化协同和持续运维能力建设的综合研发项目。</w:t>
       </w:r>
     </w:p>
     <w:p>
@@ -150,12 +187,46 @@
           <w:b/>
           <w:bCs/>
         </w:rPr>
-        <w:t xml:space="preserve">(二)研究开发对企业、行业的推动(带动)作用</w:t>
-      </w:r>
-    </w:p>
-    <w:p>
-      <w:r>
-        <w:t xml:space="preserve">项目将沉淀可复制的产品能力和行业解决方案，提升公司在政务软件与综合信息平台领域的交付与运维能力，形成“产品+实施+运维”的持续服务体系，并带动相关单位的信息化应用与管理水平提升。</w:t>
+        <w:t xml:space="preserve">(二)现状问题分析</w:t>
+      </w:r>
+    </w:p>
+    <w:p>
+      <w:pPr>
+        <w:pStyle w:val="ListParagraph"/>
+        <w:numPr>
+          <w:ilvl w:val="0"/>
+          <w:numId w:val="3"/>
+        </w:numPr>
+        <w:spacing w:after="80" w:line="320"/>
+      </w:pPr>
+      <w:r>
+        <w:t xml:space="preserve">现有业务流程在数据填报、任务流转、现场反馈、统计汇总等环节存在人工依赖高、时效性不足的问题。</w:t>
+      </w:r>
+    </w:p>
+    <w:p>
+      <w:pPr>
+        <w:pStyle w:val="ListParagraph"/>
+        <w:numPr>
+          <w:ilvl w:val="0"/>
+          <w:numId w:val="3"/>
+        </w:numPr>
+        <w:spacing w:after="80" w:line="320"/>
+      </w:pPr>
+      <w:r>
+        <w:t xml:space="preserve">多端应用之间缺乏统一数据底座和状态同步机制，导致后台与一线之间信息不对称。</w:t>
+      </w:r>
+    </w:p>
+    <w:p>
+      <w:pPr>
+        <w:pStyle w:val="ListParagraph"/>
+        <w:numPr>
+          <w:ilvl w:val="0"/>
+          <w:numId w:val="3"/>
+        </w:numPr>
+        <w:spacing w:after="80" w:line="320"/>
+      </w:pPr>
+      <w:r>
+        <w:t xml:space="preserve">缺少标准化可复制的交付资料与运维机制，不利于后续推广应用和持续优化。</w:t>
       </w:r>
     </w:p>
     <w:p>
@@ -167,12 +238,35 @@
           <w:b/>
           <w:bCs/>
         </w:rPr>
-        <w:t xml:space="preserve">(三)项目达到的技术水平及市场前景</w:t>
-      </w:r>
-    </w:p>
-    <w:p>
-      <w:r>
-        <w:t xml:space="preserve">项目总体采用前后端分离、模块化/组件化设计，核心服务采用微服务或分层架构，支持PC端与移动端/小程序/H5多端协同，具备可扩展、可运维、可审计的企业级能力。随着数字政府建设与基层治理需求增长，具备持续推广与运维续费空间。</w:t>
+        <w:t xml:space="preserve">(三)研究开发的意义</w:t>
+      </w:r>
+    </w:p>
+    <w:p>
+      <w:pPr>
+        <w:spacing w:after="120" w:line="360"/>
+      </w:pPr>
+      <w:r>
+        <w:t xml:space="preserve">本项目研发目标是：围绕城区水系巡查调度与基层治理移动协同需求，形成覆盖“PC管理端+小程序端+运维保障”的成套研发成果，提升指挥调度效率、基层治理响应速度和服务闭环能力。。通过本项目实施，可将原本分散的业务事项沉淀为标准化的软件功能、统一的数据字典和可复制的实施运维模式，提升公司产品化交付能力和行业服务能力。</w:t>
+      </w:r>
+    </w:p>
+    <w:p>
+      <w:pPr>
+        <w:pStyle w:val="Heading2"/>
+      </w:pPr>
+      <w:r>
+        <w:rPr>
+          <w:b/>
+          <w:bCs/>
+        </w:rPr>
+        <w:t xml:space="preserve">(四)对企业与行业的推动作用</w:t>
+      </w:r>
+    </w:p>
+    <w:p>
+      <w:pPr>
+        <w:spacing w:after="120" w:line="360"/>
+      </w:pPr>
+      <w:r>
+        <w:t xml:space="preserve">对企业而言，项目有助于形成可复用的底层能力、组件库、实施模板和运维规范，减少重复开发成本；对行业而言，项目可推动信息化建设从“单点工具”升级为“业务协同平台”，提高数据质量和管理效率。</w:t>
       </w:r>
     </w:p>
     <w:p>
@@ -196,12 +290,35 @@
           <w:b/>
           <w:bCs/>
         </w:rPr>
-        <w:t xml:space="preserve">(一)项目研发主要内容及关键技术</w:t>
-      </w:r>
-    </w:p>
-    <w:p>
-      <w:r>
-        <w:t xml:space="preserve">1、主要内容：</w:t>
+        <w:t xml:space="preserve">(一)总体目标</w:t>
+      </w:r>
+    </w:p>
+    <w:p>
+      <w:pPr>
+        <w:spacing w:after="120" w:line="360"/>
+      </w:pPr>
+      <w:r>
+        <w:t xml:space="preserve">围绕城区水系巡查调度与基层治理移动协同需求，形成覆盖“PC管理端+小程序端+运维保障”的成套研发成果，提升指挥调度效率、基层治理响应速度和服务闭环能力。</w:t>
+      </w:r>
+    </w:p>
+    <w:p>
+      <w:pPr>
+        <w:pStyle w:val="Heading2"/>
+      </w:pPr>
+      <w:r>
+        <w:rPr>
+          <w:b/>
+          <w:bCs/>
+        </w:rPr>
+        <w:t xml:space="preserve">(二)研发范围与子项目划分</w:t>
+      </w:r>
+    </w:p>
+    <w:p>
+      <w:pPr>
+        <w:spacing w:after="80" w:before="80"/>
+      </w:pPr>
+      <w:r>
+        <w:t xml:space="preserve">巡查调度系统V1.0（PC端）</w:t>
       </w:r>
     </w:p>
     <w:p>
@@ -211,9 +328,10 @@
           <w:ilvl w:val="0"/>
           <w:numId w:val="2"/>
         </w:numPr>
-      </w:pPr>
-      <w:r>
-        <w:t xml:space="preserve">巡查调度系统V1.0（PC端管理软件）：涵盖闸坝管理、应急调度、水系巡查、雨水口管理与统计分析等功能，实现指挥调度一体化。</w:t>
+        <w:spacing w:after="80" w:line="320"/>
+      </w:pPr>
+      <w:r>
+        <w:t xml:space="preserve">闸坝、水闸水库、雨水口、易涝点等基础信息统一管理</w:t>
       </w:r>
     </w:p>
     <w:p>
@@ -223,9 +341,10 @@
           <w:ilvl w:val="0"/>
           <w:numId w:val="2"/>
         </w:numPr>
-      </w:pPr>
-      <w:r>
-        <w:t xml:space="preserve">巡查调度小程序V1.0（微信小程序端）：支持一线人员水位上报、任务接收与反馈、巡查记录采集，实现移动端快速处置与实时同步。</w:t>
+        <w:spacing w:after="80" w:line="320"/>
+      </w:pPr>
+      <w:r>
+        <w:t xml:space="preserve">应急任务发布、跟踪、督办与统计分析</w:t>
       </w:r>
     </w:p>
     <w:p>
@@ -235,14 +354,10 @@
           <w:ilvl w:val="0"/>
           <w:numId w:val="2"/>
         </w:numPr>
-      </w:pPr>
-      <w:r>
-        <w:t xml:space="preserve">许邻e家-基层管理小程序V1.0（微信小程序端）：支持社区活动、志愿服务、居民吹哨、便民服务、网格巡查等，打通基层治理“最后一公里”。</w:t>
-      </w:r>
-    </w:p>
-    <w:p>
-      <w:r>
-        <w:t xml:space="preserve">2、关键技术：</w:t>
+        <w:spacing w:after="80" w:line="320"/>
+      </w:pPr>
+      <w:r>
+        <w:t xml:space="preserve">巡查记录审核、问题分派、整改反馈与闭环留痕</w:t>
       </w:r>
     </w:p>
     <w:p>
@@ -252,9 +367,18 @@
           <w:ilvl w:val="0"/>
           <w:numId w:val="2"/>
         </w:numPr>
-      </w:pPr>
-      <w:r>
-        <w:t xml:space="preserve">多端协同与实时同步（REST API + WebSocket/消息推送）</w:t>
+        <w:spacing w:after="80" w:line="320"/>
+      </w:pPr>
+      <w:r>
+        <w:t xml:space="preserve">GIS地图展示、点位查询、趋势分析与报表导出</w:t>
+      </w:r>
+    </w:p>
+    <w:p>
+      <w:pPr>
+        <w:spacing w:after="80" w:before="80"/>
+      </w:pPr>
+      <w:r>
+        <w:t xml:space="preserve">巡查调度小程序V1.0（微信小程序端）</w:t>
       </w:r>
     </w:p>
     <w:p>
@@ -264,9 +388,10 @@
           <w:ilvl w:val="0"/>
           <w:numId w:val="2"/>
         </w:numPr>
-      </w:pPr>
-      <w:r>
-        <w:t xml:space="preserve">GIS地图集成与可视化展示（高德地图API）</w:t>
+        <w:spacing w:after="80" w:line="320"/>
+      </w:pPr>
+      <w:r>
+        <w:t xml:space="preserve">移动端水位上报、巡查记录填报、现场图片上传</w:t>
       </w:r>
     </w:p>
     <w:p>
@@ -276,9 +401,10 @@
           <w:ilvl w:val="0"/>
           <w:numId w:val="2"/>
         </w:numPr>
-      </w:pPr>
-      <w:r>
-        <w:t xml:space="preserve">权限与审计（角色权限、操作日志、数据留痕）</w:t>
+        <w:spacing w:after="80" w:line="320"/>
+      </w:pPr>
+      <w:r>
+        <w:t xml:space="preserve">应急任务接收、反馈、提醒与消息通知</w:t>
       </w:r>
     </w:p>
     <w:p>
@@ -288,9 +414,83 @@
           <w:ilvl w:val="0"/>
           <w:numId w:val="2"/>
         </w:numPr>
-      </w:pPr>
-      <w:r>
-        <w:t xml:space="preserve">工作流/任务调度与闭环处置（状态机/流程引擎思路）</w:t>
+        <w:spacing w:after="80" w:line="320"/>
+      </w:pPr>
+      <w:r>
+        <w:t xml:space="preserve">地图定位、轨迹校验、现场处置辅助</w:t>
+      </w:r>
+    </w:p>
+    <w:p>
+      <w:pPr>
+        <w:pStyle w:val="ListParagraph"/>
+        <w:numPr>
+          <w:ilvl w:val="0"/>
+          <w:numId w:val="2"/>
+        </w:numPr>
+        <w:spacing w:after="80" w:line="320"/>
+      </w:pPr>
+      <w:r>
+        <w:t xml:space="preserve">与PC端统一数据库与统一任务状态同步</w:t>
+      </w:r>
+    </w:p>
+    <w:p>
+      <w:pPr>
+        <w:spacing w:after="80" w:before="80"/>
+      </w:pPr>
+      <w:r>
+        <w:t xml:space="preserve">许邻e家基层管理小程序V1.0（微信小程序端）</w:t>
+      </w:r>
+    </w:p>
+    <w:p>
+      <w:pPr>
+        <w:pStyle w:val="ListParagraph"/>
+        <w:numPr>
+          <w:ilvl w:val="0"/>
+          <w:numId w:val="2"/>
+        </w:numPr>
+        <w:spacing w:after="80" w:line="320"/>
+      </w:pPr>
+      <w:r>
+        <w:t xml:space="preserve">社区活动、志愿服务、便民电话、掌上办事等居民服务能力</w:t>
+      </w:r>
+    </w:p>
+    <w:p>
+      <w:pPr>
+        <w:pStyle w:val="ListParagraph"/>
+        <w:numPr>
+          <w:ilvl w:val="0"/>
+          <w:numId w:val="2"/>
+        </w:numPr>
+        <w:spacing w:after="80" w:line="320"/>
+      </w:pPr>
+      <w:r>
+        <w:t xml:space="preserve">居民吹哨、网格巡查、问题上报与流转反馈</w:t>
+      </w:r>
+    </w:p>
+    <w:p>
+      <w:pPr>
+        <w:pStyle w:val="ListParagraph"/>
+        <w:numPr>
+          <w:ilvl w:val="0"/>
+          <w:numId w:val="2"/>
+        </w:numPr>
+        <w:spacing w:after="80" w:line="320"/>
+      </w:pPr>
+      <w:r>
+        <w:t xml:space="preserve">居民信息、商户信息、网格信息移动化查询维护</w:t>
+      </w:r>
+    </w:p>
+    <w:p>
+      <w:pPr>
+        <w:pStyle w:val="ListParagraph"/>
+        <w:numPr>
+          <w:ilvl w:val="0"/>
+          <w:numId w:val="2"/>
+        </w:numPr>
+        <w:spacing w:after="80" w:line="320"/>
+      </w:pPr>
+      <w:r>
+        <w:t xml:space="preserve">与社区后台管理协同形成“居民反馈-网格处理-部门响应”闭环</w:t>
       </w:r>
     </w:p>
     <w:p>
@@ -302,34 +502,136 @@
           <w:b/>
           <w:bCs/>
         </w:rPr>
-        <w:t xml:space="preserve">(二)主要技术指标和经济指标</w:t>
-      </w:r>
-    </w:p>
-    <w:p>
-      <w:r>
-        <w:t xml:space="preserve">主要技术指标：系统可用性≥99.5%，核心业务接口响应≤500ms（在设计并发量下），数据同步/消息推送可靠可追溯；主要经济指标：项目预算总额50万元，形成可运营的产品与运维服务能力，支持后续项目销售与运维续约。</w:t>
-      </w:r>
-    </w:p>
-    <w:p>
-      <w:pPr>
-        <w:pStyle w:val="Heading1"/>
+        <w:t xml:space="preserve">(三)关键技术</w:t>
+      </w:r>
+    </w:p>
+    <w:p>
+      <w:pPr>
+        <w:pStyle w:val="ListParagraph"/>
+        <w:numPr>
+          <w:ilvl w:val="0"/>
+          <w:numId w:val="2"/>
+        </w:numPr>
+        <w:spacing w:after="80" w:line="320"/>
+      </w:pPr>
+      <w:r>
+        <w:t xml:space="preserve">Spring Boot/MyBatis Plus 后端开发框架与模块化服务设计</w:t>
+      </w:r>
+    </w:p>
+    <w:p>
+      <w:pPr>
+        <w:pStyle w:val="ListParagraph"/>
+        <w:numPr>
+          <w:ilvl w:val="0"/>
+          <w:numId w:val="2"/>
+        </w:numPr>
+        <w:spacing w:after="80" w:line="320"/>
+      </w:pPr>
+      <w:r>
+        <w:t xml:space="preserve">Vue/Element UI 管理端页面构建与可视化组件集成</w:t>
+      </w:r>
+    </w:p>
+    <w:p>
+      <w:pPr>
+        <w:pStyle w:val="ListParagraph"/>
+        <w:numPr>
+          <w:ilvl w:val="0"/>
+          <w:numId w:val="2"/>
+        </w:numPr>
+        <w:spacing w:after="80" w:line="320"/>
+      </w:pPr>
+      <w:r>
+        <w:t xml:space="preserve">微信小程序原生框架与消息订阅、定位、上传等能力集成</w:t>
+      </w:r>
+    </w:p>
+    <w:p>
+      <w:pPr>
+        <w:pStyle w:val="ListParagraph"/>
+        <w:numPr>
+          <w:ilvl w:val="0"/>
+          <w:numId w:val="2"/>
+        </w:numPr>
+        <w:spacing w:after="80" w:line="320"/>
+      </w:pPr>
+      <w:r>
+        <w:t xml:space="preserve">WebSocket/消息推送实现多端实时同步与状态一致性</w:t>
+      </w:r>
+    </w:p>
+    <w:p>
+      <w:pPr>
+        <w:pStyle w:val="ListParagraph"/>
+        <w:numPr>
+          <w:ilvl w:val="0"/>
+          <w:numId w:val="2"/>
+        </w:numPr>
+        <w:spacing w:after="80" w:line="320"/>
+      </w:pPr>
+      <w:r>
+        <w:t xml:space="preserve">高德地图 API / GIS 可视化与点位展示、导航、轨迹辅助</w:t>
+      </w:r>
+    </w:p>
+    <w:p>
+      <w:pPr>
+        <w:pStyle w:val="ListParagraph"/>
+        <w:numPr>
+          <w:ilvl w:val="0"/>
+          <w:numId w:val="2"/>
+        </w:numPr>
+        <w:spacing w:after="80" w:line="320"/>
+      </w:pPr>
+      <w:r>
+        <w:t xml:space="preserve">统一权限模型、操作日志、数据留痕与安全审计机制</w:t>
+      </w:r>
+    </w:p>
+    <w:p>
+      <w:pPr>
+        <w:pStyle w:val="Heading2"/>
       </w:pPr>
       <w:r>
         <w:rPr>
           <w:b/>
           <w:bCs/>
         </w:rPr>
-        <w:t xml:space="preserve">三、研究开发方法及技术路线</w:t>
-      </w:r>
-    </w:p>
-    <w:p>
-      <w:r>
-        <w:t xml:space="preserve">研究开发方法：采用需求调研、原型设计、迭代开发、阶段评审、联调测试、试点运行、持续优化等方法推进；同时结合现场走访与用户反馈，形成研发闭环。</w:t>
-      </w:r>
-    </w:p>
-    <w:p>
-      <w:r>
-        <w:t xml:space="preserve">技术路线：以统一后端服务与统一数据模型为核心，面向不同角色提供PC端管理端与移动端应用；通过权限体系、日志审计、消息推送、地图/GIS等能力实现业务闭环，并通过运维监控与版本管理保障稳定运行。</w:t>
+        <w:t xml:space="preserve">(四)创新点</w:t>
+      </w:r>
+    </w:p>
+    <w:p>
+      <w:pPr>
+        <w:pStyle w:val="ListParagraph"/>
+        <w:numPr>
+          <w:ilvl w:val="0"/>
+          <w:numId w:val="2"/>
+        </w:numPr>
+        <w:spacing w:after="80" w:line="320"/>
+      </w:pPr>
+      <w:r>
+        <w:t xml:space="preserve">将后台调度、地图展示、现场采集和基层治理移动服务整合到统一体系，形成从后台到一线再到居民端的协同闭环。</w:t>
+      </w:r>
+    </w:p>
+    <w:p>
+      <w:pPr>
+        <w:pStyle w:val="ListParagraph"/>
+        <w:numPr>
+          <w:ilvl w:val="0"/>
+          <w:numId w:val="2"/>
+        </w:numPr>
+        <w:spacing w:after="80" w:line="320"/>
+      </w:pPr>
+      <w:r>
+        <w:t xml:space="preserve">通过移动端实时上报、自动提醒、地图定位和任务闭环机制，显著提升应急事件的发现、分派和反馈效率。</w:t>
+      </w:r>
+    </w:p>
+    <w:p>
+      <w:pPr>
+        <w:pStyle w:val="ListParagraph"/>
+        <w:numPr>
+          <w:ilvl w:val="0"/>
+          <w:numId w:val="2"/>
+        </w:numPr>
+        <w:spacing w:after="80" w:line="320"/>
+      </w:pPr>
+      <w:r>
+        <w:t xml:space="preserve">在社区治理场景中引入“居民吹哨、网格报到、后台督办”的数字化流程，实现治理问题全链条留痕。</w:t>
       </w:r>
     </w:p>
     <w:p>
@@ -341,24 +643,821 @@
           <w:b/>
           <w:bCs/>
         </w:rPr>
-        <w:t xml:space="preserve">四、现有研发条件和工作基础</w:t>
-      </w:r>
-    </w:p>
-    <w:p>
-      <w:r>
-        <w:t xml:space="preserve">公司具备成熟的软件研发与运维体系，研发团队在Spring Boot、Vue、微信小程序/H5、GIS集成、消息中间件与数据库等方面具有项目积累；同时具备项目管理制度与质量测试流程，可支撑项目实施。</w:t>
-      </w:r>
-    </w:p>
-    <w:p>
-      <w:pPr>
-        <w:pStyle w:val="Heading1"/>
+        <w:t xml:space="preserve">三、技术路线与实施方案</w:t>
+      </w:r>
+    </w:p>
+    <w:p>
+      <w:pPr>
+        <w:pStyle w:val="Heading2"/>
       </w:pPr>
       <w:r>
         <w:rPr>
           <w:b/>
           <w:bCs/>
         </w:rPr>
-        <w:t xml:space="preserve">五、项目组人员名单</w:t>
+        <w:t xml:space="preserve">(一)总体技术路线</w:t>
+      </w:r>
+    </w:p>
+    <w:p>
+      <w:pPr>
+        <w:spacing w:after="120" w:line="360"/>
+      </w:pPr>
+      <w:r>
+        <w:t xml:space="preserve">项目采用“需求调研-方案设计-模块开发-联调测试-试运行-部署运维-持续优化”的实施路径，在研发过程中同步完成资料归档、软件著作权材料整理和实施运维规范沉淀。</w:t>
+      </w:r>
+    </w:p>
+    <w:p>
+      <w:pPr>
+        <w:spacing w:after="120" w:line="360"/>
+      </w:pPr>
+      <w:r>
+        <w:t xml:space="preserve">系统总体上以统一后台服务、统一数据模型、统一权限控制为基础，根据不同角色提供 PC 端管理端、移动端/小程序/H5 端入口，并通过日志审计、消息提醒、数据校验、备份恢复等配套能力保障系统稳定运行。</w:t>
+      </w:r>
+    </w:p>
+    <w:p>
+      <w:pPr>
+        <w:pStyle w:val="Heading2"/>
+      </w:pPr>
+      <w:r>
+        <w:rPr>
+          <w:b/>
+          <w:bCs/>
+        </w:rPr>
+        <w:t xml:space="preserve">(二)数据与安全设计</w:t>
+      </w:r>
+    </w:p>
+    <w:p>
+      <w:pPr>
+        <w:pStyle w:val="ListParagraph"/>
+        <w:numPr>
+          <w:ilvl w:val="0"/>
+          <w:numId w:val="2"/>
+        </w:numPr>
+        <w:spacing w:after="80" w:line="320"/>
+      </w:pPr>
+      <w:r>
+        <w:t xml:space="preserve">建立统一的数据字典、状态字典和组织权限模型，确保统计口径一致。</w:t>
+      </w:r>
+    </w:p>
+    <w:p>
+      <w:pPr>
+        <w:pStyle w:val="ListParagraph"/>
+        <w:numPr>
+          <w:ilvl w:val="0"/>
+          <w:numId w:val="2"/>
+        </w:numPr>
+        <w:spacing w:after="80" w:line="320"/>
+      </w:pPr>
+      <w:r>
+        <w:t xml:space="preserve">通过登录鉴权、角色权限、菜单权限、操作日志与数据留痕机制提升安全可控性。</w:t>
+      </w:r>
+    </w:p>
+    <w:p>
+      <w:pPr>
+        <w:pStyle w:val="ListParagraph"/>
+        <w:numPr>
+          <w:ilvl w:val="0"/>
+          <w:numId w:val="2"/>
+        </w:numPr>
+        <w:spacing w:after="80" w:line="320"/>
+      </w:pPr>
+      <w:r>
+        <w:t xml:space="preserve">通过备份恢复、异常告警、版本发布与问题工单机制保障系统可运维性。</w:t>
+      </w:r>
+    </w:p>
+    <w:p>
+      <w:pPr>
+        <w:pStyle w:val="Heading2"/>
+      </w:pPr>
+      <w:r>
+        <w:rPr>
+          <w:b/>
+          <w:bCs/>
+        </w:rPr>
+        <w:t xml:space="preserve">(三)支撑资料引用</w:t>
+      </w:r>
+    </w:p>
+    <w:p>
+      <w:pPr>
+        <w:spacing w:after="120" w:line="360"/>
+      </w:pPr>
+      <w:r>
+        <w:t xml:space="preserve">本项目在编制过程中，重点参考并吸收以下支撑资料中的功能描述、业务流程和使用说明：</w:t>
+      </w:r>
+    </w:p>
+    <w:p>
+      <w:pPr>
+        <w:pStyle w:val="ListParagraph"/>
+        <w:numPr>
+          <w:ilvl w:val="0"/>
+          <w:numId w:val="2"/>
+        </w:numPr>
+        <w:spacing w:after="80" w:line="320"/>
+      </w:pPr>
+      <w:r>
+        <w:t xml:space="preserve">原始文件支撑资料/2巡查调度平台PC+小程序/1-1巡查调度系统（PC版）-登记表.doc</w:t>
+      </w:r>
+    </w:p>
+    <w:p>
+      <w:pPr>
+        <w:pStyle w:val="ListParagraph"/>
+        <w:numPr>
+          <w:ilvl w:val="0"/>
+          <w:numId w:val="2"/>
+        </w:numPr>
+        <w:spacing w:after="80" w:line="320"/>
+      </w:pPr>
+      <w:r>
+        <w:t xml:space="preserve">原始文件支撑资料/2巡查调度平台PC+小程序/2-1巡查调度小程序-登记表.doc</w:t>
+      </w:r>
+    </w:p>
+    <w:p>
+      <w:pPr>
+        <w:pStyle w:val="ListParagraph"/>
+        <w:numPr>
+          <w:ilvl w:val="0"/>
+          <w:numId w:val="2"/>
+        </w:numPr>
+        <w:spacing w:after="80" w:line="320"/>
+      </w:pPr>
+      <w:r>
+        <w:t xml:space="preserve">原始文件支撑资料/3基层治理微平台PC+许邻e家小程序/2-1许邻e家-登记表.doc</w:t>
+      </w:r>
+    </w:p>
+    <w:p>
+      <w:pPr>
+        <w:pStyle w:val="ListParagraph"/>
+        <w:numPr>
+          <w:ilvl w:val="0"/>
+          <w:numId w:val="2"/>
+        </w:numPr>
+        <w:spacing w:after="80" w:line="320"/>
+      </w:pPr>
+      <w:r>
+        <w:t xml:space="preserve">原始文件支撑资料/2巡查调度平台PC+小程序/1-3巡查调度系统（PC版）使用手册.docx</w:t>
+      </w:r>
+    </w:p>
+    <w:p>
+      <w:pPr>
+        <w:pStyle w:val="ListParagraph"/>
+        <w:numPr>
+          <w:ilvl w:val="0"/>
+          <w:numId w:val="2"/>
+        </w:numPr>
+        <w:spacing w:after="80" w:line="320"/>
+      </w:pPr>
+      <w:r>
+        <w:t xml:space="preserve">原始文件支撑资料/2巡查调度平台PC+小程序/2-3巡查调度小程序使用手册.docx</w:t>
+      </w:r>
+    </w:p>
+    <w:p>
+      <w:pPr>
+        <w:pStyle w:val="ListParagraph"/>
+        <w:numPr>
+          <w:ilvl w:val="0"/>
+          <w:numId w:val="2"/>
+        </w:numPr>
+        <w:spacing w:after="80" w:line="320"/>
+      </w:pPr>
+      <w:r>
+        <w:t xml:space="preserve">原始文件支撑资料/3基层治理微平台PC+许邻e家小程序/2-3许邻e家-使用手册.docx</w:t>
+      </w:r>
+    </w:p>
+    <w:p>
+      <w:pPr>
+        <w:pStyle w:val="Heading1"/>
+      </w:pPr>
+      <w:r>
+        <w:rPr>
+          <w:b/>
+          <w:bCs/>
+        </w:rPr>
+        <w:t xml:space="preserve">四、主要技术指标和经济指标</w:t>
+      </w:r>
+    </w:p>
+    <w:tbl>
+      <w:tblPr>
+        <w:tblW w:type="pct" w:w="100%"/>
+        <w:tblBorders>
+          <w:top w:val="single" w:color="auto" w:sz="4"/>
+          <w:left w:val="single" w:color="auto" w:sz="4"/>
+          <w:bottom w:val="single" w:color="auto" w:sz="4"/>
+          <w:right w:val="single" w:color="auto" w:sz="4"/>
+          <w:insideH w:val="single" w:color="auto" w:sz="4"/>
+          <w:insideV w:val="single" w:color="auto" w:sz="4"/>
+        </w:tblBorders>
+      </w:tblPr>
+      <w:tblGrid>
+        <w:gridCol w:w="1800"/>
+        <w:gridCol w:w="3600"/>
+        <w:gridCol w:w="3960"/>
+      </w:tblGrid>
+      <w:tr>
+        <w:trPr>
+          <w:cantSplit/>
+        </w:trPr>
+        <w:tc>
+          <w:tcPr>
+            <w:tcW w:type="dxa" w:w="1800"/>
+            <w:tcBorders>
+              <w:top w:val="single" w:color="B7B7B7" w:sz="1"/>
+              <w:left w:val="single" w:color="B7B7B7" w:sz="1"/>
+              <w:bottom w:val="single" w:color="B7B7B7" w:sz="1"/>
+              <w:right w:val="single" w:color="B7B7B7" w:sz="1"/>
+            </w:tcBorders>
+            <w:shd w:fill="D9EAF7" w:val="clear"/>
+            <w:tcMar>
+              <w:top w:type="dxa" w:w="80"/>
+              <w:left w:type="dxa" w:w="120"/>
+              <w:bottom w:type="dxa" w:w="80"/>
+              <w:right w:type="dxa" w:w="120"/>
+            </w:tcMar>
+          </w:tcPr>
+          <w:p>
+            <w:pPr>
+              <w:spacing w:after="60" w:line="280"/>
+            </w:pPr>
+            <w:r>
+              <w:rPr>
+                <w:b/>
+                <w:bCs/>
+              </w:rPr>
+              <w:t xml:space="preserve">指标名称</w:t>
+            </w:r>
+          </w:p>
+        </w:tc>
+        <w:tc>
+          <w:tcPr>
+            <w:tcW w:type="dxa" w:w="3600"/>
+            <w:tcBorders>
+              <w:top w:val="single" w:color="B7B7B7" w:sz="1"/>
+              <w:left w:val="single" w:color="B7B7B7" w:sz="1"/>
+              <w:bottom w:val="single" w:color="B7B7B7" w:sz="1"/>
+              <w:right w:val="single" w:color="B7B7B7" w:sz="1"/>
+            </w:tcBorders>
+            <w:shd w:fill="D9EAF7" w:val="clear"/>
+            <w:tcMar>
+              <w:top w:type="dxa" w:w="80"/>
+              <w:left w:type="dxa" w:w="120"/>
+              <w:bottom w:type="dxa" w:w="80"/>
+              <w:right w:type="dxa" w:w="120"/>
+            </w:tcMar>
+          </w:tcPr>
+          <w:p>
+            <w:pPr>
+              <w:spacing w:after="60" w:line="280"/>
+            </w:pPr>
+            <w:r>
+              <w:rPr>
+                <w:b/>
+                <w:bCs/>
+              </w:rPr>
+              <w:t xml:space="preserve">目标值</w:t>
+            </w:r>
+          </w:p>
+        </w:tc>
+        <w:tc>
+          <w:tcPr>
+            <w:tcW w:type="dxa" w:w="3960"/>
+            <w:tcBorders>
+              <w:top w:val="single" w:color="B7B7B7" w:sz="1"/>
+              <w:left w:val="single" w:color="B7B7B7" w:sz="1"/>
+              <w:bottom w:val="single" w:color="B7B7B7" w:sz="1"/>
+              <w:right w:val="single" w:color="B7B7B7" w:sz="1"/>
+            </w:tcBorders>
+            <w:shd w:fill="D9EAF7" w:val="clear"/>
+            <w:tcMar>
+              <w:top w:type="dxa" w:w="80"/>
+              <w:left w:type="dxa" w:w="120"/>
+              <w:bottom w:type="dxa" w:w="80"/>
+              <w:right w:type="dxa" w:w="120"/>
+            </w:tcMar>
+          </w:tcPr>
+          <w:p>
+            <w:pPr>
+              <w:spacing w:after="60" w:line="280"/>
+            </w:pPr>
+            <w:r>
+              <w:rPr>
+                <w:b/>
+                <w:bCs/>
+              </w:rPr>
+              <w:t xml:space="preserve">指标说明</w:t>
+            </w:r>
+          </w:p>
+        </w:tc>
+      </w:tr>
+      <w:tr>
+        <w:trPr>
+          <w:cantSplit/>
+        </w:trPr>
+        <w:tc>
+          <w:tcPr>
+            <w:tcW w:type="dxa" w:w="1800"/>
+            <w:tcBorders>
+              <w:top w:val="single" w:color="B7B7B7" w:sz="1"/>
+              <w:left w:val="single" w:color="B7B7B7" w:sz="1"/>
+              <w:bottom w:val="single" w:color="B7B7B7" w:sz="1"/>
+              <w:right w:val="single" w:color="B7B7B7" w:sz="1"/>
+            </w:tcBorders>
+            <w:tcMar>
+              <w:top w:type="dxa" w:w="80"/>
+              <w:left w:type="dxa" w:w="120"/>
+              <w:bottom w:type="dxa" w:w="80"/>
+              <w:right w:type="dxa" w:w="120"/>
+            </w:tcMar>
+          </w:tcPr>
+          <w:p>
+            <w:pPr>
+              <w:spacing w:after="60" w:line="280"/>
+            </w:pPr>
+            <w:r>
+              <w:rPr>
+                <w:b w:val="false"/>
+                <w:bCs w:val="false"/>
+              </w:rPr>
+              <w:t xml:space="preserve">系统可用性</w:t>
+            </w:r>
+          </w:p>
+        </w:tc>
+        <w:tc>
+          <w:tcPr>
+            <w:tcW w:type="dxa" w:w="3600"/>
+            <w:tcBorders>
+              <w:top w:val="single" w:color="B7B7B7" w:sz="1"/>
+              <w:left w:val="single" w:color="B7B7B7" w:sz="1"/>
+              <w:bottom w:val="single" w:color="B7B7B7" w:sz="1"/>
+              <w:right w:val="single" w:color="B7B7B7" w:sz="1"/>
+            </w:tcBorders>
+            <w:tcMar>
+              <w:top w:type="dxa" w:w="80"/>
+              <w:left w:type="dxa" w:w="120"/>
+              <w:bottom w:type="dxa" w:w="80"/>
+              <w:right w:type="dxa" w:w="120"/>
+            </w:tcMar>
+          </w:tcPr>
+          <w:p>
+            <w:pPr>
+              <w:spacing w:after="60" w:line="280"/>
+            </w:pPr>
+            <w:r>
+              <w:rPr>
+                <w:b w:val="false"/>
+                <w:bCs w:val="false"/>
+              </w:rPr>
+              <w:t xml:space="preserve">≥99.5%</w:t>
+            </w:r>
+          </w:p>
+        </w:tc>
+        <w:tc>
+          <w:tcPr>
+            <w:tcW w:type="dxa" w:w="3960"/>
+            <w:tcBorders>
+              <w:top w:val="single" w:color="B7B7B7" w:sz="1"/>
+              <w:left w:val="single" w:color="B7B7B7" w:sz="1"/>
+              <w:bottom w:val="single" w:color="B7B7B7" w:sz="1"/>
+              <w:right w:val="single" w:color="B7B7B7" w:sz="1"/>
+            </w:tcBorders>
+            <w:tcMar>
+              <w:top w:type="dxa" w:w="80"/>
+              <w:left w:type="dxa" w:w="120"/>
+              <w:bottom w:type="dxa" w:w="80"/>
+              <w:right w:type="dxa" w:w="120"/>
+            </w:tcMar>
+          </w:tcPr>
+          <w:p>
+            <w:pPr>
+              <w:spacing w:after="60" w:line="280"/>
+            </w:pPr>
+            <w:r>
+              <w:rPr>
+                <w:b w:val="false"/>
+                <w:bCs w:val="false"/>
+              </w:rPr>
+              <w:t xml:space="preserve">保证日常巡查与应急调度连续性</w:t>
+            </w:r>
+          </w:p>
+        </w:tc>
+      </w:tr>
+      <w:tr>
+        <w:trPr>
+          <w:cantSplit/>
+        </w:trPr>
+        <w:tc>
+          <w:tcPr>
+            <w:tcW w:type="dxa" w:w="1800"/>
+            <w:tcBorders>
+              <w:top w:val="single" w:color="B7B7B7" w:sz="1"/>
+              <w:left w:val="single" w:color="B7B7B7" w:sz="1"/>
+              <w:bottom w:val="single" w:color="B7B7B7" w:sz="1"/>
+              <w:right w:val="single" w:color="B7B7B7" w:sz="1"/>
+            </w:tcBorders>
+            <w:tcMar>
+              <w:top w:type="dxa" w:w="80"/>
+              <w:left w:type="dxa" w:w="120"/>
+              <w:bottom w:type="dxa" w:w="80"/>
+              <w:right w:type="dxa" w:w="120"/>
+            </w:tcMar>
+          </w:tcPr>
+          <w:p>
+            <w:pPr>
+              <w:spacing w:after="60" w:line="280"/>
+            </w:pPr>
+            <w:r>
+              <w:rPr>
+                <w:b w:val="false"/>
+                <w:bCs w:val="false"/>
+              </w:rPr>
+              <w:t xml:space="preserve">核心接口平均响应时间</w:t>
+            </w:r>
+          </w:p>
+        </w:tc>
+        <w:tc>
+          <w:tcPr>
+            <w:tcW w:type="dxa" w:w="3600"/>
+            <w:tcBorders>
+              <w:top w:val="single" w:color="B7B7B7" w:sz="1"/>
+              <w:left w:val="single" w:color="B7B7B7" w:sz="1"/>
+              <w:bottom w:val="single" w:color="B7B7B7" w:sz="1"/>
+              <w:right w:val="single" w:color="B7B7B7" w:sz="1"/>
+            </w:tcBorders>
+            <w:tcMar>
+              <w:top w:type="dxa" w:w="80"/>
+              <w:left w:type="dxa" w:w="120"/>
+              <w:bottom w:type="dxa" w:w="80"/>
+              <w:right w:type="dxa" w:w="120"/>
+            </w:tcMar>
+          </w:tcPr>
+          <w:p>
+            <w:pPr>
+              <w:spacing w:after="60" w:line="280"/>
+            </w:pPr>
+            <w:r>
+              <w:rPr>
+                <w:b w:val="false"/>
+                <w:bCs w:val="false"/>
+              </w:rPr>
+              <w:t xml:space="preserve">≤500ms</w:t>
+            </w:r>
+          </w:p>
+        </w:tc>
+        <w:tc>
+          <w:tcPr>
+            <w:tcW w:type="dxa" w:w="3960"/>
+            <w:tcBorders>
+              <w:top w:val="single" w:color="B7B7B7" w:sz="1"/>
+              <w:left w:val="single" w:color="B7B7B7" w:sz="1"/>
+              <w:bottom w:val="single" w:color="B7B7B7" w:sz="1"/>
+              <w:right w:val="single" w:color="B7B7B7" w:sz="1"/>
+            </w:tcBorders>
+            <w:tcMar>
+              <w:top w:type="dxa" w:w="80"/>
+              <w:left w:type="dxa" w:w="120"/>
+              <w:bottom w:type="dxa" w:w="80"/>
+              <w:right w:type="dxa" w:w="120"/>
+            </w:tcMar>
+          </w:tcPr>
+          <w:p>
+            <w:pPr>
+              <w:spacing w:after="60" w:line="280"/>
+            </w:pPr>
+            <w:r>
+              <w:rPr>
+                <w:b w:val="false"/>
+                <w:bCs w:val="false"/>
+              </w:rPr>
+              <w:t xml:space="preserve">满足后台查询、任务下发、统计分析场景</w:t>
+            </w:r>
+          </w:p>
+        </w:tc>
+      </w:tr>
+      <w:tr>
+        <w:trPr>
+          <w:cantSplit/>
+        </w:trPr>
+        <w:tc>
+          <w:tcPr>
+            <w:tcW w:type="dxa" w:w="1800"/>
+            <w:tcBorders>
+              <w:top w:val="single" w:color="B7B7B7" w:sz="1"/>
+              <w:left w:val="single" w:color="B7B7B7" w:sz="1"/>
+              <w:bottom w:val="single" w:color="B7B7B7" w:sz="1"/>
+              <w:right w:val="single" w:color="B7B7B7" w:sz="1"/>
+            </w:tcBorders>
+            <w:tcMar>
+              <w:top w:type="dxa" w:w="80"/>
+              <w:left w:type="dxa" w:w="120"/>
+              <w:bottom w:type="dxa" w:w="80"/>
+              <w:right w:type="dxa" w:w="120"/>
+            </w:tcMar>
+          </w:tcPr>
+          <w:p>
+            <w:pPr>
+              <w:spacing w:after="60" w:line="280"/>
+            </w:pPr>
+            <w:r>
+              <w:rPr>
+                <w:b w:val="false"/>
+                <w:bCs w:val="false"/>
+              </w:rPr>
+              <w:t xml:space="preserve">移动端任务反馈时效</w:t>
+            </w:r>
+          </w:p>
+        </w:tc>
+        <w:tc>
+          <w:tcPr>
+            <w:tcW w:type="dxa" w:w="3600"/>
+            <w:tcBorders>
+              <w:top w:val="single" w:color="B7B7B7" w:sz="1"/>
+              <w:left w:val="single" w:color="B7B7B7" w:sz="1"/>
+              <w:bottom w:val="single" w:color="B7B7B7" w:sz="1"/>
+              <w:right w:val="single" w:color="B7B7B7" w:sz="1"/>
+            </w:tcBorders>
+            <w:tcMar>
+              <w:top w:type="dxa" w:w="80"/>
+              <w:left w:type="dxa" w:w="120"/>
+              <w:bottom w:type="dxa" w:w="80"/>
+              <w:right w:type="dxa" w:w="120"/>
+            </w:tcMar>
+          </w:tcPr>
+          <w:p>
+            <w:pPr>
+              <w:spacing w:after="60" w:line="280"/>
+            </w:pPr>
+            <w:r>
+              <w:rPr>
+                <w:b w:val="false"/>
+                <w:bCs w:val="false"/>
+              </w:rPr>
+              <w:t xml:space="preserve">≤3分钟完成状态同步</w:t>
+            </w:r>
+          </w:p>
+        </w:tc>
+        <w:tc>
+          <w:tcPr>
+            <w:tcW w:type="dxa" w:w="3960"/>
+            <w:tcBorders>
+              <w:top w:val="single" w:color="B7B7B7" w:sz="1"/>
+              <w:left w:val="single" w:color="B7B7B7" w:sz="1"/>
+              <w:bottom w:val="single" w:color="B7B7B7" w:sz="1"/>
+              <w:right w:val="single" w:color="B7B7B7" w:sz="1"/>
+            </w:tcBorders>
+            <w:tcMar>
+              <w:top w:type="dxa" w:w="80"/>
+              <w:left w:type="dxa" w:w="120"/>
+              <w:bottom w:type="dxa" w:w="80"/>
+              <w:right w:type="dxa" w:w="120"/>
+            </w:tcMar>
+          </w:tcPr>
+          <w:p>
+            <w:pPr>
+              <w:spacing w:after="60" w:line="280"/>
+            </w:pPr>
+            <w:r>
+              <w:rPr>
+                <w:b w:val="false"/>
+                <w:bCs w:val="false"/>
+              </w:rPr>
+              <w:t xml:space="preserve">保障现场与后台信息一致</w:t>
+            </w:r>
+          </w:p>
+        </w:tc>
+      </w:tr>
+      <w:tr>
+        <w:trPr>
+          <w:cantSplit/>
+        </w:trPr>
+        <w:tc>
+          <w:tcPr>
+            <w:tcW w:type="dxa" w:w="1800"/>
+            <w:tcBorders>
+              <w:top w:val="single" w:color="B7B7B7" w:sz="1"/>
+              <w:left w:val="single" w:color="B7B7B7" w:sz="1"/>
+              <w:bottom w:val="single" w:color="B7B7B7" w:sz="1"/>
+              <w:right w:val="single" w:color="B7B7B7" w:sz="1"/>
+            </w:tcBorders>
+            <w:tcMar>
+              <w:top w:type="dxa" w:w="80"/>
+              <w:left w:type="dxa" w:w="120"/>
+              <w:bottom w:type="dxa" w:w="80"/>
+              <w:right w:type="dxa" w:w="120"/>
+            </w:tcMar>
+          </w:tcPr>
+          <w:p>
+            <w:pPr>
+              <w:spacing w:after="60" w:line="280"/>
+            </w:pPr>
+            <w:r>
+              <w:rPr>
+                <w:b w:val="false"/>
+                <w:bCs w:val="false"/>
+              </w:rPr>
+              <w:t xml:space="preserve">数据正确率</w:t>
+            </w:r>
+          </w:p>
+        </w:tc>
+        <w:tc>
+          <w:tcPr>
+            <w:tcW w:type="dxa" w:w="3600"/>
+            <w:tcBorders>
+              <w:top w:val="single" w:color="B7B7B7" w:sz="1"/>
+              <w:left w:val="single" w:color="B7B7B7" w:sz="1"/>
+              <w:bottom w:val="single" w:color="B7B7B7" w:sz="1"/>
+              <w:right w:val="single" w:color="B7B7B7" w:sz="1"/>
+            </w:tcBorders>
+            <w:tcMar>
+              <w:top w:type="dxa" w:w="80"/>
+              <w:left w:type="dxa" w:w="120"/>
+              <w:bottom w:type="dxa" w:w="80"/>
+              <w:right w:type="dxa" w:w="120"/>
+            </w:tcMar>
+          </w:tcPr>
+          <w:p>
+            <w:pPr>
+              <w:spacing w:after="60" w:line="280"/>
+            </w:pPr>
+            <w:r>
+              <w:rPr>
+                <w:b w:val="false"/>
+                <w:bCs w:val="false"/>
+              </w:rPr>
+              <w:t xml:space="preserve">≥99%</w:t>
+            </w:r>
+          </w:p>
+        </w:tc>
+        <w:tc>
+          <w:tcPr>
+            <w:tcW w:type="dxa" w:w="3960"/>
+            <w:tcBorders>
+              <w:top w:val="single" w:color="B7B7B7" w:sz="1"/>
+              <w:left w:val="single" w:color="B7B7B7" w:sz="1"/>
+              <w:bottom w:val="single" w:color="B7B7B7" w:sz="1"/>
+              <w:right w:val="single" w:color="B7B7B7" w:sz="1"/>
+            </w:tcBorders>
+            <w:tcMar>
+              <w:top w:type="dxa" w:w="80"/>
+              <w:left w:type="dxa" w:w="120"/>
+              <w:bottom w:type="dxa" w:w="80"/>
+              <w:right w:type="dxa" w:w="120"/>
+            </w:tcMar>
+          </w:tcPr>
+          <w:p>
+            <w:pPr>
+              <w:spacing w:after="60" w:line="280"/>
+            </w:pPr>
+            <w:r>
+              <w:rPr>
+                <w:b w:val="false"/>
+                <w:bCs w:val="false"/>
+              </w:rPr>
+              <w:t xml:space="preserve">通过表单校验、日志追踪、二次审核机制保障</w:t>
+            </w:r>
+          </w:p>
+        </w:tc>
+      </w:tr>
+      <w:tr>
+        <w:trPr>
+          <w:cantSplit/>
+        </w:trPr>
+        <w:tc>
+          <w:tcPr>
+            <w:tcW w:type="dxa" w:w="1800"/>
+            <w:tcBorders>
+              <w:top w:val="single" w:color="B7B7B7" w:sz="1"/>
+              <w:left w:val="single" w:color="B7B7B7" w:sz="1"/>
+              <w:bottom w:val="single" w:color="B7B7B7" w:sz="1"/>
+              <w:right w:val="single" w:color="B7B7B7" w:sz="1"/>
+            </w:tcBorders>
+            <w:tcMar>
+              <w:top w:type="dxa" w:w="80"/>
+              <w:left w:type="dxa" w:w="120"/>
+              <w:bottom w:type="dxa" w:w="80"/>
+              <w:right w:type="dxa" w:w="120"/>
+            </w:tcMar>
+          </w:tcPr>
+          <w:p>
+            <w:pPr>
+              <w:spacing w:after="60" w:line="280"/>
+            </w:pPr>
+            <w:r>
+              <w:rPr>
+                <w:b w:val="false"/>
+                <w:bCs w:val="false"/>
+              </w:rPr>
+              <w:t xml:space="preserve">单日处理能力</w:t>
+            </w:r>
+          </w:p>
+        </w:tc>
+        <w:tc>
+          <w:tcPr>
+            <w:tcW w:type="dxa" w:w="3600"/>
+            <w:tcBorders>
+              <w:top w:val="single" w:color="B7B7B7" w:sz="1"/>
+              <w:left w:val="single" w:color="B7B7B7" w:sz="1"/>
+              <w:bottom w:val="single" w:color="B7B7B7" w:sz="1"/>
+              <w:right w:val="single" w:color="B7B7B7" w:sz="1"/>
+            </w:tcBorders>
+            <w:tcMar>
+              <w:top w:type="dxa" w:w="80"/>
+              <w:left w:type="dxa" w:w="120"/>
+              <w:bottom w:type="dxa" w:w="80"/>
+              <w:right w:type="dxa" w:w="120"/>
+            </w:tcMar>
+          </w:tcPr>
+          <w:p>
+            <w:pPr>
+              <w:spacing w:after="60" w:line="280"/>
+            </w:pPr>
+            <w:r>
+              <w:rPr>
+                <w:b w:val="false"/>
+                <w:bCs w:val="false"/>
+              </w:rPr>
+              <w:t xml:space="preserve">≥5000条业务记录</w:t>
+            </w:r>
+          </w:p>
+        </w:tc>
+        <w:tc>
+          <w:tcPr>
+            <w:tcW w:type="dxa" w:w="3960"/>
+            <w:tcBorders>
+              <w:top w:val="single" w:color="B7B7B7" w:sz="1"/>
+              <w:left w:val="single" w:color="B7B7B7" w:sz="1"/>
+              <w:bottom w:val="single" w:color="B7B7B7" w:sz="1"/>
+              <w:right w:val="single" w:color="B7B7B7" w:sz="1"/>
+            </w:tcBorders>
+            <w:tcMar>
+              <w:top w:type="dxa" w:w="80"/>
+              <w:left w:type="dxa" w:w="120"/>
+              <w:bottom w:type="dxa" w:w="80"/>
+              <w:right w:type="dxa" w:w="120"/>
+            </w:tcMar>
+          </w:tcPr>
+          <w:p>
+            <w:pPr>
+              <w:spacing w:after="60" w:line="280"/>
+            </w:pPr>
+            <w:r>
+              <w:rPr>
+                <w:b w:val="false"/>
+                <w:bCs w:val="false"/>
+              </w:rPr>
+              <w:t xml:space="preserve">满足高频巡查与任务反馈需求</w:t>
+            </w:r>
+          </w:p>
+        </w:tc>
+      </w:tr>
+    </w:tbl>
+    <w:p>
+      <w:pPr>
+        <w:spacing w:after="120" w:line="360"/>
+      </w:pPr>
+      <w:r>
+        <w:t xml:space="preserve">经济指标方面，项目预算总额为 50.00 万元。项目完成后可形成标准化软件成果、交付资料和运维服务能力，并为后续同类项目复制推广、运维续费和升级优化提供基础。</w:t>
+      </w:r>
+    </w:p>
+    <w:p>
+      <w:pPr>
+        <w:pStyle w:val="Heading1"/>
+      </w:pPr>
+      <w:r>
+        <w:rPr>
+          <w:b/>
+          <w:bCs/>
+        </w:rPr>
+        <w:t xml:space="preserve">五、组织实施与条件保障</w:t>
+      </w:r>
+    </w:p>
+    <w:p>
+      <w:pPr>
+        <w:pStyle w:val="Heading2"/>
+      </w:pPr>
+      <w:r>
+        <w:rPr>
+          <w:b/>
+          <w:bCs/>
+        </w:rPr>
+        <w:t xml:space="preserve">(一)组织保障</w:t>
+      </w:r>
+    </w:p>
+    <w:p>
+      <w:pPr>
+        <w:spacing w:after="120" w:line="360"/>
+      </w:pPr>
+      <w:r>
+        <w:t xml:space="preserve">公司已建立较为完善的研发组织管理制度、研发费用辅助账制度、测试管理制度和版本发布流程。项目实施过程中，由项目负责人统筹需求、计划、资源、进度和风险，研发、测试、UI、实施与运维人员协同推进。</w:t>
+      </w:r>
+    </w:p>
+    <w:p>
+      <w:pPr>
+        <w:pStyle w:val="Heading2"/>
+      </w:pPr>
+      <w:r>
+        <w:rPr>
+          <w:b/>
+          <w:bCs/>
+        </w:rPr>
+        <w:t xml:space="preserve">(二)人员分工</w:t>
       </w:r>
     </w:p>
     <w:tbl>
@@ -375,11 +1474,11 @@
       </w:tblPr>
       <w:tblGrid>
         <w:gridCol w:w="900"/>
-        <w:gridCol w:w="1100"/>
+        <w:gridCol w:w="1000"/>
         <w:gridCol w:w="900"/>
         <w:gridCol w:w="1400"/>
-        <w:gridCol w:w="2800"/>
-        <w:gridCol w:w="2260"/>
+        <w:gridCol w:w="2600"/>
+        <w:gridCol w:w="2560"/>
       </w:tblGrid>
       <w:tr>
         <w:trPr>
@@ -389,20 +1488,23 @@
           <w:tcPr>
             <w:tcW w:type="dxa" w:w="900"/>
             <w:tcBorders>
-              <w:top w:val="single" w:color="CCCCCC" w:sz="1"/>
-              <w:left w:val="single" w:color="CCCCCC" w:sz="1"/>
-              <w:bottom w:val="single" w:color="CCCCCC" w:sz="1"/>
-              <w:right w:val="single" w:color="CCCCCC" w:sz="1"/>
-            </w:tcBorders>
-            <w:shd w:fill="D5E8F0" w:val="clear"/>
-            <w:tcMar>
-              <w:top w:type="dxa" w:w="80"/>
-              <w:left w:type="dxa" w:w="120"/>
-              <w:bottom w:type="dxa" w:w="80"/>
-              <w:right w:type="dxa" w:w="120"/>
-            </w:tcMar>
-          </w:tcPr>
-          <w:p>
+              <w:top w:val="single" w:color="B7B7B7" w:sz="1"/>
+              <w:left w:val="single" w:color="B7B7B7" w:sz="1"/>
+              <w:bottom w:val="single" w:color="B7B7B7" w:sz="1"/>
+              <w:right w:val="single" w:color="B7B7B7" w:sz="1"/>
+            </w:tcBorders>
+            <w:shd w:fill="D9EAF7" w:val="clear"/>
+            <w:tcMar>
+              <w:top w:type="dxa" w:w="80"/>
+              <w:left w:type="dxa" w:w="120"/>
+              <w:bottom w:type="dxa" w:w="80"/>
+              <w:right w:type="dxa" w:w="120"/>
+            </w:tcMar>
+          </w:tcPr>
+          <w:p>
+            <w:pPr>
+              <w:spacing w:after="60" w:line="280"/>
+            </w:pPr>
             <w:r>
               <w:rPr>
                 <w:b/>
@@ -414,22 +1516,25 @@
         </w:tc>
         <w:tc>
           <w:tcPr>
-            <w:tcW w:type="dxa" w:w="1100"/>
-            <w:tcBorders>
-              <w:top w:val="single" w:color="CCCCCC" w:sz="1"/>
-              <w:left w:val="single" w:color="CCCCCC" w:sz="1"/>
-              <w:bottom w:val="single" w:color="CCCCCC" w:sz="1"/>
-              <w:right w:val="single" w:color="CCCCCC" w:sz="1"/>
-            </w:tcBorders>
-            <w:shd w:fill="D5E8F0" w:val="clear"/>
-            <w:tcMar>
-              <w:top w:type="dxa" w:w="80"/>
-              <w:left w:type="dxa" w:w="120"/>
-              <w:bottom w:type="dxa" w:w="80"/>
-              <w:right w:type="dxa" w:w="120"/>
-            </w:tcMar>
-          </w:tcPr>
-          <w:p>
+            <w:tcW w:type="dxa" w:w="1000"/>
+            <w:tcBorders>
+              <w:top w:val="single" w:color="B7B7B7" w:sz="1"/>
+              <w:left w:val="single" w:color="B7B7B7" w:sz="1"/>
+              <w:bottom w:val="single" w:color="B7B7B7" w:sz="1"/>
+              <w:right w:val="single" w:color="B7B7B7" w:sz="1"/>
+            </w:tcBorders>
+            <w:shd w:fill="D9EAF7" w:val="clear"/>
+            <w:tcMar>
+              <w:top w:type="dxa" w:w="80"/>
+              <w:left w:type="dxa" w:w="120"/>
+              <w:bottom w:type="dxa" w:w="80"/>
+              <w:right w:type="dxa" w:w="120"/>
+            </w:tcMar>
+          </w:tcPr>
+          <w:p>
+            <w:pPr>
+              <w:spacing w:after="60" w:line="280"/>
+            </w:pPr>
             <w:r>
               <w:rPr>
                 <w:b/>
@@ -443,20 +1548,23 @@
           <w:tcPr>
             <w:tcW w:type="dxa" w:w="900"/>
             <w:tcBorders>
-              <w:top w:val="single" w:color="CCCCCC" w:sz="1"/>
-              <w:left w:val="single" w:color="CCCCCC" w:sz="1"/>
-              <w:bottom w:val="single" w:color="CCCCCC" w:sz="1"/>
-              <w:right w:val="single" w:color="CCCCCC" w:sz="1"/>
-            </w:tcBorders>
-            <w:shd w:fill="D5E8F0" w:val="clear"/>
-            <w:tcMar>
-              <w:top w:type="dxa" w:w="80"/>
-              <w:left w:type="dxa" w:w="120"/>
-              <w:bottom w:type="dxa" w:w="80"/>
-              <w:right w:type="dxa" w:w="120"/>
-            </w:tcMar>
-          </w:tcPr>
-          <w:p>
+              <w:top w:val="single" w:color="B7B7B7" w:sz="1"/>
+              <w:left w:val="single" w:color="B7B7B7" w:sz="1"/>
+              <w:bottom w:val="single" w:color="B7B7B7" w:sz="1"/>
+              <w:right w:val="single" w:color="B7B7B7" w:sz="1"/>
+            </w:tcBorders>
+            <w:shd w:fill="D9EAF7" w:val="clear"/>
+            <w:tcMar>
+              <w:top w:type="dxa" w:w="80"/>
+              <w:left w:type="dxa" w:w="120"/>
+              <w:bottom w:type="dxa" w:w="80"/>
+              <w:right w:type="dxa" w:w="120"/>
+            </w:tcMar>
+          </w:tcPr>
+          <w:p>
+            <w:pPr>
+              <w:spacing w:after="60" w:line="280"/>
+            </w:pPr>
             <w:r>
               <w:rPr>
                 <w:b/>
@@ -470,20 +1578,23 @@
           <w:tcPr>
             <w:tcW w:type="dxa" w:w="1400"/>
             <w:tcBorders>
-              <w:top w:val="single" w:color="CCCCCC" w:sz="1"/>
-              <w:left w:val="single" w:color="CCCCCC" w:sz="1"/>
-              <w:bottom w:val="single" w:color="CCCCCC" w:sz="1"/>
-              <w:right w:val="single" w:color="CCCCCC" w:sz="1"/>
-            </w:tcBorders>
-            <w:shd w:fill="D5E8F0" w:val="clear"/>
-            <w:tcMar>
-              <w:top w:type="dxa" w:w="80"/>
-              <w:left w:type="dxa" w:w="120"/>
-              <w:bottom w:type="dxa" w:w="80"/>
-              <w:right w:type="dxa" w:w="120"/>
-            </w:tcMar>
-          </w:tcPr>
-          <w:p>
+              <w:top w:val="single" w:color="B7B7B7" w:sz="1"/>
+              <w:left w:val="single" w:color="B7B7B7" w:sz="1"/>
+              <w:bottom w:val="single" w:color="B7B7B7" w:sz="1"/>
+              <w:right w:val="single" w:color="B7B7B7" w:sz="1"/>
+            </w:tcBorders>
+            <w:shd w:fill="D9EAF7" w:val="clear"/>
+            <w:tcMar>
+              <w:top w:type="dxa" w:w="80"/>
+              <w:left w:type="dxa" w:w="120"/>
+              <w:bottom w:type="dxa" w:w="80"/>
+              <w:right w:type="dxa" w:w="120"/>
+            </w:tcMar>
+          </w:tcPr>
+          <w:p>
+            <w:pPr>
+              <w:spacing w:after="60" w:line="280"/>
+            </w:pPr>
             <w:r>
               <w:rPr>
                 <w:b/>
@@ -495,22 +1606,25 @@
         </w:tc>
         <w:tc>
           <w:tcPr>
-            <w:tcW w:type="dxa" w:w="2800"/>
-            <w:tcBorders>
-              <w:top w:val="single" w:color="CCCCCC" w:sz="1"/>
-              <w:left w:val="single" w:color="CCCCCC" w:sz="1"/>
-              <w:bottom w:val="single" w:color="CCCCCC" w:sz="1"/>
-              <w:right w:val="single" w:color="CCCCCC" w:sz="1"/>
-            </w:tcBorders>
-            <w:shd w:fill="D5E8F0" w:val="clear"/>
-            <w:tcMar>
-              <w:top w:type="dxa" w:w="80"/>
-              <w:left w:type="dxa" w:w="120"/>
-              <w:bottom w:type="dxa" w:w="80"/>
-              <w:right w:type="dxa" w:w="120"/>
-            </w:tcMar>
-          </w:tcPr>
-          <w:p>
+            <w:tcW w:type="dxa" w:w="2600"/>
+            <w:tcBorders>
+              <w:top w:val="single" w:color="B7B7B7" w:sz="1"/>
+              <w:left w:val="single" w:color="B7B7B7" w:sz="1"/>
+              <w:bottom w:val="single" w:color="B7B7B7" w:sz="1"/>
+              <w:right w:val="single" w:color="B7B7B7" w:sz="1"/>
+            </w:tcBorders>
+            <w:shd w:fill="D9EAF7" w:val="clear"/>
+            <w:tcMar>
+              <w:top w:type="dxa" w:w="80"/>
+              <w:left w:type="dxa" w:w="120"/>
+              <w:bottom w:type="dxa" w:w="80"/>
+              <w:right w:type="dxa" w:w="120"/>
+            </w:tcMar>
+          </w:tcPr>
+          <w:p>
+            <w:pPr>
+              <w:spacing w:after="60" w:line="280"/>
+            </w:pPr>
             <w:r>
               <w:rPr>
                 <w:b/>
@@ -522,22 +1636,25 @@
         </w:tc>
         <w:tc>
           <w:tcPr>
-            <w:tcW w:type="dxa" w:w="2260"/>
-            <w:tcBorders>
-              <w:top w:val="single" w:color="CCCCCC" w:sz="1"/>
-              <w:left w:val="single" w:color="CCCCCC" w:sz="1"/>
-              <w:bottom w:val="single" w:color="CCCCCC" w:sz="1"/>
-              <w:right w:val="single" w:color="CCCCCC" w:sz="1"/>
-            </w:tcBorders>
-            <w:shd w:fill="D5E8F0" w:val="clear"/>
-            <w:tcMar>
-              <w:top w:type="dxa" w:w="80"/>
-              <w:left w:type="dxa" w:w="120"/>
-              <w:bottom w:type="dxa" w:w="80"/>
-              <w:right w:type="dxa" w:w="120"/>
-            </w:tcMar>
-          </w:tcPr>
-          <w:p>
+            <w:tcW w:type="dxa" w:w="2560"/>
+            <w:tcBorders>
+              <w:top w:val="single" w:color="B7B7B7" w:sz="1"/>
+              <w:left w:val="single" w:color="B7B7B7" w:sz="1"/>
+              <w:bottom w:val="single" w:color="B7B7B7" w:sz="1"/>
+              <w:right w:val="single" w:color="B7B7B7" w:sz="1"/>
+            </w:tcBorders>
+            <w:shd w:fill="D9EAF7" w:val="clear"/>
+            <w:tcMar>
+              <w:top w:type="dxa" w:w="80"/>
+              <w:left w:type="dxa" w:w="120"/>
+              <w:bottom w:type="dxa" w:w="80"/>
+              <w:right w:type="dxa" w:w="120"/>
+            </w:tcMar>
+          </w:tcPr>
+          <w:p>
+            <w:pPr>
+              <w:spacing w:after="60" w:line="280"/>
+            </w:pPr>
             <w:r>
               <w:rPr>
                 <w:b/>
@@ -556,19 +1673,22 @@
           <w:tcPr>
             <w:tcW w:type="dxa" w:w="900"/>
             <w:tcBorders>
-              <w:top w:val="single" w:color="CCCCCC" w:sz="1"/>
-              <w:left w:val="single" w:color="CCCCCC" w:sz="1"/>
-              <w:bottom w:val="single" w:color="CCCCCC" w:sz="1"/>
-              <w:right w:val="single" w:color="CCCCCC" w:sz="1"/>
-            </w:tcBorders>
-            <w:tcMar>
-              <w:top w:type="dxa" w:w="80"/>
-              <w:left w:type="dxa" w:w="120"/>
-              <w:bottom w:type="dxa" w:w="80"/>
-              <w:right w:type="dxa" w:w="120"/>
-            </w:tcMar>
-          </w:tcPr>
-          <w:p>
+              <w:top w:val="single" w:color="B7B7B7" w:sz="1"/>
+              <w:left w:val="single" w:color="B7B7B7" w:sz="1"/>
+              <w:bottom w:val="single" w:color="B7B7B7" w:sz="1"/>
+              <w:right w:val="single" w:color="B7B7B7" w:sz="1"/>
+            </w:tcBorders>
+            <w:tcMar>
+              <w:top w:type="dxa" w:w="80"/>
+              <w:left w:type="dxa" w:w="120"/>
+              <w:bottom w:type="dxa" w:w="80"/>
+              <w:right w:type="dxa" w:w="120"/>
+            </w:tcMar>
+          </w:tcPr>
+          <w:p>
+            <w:pPr>
+              <w:spacing w:after="60" w:line="280"/>
+            </w:pPr>
             <w:r>
               <w:rPr>
                 <w:b w:val="false"/>
@@ -580,21 +1700,24 @@
         </w:tc>
         <w:tc>
           <w:tcPr>
-            <w:tcW w:type="dxa" w:w="1100"/>
-            <w:tcBorders>
-              <w:top w:val="single" w:color="CCCCCC" w:sz="1"/>
-              <w:left w:val="single" w:color="CCCCCC" w:sz="1"/>
-              <w:bottom w:val="single" w:color="CCCCCC" w:sz="1"/>
-              <w:right w:val="single" w:color="CCCCCC" w:sz="1"/>
-            </w:tcBorders>
-            <w:tcMar>
-              <w:top w:type="dxa" w:w="80"/>
-              <w:left w:type="dxa" w:w="120"/>
-              <w:bottom w:type="dxa" w:w="80"/>
-              <w:right w:type="dxa" w:w="120"/>
-            </w:tcMar>
-          </w:tcPr>
-          <w:p>
+            <w:tcW w:type="dxa" w:w="1000"/>
+            <w:tcBorders>
+              <w:top w:val="single" w:color="B7B7B7" w:sz="1"/>
+              <w:left w:val="single" w:color="B7B7B7" w:sz="1"/>
+              <w:bottom w:val="single" w:color="B7B7B7" w:sz="1"/>
+              <w:right w:val="single" w:color="B7B7B7" w:sz="1"/>
+            </w:tcBorders>
+            <w:tcMar>
+              <w:top w:type="dxa" w:w="80"/>
+              <w:left w:type="dxa" w:w="120"/>
+              <w:bottom w:type="dxa" w:w="80"/>
+              <w:right w:type="dxa" w:w="120"/>
+            </w:tcMar>
+          </w:tcPr>
+          <w:p>
+            <w:pPr>
+              <w:spacing w:after="60" w:line="280"/>
+            </w:pPr>
             <w:r>
               <w:rPr>
                 <w:b w:val="false"/>
@@ -608,19 +1731,22 @@
           <w:tcPr>
             <w:tcW w:type="dxa" w:w="900"/>
             <w:tcBorders>
-              <w:top w:val="single" w:color="CCCCCC" w:sz="1"/>
-              <w:left w:val="single" w:color="CCCCCC" w:sz="1"/>
-              <w:bottom w:val="single" w:color="CCCCCC" w:sz="1"/>
-              <w:right w:val="single" w:color="CCCCCC" w:sz="1"/>
-            </w:tcBorders>
-            <w:tcMar>
-              <w:top w:type="dxa" w:w="80"/>
-              <w:left w:type="dxa" w:w="120"/>
-              <w:bottom w:type="dxa" w:w="80"/>
-              <w:right w:type="dxa" w:w="120"/>
-            </w:tcMar>
-          </w:tcPr>
-          <w:p>
+              <w:top w:val="single" w:color="B7B7B7" w:sz="1"/>
+              <w:left w:val="single" w:color="B7B7B7" w:sz="1"/>
+              <w:bottom w:val="single" w:color="B7B7B7" w:sz="1"/>
+              <w:right w:val="single" w:color="B7B7B7" w:sz="1"/>
+            </w:tcBorders>
+            <w:tcMar>
+              <w:top w:type="dxa" w:w="80"/>
+              <w:left w:type="dxa" w:w="120"/>
+              <w:bottom w:type="dxa" w:w="80"/>
+              <w:right w:type="dxa" w:w="120"/>
+            </w:tcMar>
+          </w:tcPr>
+          <w:p>
+            <w:pPr>
+              <w:spacing w:after="60" w:line="280"/>
+            </w:pPr>
             <w:r>
               <w:rPr>
                 <w:b w:val="false"/>
@@ -634,19 +1760,22 @@
           <w:tcPr>
             <w:tcW w:type="dxa" w:w="1400"/>
             <w:tcBorders>
-              <w:top w:val="single" w:color="CCCCCC" w:sz="1"/>
-              <w:left w:val="single" w:color="CCCCCC" w:sz="1"/>
-              <w:bottom w:val="single" w:color="CCCCCC" w:sz="1"/>
-              <w:right w:val="single" w:color="CCCCCC" w:sz="1"/>
-            </w:tcBorders>
-            <w:tcMar>
-              <w:top w:type="dxa" w:w="80"/>
-              <w:left w:type="dxa" w:w="120"/>
-              <w:bottom w:type="dxa" w:w="80"/>
-              <w:right w:type="dxa" w:w="120"/>
-            </w:tcMar>
-          </w:tcPr>
-          <w:p>
+              <w:top w:val="single" w:color="B7B7B7" w:sz="1"/>
+              <w:left w:val="single" w:color="B7B7B7" w:sz="1"/>
+              <w:bottom w:val="single" w:color="B7B7B7" w:sz="1"/>
+              <w:right w:val="single" w:color="B7B7B7" w:sz="1"/>
+            </w:tcBorders>
+            <w:tcMar>
+              <w:top w:type="dxa" w:w="80"/>
+              <w:left w:type="dxa" w:w="120"/>
+              <w:bottom w:type="dxa" w:w="80"/>
+              <w:right w:type="dxa" w:w="120"/>
+            </w:tcMar>
+          </w:tcPr>
+          <w:p>
+            <w:pPr>
+              <w:spacing w:after="60" w:line="280"/>
+            </w:pPr>
             <w:r>
               <w:rPr>
                 <w:b w:val="false"/>
@@ -658,21 +1787,24 @@
         </w:tc>
         <w:tc>
           <w:tcPr>
-            <w:tcW w:type="dxa" w:w="2800"/>
-            <w:tcBorders>
-              <w:top w:val="single" w:color="CCCCCC" w:sz="1"/>
-              <w:left w:val="single" w:color="CCCCCC" w:sz="1"/>
-              <w:bottom w:val="single" w:color="CCCCCC" w:sz="1"/>
-              <w:right w:val="single" w:color="CCCCCC" w:sz="1"/>
-            </w:tcBorders>
-            <w:tcMar>
-              <w:top w:type="dxa" w:w="80"/>
-              <w:left w:type="dxa" w:w="120"/>
-              <w:bottom w:type="dxa" w:w="80"/>
-              <w:right w:type="dxa" w:w="120"/>
-            </w:tcMar>
-          </w:tcPr>
-          <w:p>
+            <w:tcW w:type="dxa" w:w="2600"/>
+            <w:tcBorders>
+              <w:top w:val="single" w:color="B7B7B7" w:sz="1"/>
+              <w:left w:val="single" w:color="B7B7B7" w:sz="1"/>
+              <w:bottom w:val="single" w:color="B7B7B7" w:sz="1"/>
+              <w:right w:val="single" w:color="B7B7B7" w:sz="1"/>
+            </w:tcBorders>
+            <w:tcMar>
+              <w:top w:type="dxa" w:w="80"/>
+              <w:left w:type="dxa" w:w="120"/>
+              <w:bottom w:type="dxa" w:w="80"/>
+              <w:right w:type="dxa" w:w="120"/>
+            </w:tcMar>
+          </w:tcPr>
+          <w:p>
+            <w:pPr>
+              <w:spacing w:after="60" w:line="280"/>
+            </w:pPr>
             <w:r>
               <w:rPr>
                 <w:b w:val="false"/>
@@ -684,27 +1816,30 @@
         </w:tc>
         <w:tc>
           <w:tcPr>
-            <w:tcW w:type="dxa" w:w="2260"/>
-            <w:tcBorders>
-              <w:top w:val="single" w:color="CCCCCC" w:sz="1"/>
-              <w:left w:val="single" w:color="CCCCCC" w:sz="1"/>
-              <w:bottom w:val="single" w:color="CCCCCC" w:sz="1"/>
-              <w:right w:val="single" w:color="CCCCCC" w:sz="1"/>
-            </w:tcBorders>
-            <w:tcMar>
-              <w:top w:type="dxa" w:w="80"/>
-              <w:left w:type="dxa" w:w="120"/>
-              <w:bottom w:type="dxa" w:w="80"/>
-              <w:right w:type="dxa" w:w="120"/>
-            </w:tcMar>
-          </w:tcPr>
-          <w:p>
-            <w:r>
-              <w:rPr>
-                <w:b w:val="false"/>
-                <w:bCs w:val="false"/>
-              </w:rPr>
-              <w:t xml:space="preserve">项目研发工作</w:t>
+            <w:tcW w:type="dxa" w:w="2560"/>
+            <w:tcBorders>
+              <w:top w:val="single" w:color="B7B7B7" w:sz="1"/>
+              <w:left w:val="single" w:color="B7B7B7" w:sz="1"/>
+              <w:bottom w:val="single" w:color="B7B7B7" w:sz="1"/>
+              <w:right w:val="single" w:color="B7B7B7" w:sz="1"/>
+            </w:tcBorders>
+            <w:tcMar>
+              <w:top w:type="dxa" w:w="80"/>
+              <w:left w:type="dxa" w:w="120"/>
+              <w:bottom w:type="dxa" w:w="80"/>
+              <w:right w:type="dxa" w:w="120"/>
+            </w:tcMar>
+          </w:tcPr>
+          <w:p>
+            <w:pPr>
+              <w:spacing w:after="60" w:line="280"/>
+            </w:pPr>
+            <w:r>
+              <w:rPr>
+                <w:b w:val="false"/>
+                <w:bCs w:val="false"/>
+              </w:rPr>
+              <w:t xml:space="preserve">总体方案把控、需求分析、研发组织协调</w:t>
             </w:r>
           </w:p>
         </w:tc>
@@ -717,19 +1852,22 @@
           <w:tcPr>
             <w:tcW w:type="dxa" w:w="900"/>
             <w:tcBorders>
-              <w:top w:val="single" w:color="CCCCCC" w:sz="1"/>
-              <w:left w:val="single" w:color="CCCCCC" w:sz="1"/>
-              <w:bottom w:val="single" w:color="CCCCCC" w:sz="1"/>
-              <w:right w:val="single" w:color="CCCCCC" w:sz="1"/>
-            </w:tcBorders>
-            <w:tcMar>
-              <w:top w:type="dxa" w:w="80"/>
-              <w:left w:type="dxa" w:w="120"/>
-              <w:bottom w:type="dxa" w:w="80"/>
-              <w:right w:type="dxa" w:w="120"/>
-            </w:tcMar>
-          </w:tcPr>
-          <w:p>
+              <w:top w:val="single" w:color="B7B7B7" w:sz="1"/>
+              <w:left w:val="single" w:color="B7B7B7" w:sz="1"/>
+              <w:bottom w:val="single" w:color="B7B7B7" w:sz="1"/>
+              <w:right w:val="single" w:color="B7B7B7" w:sz="1"/>
+            </w:tcBorders>
+            <w:tcMar>
+              <w:top w:type="dxa" w:w="80"/>
+              <w:left w:type="dxa" w:w="120"/>
+              <w:bottom w:type="dxa" w:w="80"/>
+              <w:right w:type="dxa" w:w="120"/>
+            </w:tcMar>
+          </w:tcPr>
+          <w:p>
+            <w:pPr>
+              <w:spacing w:after="60" w:line="280"/>
+            </w:pPr>
             <w:r>
               <w:rPr>
                 <w:b w:val="false"/>
@@ -741,21 +1879,24 @@
         </w:tc>
         <w:tc>
           <w:tcPr>
-            <w:tcW w:type="dxa" w:w="1100"/>
-            <w:tcBorders>
-              <w:top w:val="single" w:color="CCCCCC" w:sz="1"/>
-              <w:left w:val="single" w:color="CCCCCC" w:sz="1"/>
-              <w:bottom w:val="single" w:color="CCCCCC" w:sz="1"/>
-              <w:right w:val="single" w:color="CCCCCC" w:sz="1"/>
-            </w:tcBorders>
-            <w:tcMar>
-              <w:top w:type="dxa" w:w="80"/>
-              <w:left w:type="dxa" w:w="120"/>
-              <w:bottom w:type="dxa" w:w="80"/>
-              <w:right w:type="dxa" w:w="120"/>
-            </w:tcMar>
-          </w:tcPr>
-          <w:p>
+            <w:tcW w:type="dxa" w:w="1000"/>
+            <w:tcBorders>
+              <w:top w:val="single" w:color="B7B7B7" w:sz="1"/>
+              <w:left w:val="single" w:color="B7B7B7" w:sz="1"/>
+              <w:bottom w:val="single" w:color="B7B7B7" w:sz="1"/>
+              <w:right w:val="single" w:color="B7B7B7" w:sz="1"/>
+            </w:tcBorders>
+            <w:tcMar>
+              <w:top w:type="dxa" w:w="80"/>
+              <w:left w:type="dxa" w:w="120"/>
+              <w:bottom w:type="dxa" w:w="80"/>
+              <w:right w:type="dxa" w:w="120"/>
+            </w:tcMar>
+          </w:tcPr>
+          <w:p>
+            <w:pPr>
+              <w:spacing w:after="60" w:line="280"/>
+            </w:pPr>
             <w:r>
               <w:rPr>
                 <w:b w:val="false"/>
@@ -769,19 +1910,22 @@
           <w:tcPr>
             <w:tcW w:type="dxa" w:w="900"/>
             <w:tcBorders>
-              <w:top w:val="single" w:color="CCCCCC" w:sz="1"/>
-              <w:left w:val="single" w:color="CCCCCC" w:sz="1"/>
-              <w:bottom w:val="single" w:color="CCCCCC" w:sz="1"/>
-              <w:right w:val="single" w:color="CCCCCC" w:sz="1"/>
-            </w:tcBorders>
-            <w:tcMar>
-              <w:top w:type="dxa" w:w="80"/>
-              <w:left w:type="dxa" w:w="120"/>
-              <w:bottom w:type="dxa" w:w="80"/>
-              <w:right w:type="dxa" w:w="120"/>
-            </w:tcMar>
-          </w:tcPr>
-          <w:p>
+              <w:top w:val="single" w:color="B7B7B7" w:sz="1"/>
+              <w:left w:val="single" w:color="B7B7B7" w:sz="1"/>
+              <w:bottom w:val="single" w:color="B7B7B7" w:sz="1"/>
+              <w:right w:val="single" w:color="B7B7B7" w:sz="1"/>
+            </w:tcBorders>
+            <w:tcMar>
+              <w:top w:type="dxa" w:w="80"/>
+              <w:left w:type="dxa" w:w="120"/>
+              <w:bottom w:type="dxa" w:w="80"/>
+              <w:right w:type="dxa" w:w="120"/>
+            </w:tcMar>
+          </w:tcPr>
+          <w:p>
+            <w:pPr>
+              <w:spacing w:after="60" w:line="280"/>
+            </w:pPr>
             <w:r>
               <w:rPr>
                 <w:b w:val="false"/>
@@ -795,19 +1939,22 @@
           <w:tcPr>
             <w:tcW w:type="dxa" w:w="1400"/>
             <w:tcBorders>
-              <w:top w:val="single" w:color="CCCCCC" w:sz="1"/>
-              <w:left w:val="single" w:color="CCCCCC" w:sz="1"/>
-              <w:bottom w:val="single" w:color="CCCCCC" w:sz="1"/>
-              <w:right w:val="single" w:color="CCCCCC" w:sz="1"/>
-            </w:tcBorders>
-            <w:tcMar>
-              <w:top w:type="dxa" w:w="80"/>
-              <w:left w:type="dxa" w:w="120"/>
-              <w:bottom w:type="dxa" w:w="80"/>
-              <w:right w:type="dxa" w:w="120"/>
-            </w:tcMar>
-          </w:tcPr>
-          <w:p>
+              <w:top w:val="single" w:color="B7B7B7" w:sz="1"/>
+              <w:left w:val="single" w:color="B7B7B7" w:sz="1"/>
+              <w:bottom w:val="single" w:color="B7B7B7" w:sz="1"/>
+              <w:right w:val="single" w:color="B7B7B7" w:sz="1"/>
+            </w:tcBorders>
+            <w:tcMar>
+              <w:top w:type="dxa" w:w="80"/>
+              <w:left w:type="dxa" w:w="120"/>
+              <w:bottom w:type="dxa" w:w="80"/>
+              <w:right w:type="dxa" w:w="120"/>
+            </w:tcMar>
+          </w:tcPr>
+          <w:p>
+            <w:pPr>
+              <w:spacing w:after="60" w:line="280"/>
+            </w:pPr>
             <w:r>
               <w:rPr>
                 <w:b w:val="false"/>
@@ -819,21 +1966,24 @@
         </w:tc>
         <w:tc>
           <w:tcPr>
-            <w:tcW w:type="dxa" w:w="2800"/>
-            <w:tcBorders>
-              <w:top w:val="single" w:color="CCCCCC" w:sz="1"/>
-              <w:left w:val="single" w:color="CCCCCC" w:sz="1"/>
-              <w:bottom w:val="single" w:color="CCCCCC" w:sz="1"/>
-              <w:right w:val="single" w:color="CCCCCC" w:sz="1"/>
-            </w:tcBorders>
-            <w:tcMar>
-              <w:top w:type="dxa" w:w="80"/>
-              <w:left w:type="dxa" w:w="120"/>
-              <w:bottom w:type="dxa" w:w="80"/>
-              <w:right w:type="dxa" w:w="120"/>
-            </w:tcMar>
-          </w:tcPr>
-          <w:p>
+            <w:tcW w:type="dxa" w:w="2600"/>
+            <w:tcBorders>
+              <w:top w:val="single" w:color="B7B7B7" w:sz="1"/>
+              <w:left w:val="single" w:color="B7B7B7" w:sz="1"/>
+              <w:bottom w:val="single" w:color="B7B7B7" w:sz="1"/>
+              <w:right w:val="single" w:color="B7B7B7" w:sz="1"/>
+            </w:tcBorders>
+            <w:tcMar>
+              <w:top w:type="dxa" w:w="80"/>
+              <w:left w:type="dxa" w:w="120"/>
+              <w:bottom w:type="dxa" w:w="80"/>
+              <w:right w:type="dxa" w:w="120"/>
+            </w:tcMar>
+          </w:tcPr>
+          <w:p>
+            <w:pPr>
+              <w:spacing w:after="60" w:line="280"/>
+            </w:pPr>
             <w:r>
               <w:rPr>
                 <w:b w:val="false"/>
@@ -845,27 +1995,30 @@
         </w:tc>
         <w:tc>
           <w:tcPr>
-            <w:tcW w:type="dxa" w:w="2260"/>
-            <w:tcBorders>
-              <w:top w:val="single" w:color="CCCCCC" w:sz="1"/>
-              <w:left w:val="single" w:color="CCCCCC" w:sz="1"/>
-              <w:bottom w:val="single" w:color="CCCCCC" w:sz="1"/>
-              <w:right w:val="single" w:color="CCCCCC" w:sz="1"/>
-            </w:tcBorders>
-            <w:tcMar>
-              <w:top w:type="dxa" w:w="80"/>
-              <w:left w:type="dxa" w:w="120"/>
-              <w:bottom w:type="dxa" w:w="80"/>
-              <w:right w:type="dxa" w:w="120"/>
-            </w:tcMar>
-          </w:tcPr>
-          <w:p>
-            <w:r>
-              <w:rPr>
-                <w:b w:val="false"/>
-                <w:bCs w:val="false"/>
-              </w:rPr>
-              <w:t xml:space="preserve">项目研发工作</w:t>
+            <w:tcW w:type="dxa" w:w="2560"/>
+            <w:tcBorders>
+              <w:top w:val="single" w:color="B7B7B7" w:sz="1"/>
+              <w:left w:val="single" w:color="B7B7B7" w:sz="1"/>
+              <w:bottom w:val="single" w:color="B7B7B7" w:sz="1"/>
+              <w:right w:val="single" w:color="B7B7B7" w:sz="1"/>
+            </w:tcBorders>
+            <w:tcMar>
+              <w:top w:type="dxa" w:w="80"/>
+              <w:left w:type="dxa" w:w="120"/>
+              <w:bottom w:type="dxa" w:w="80"/>
+              <w:right w:type="dxa" w:w="120"/>
+            </w:tcMar>
+          </w:tcPr>
+          <w:p>
+            <w:pPr>
+              <w:spacing w:after="60" w:line="280"/>
+            </w:pPr>
+            <w:r>
+              <w:rPr>
+                <w:b w:val="false"/>
+                <w:bCs w:val="false"/>
+              </w:rPr>
+              <w:t xml:space="preserve">前端页面开发、交互优化、联调支持</w:t>
             </w:r>
           </w:p>
         </w:tc>
@@ -878,19 +2031,22 @@
           <w:tcPr>
             <w:tcW w:type="dxa" w:w="900"/>
             <w:tcBorders>
-              <w:top w:val="single" w:color="CCCCCC" w:sz="1"/>
-              <w:left w:val="single" w:color="CCCCCC" w:sz="1"/>
-              <w:bottom w:val="single" w:color="CCCCCC" w:sz="1"/>
-              <w:right w:val="single" w:color="CCCCCC" w:sz="1"/>
-            </w:tcBorders>
-            <w:tcMar>
-              <w:top w:type="dxa" w:w="80"/>
-              <w:left w:type="dxa" w:w="120"/>
-              <w:bottom w:type="dxa" w:w="80"/>
-              <w:right w:type="dxa" w:w="120"/>
-            </w:tcMar>
-          </w:tcPr>
-          <w:p>
+              <w:top w:val="single" w:color="B7B7B7" w:sz="1"/>
+              <w:left w:val="single" w:color="B7B7B7" w:sz="1"/>
+              <w:bottom w:val="single" w:color="B7B7B7" w:sz="1"/>
+              <w:right w:val="single" w:color="B7B7B7" w:sz="1"/>
+            </w:tcBorders>
+            <w:tcMar>
+              <w:top w:type="dxa" w:w="80"/>
+              <w:left w:type="dxa" w:w="120"/>
+              <w:bottom w:type="dxa" w:w="80"/>
+              <w:right w:type="dxa" w:w="120"/>
+            </w:tcMar>
+          </w:tcPr>
+          <w:p>
+            <w:pPr>
+              <w:spacing w:after="60" w:line="280"/>
+            </w:pPr>
             <w:r>
               <w:rPr>
                 <w:b w:val="false"/>
@@ -902,21 +2058,24 @@
         </w:tc>
         <w:tc>
           <w:tcPr>
-            <w:tcW w:type="dxa" w:w="1100"/>
-            <w:tcBorders>
-              <w:top w:val="single" w:color="CCCCCC" w:sz="1"/>
-              <w:left w:val="single" w:color="CCCCCC" w:sz="1"/>
-              <w:bottom w:val="single" w:color="CCCCCC" w:sz="1"/>
-              <w:right w:val="single" w:color="CCCCCC" w:sz="1"/>
-            </w:tcBorders>
-            <w:tcMar>
-              <w:top w:type="dxa" w:w="80"/>
-              <w:left w:type="dxa" w:w="120"/>
-              <w:bottom w:type="dxa" w:w="80"/>
-              <w:right w:type="dxa" w:w="120"/>
-            </w:tcMar>
-          </w:tcPr>
-          <w:p>
+            <w:tcW w:type="dxa" w:w="1000"/>
+            <w:tcBorders>
+              <w:top w:val="single" w:color="B7B7B7" w:sz="1"/>
+              <w:left w:val="single" w:color="B7B7B7" w:sz="1"/>
+              <w:bottom w:val="single" w:color="B7B7B7" w:sz="1"/>
+              <w:right w:val="single" w:color="B7B7B7" w:sz="1"/>
+            </w:tcBorders>
+            <w:tcMar>
+              <w:top w:type="dxa" w:w="80"/>
+              <w:left w:type="dxa" w:w="120"/>
+              <w:bottom w:type="dxa" w:w="80"/>
+              <w:right w:type="dxa" w:w="120"/>
+            </w:tcMar>
+          </w:tcPr>
+          <w:p>
+            <w:pPr>
+              <w:spacing w:after="60" w:line="280"/>
+            </w:pPr>
             <w:r>
               <w:rPr>
                 <w:b w:val="false"/>
@@ -930,19 +2089,22 @@
           <w:tcPr>
             <w:tcW w:type="dxa" w:w="900"/>
             <w:tcBorders>
-              <w:top w:val="single" w:color="CCCCCC" w:sz="1"/>
-              <w:left w:val="single" w:color="CCCCCC" w:sz="1"/>
-              <w:bottom w:val="single" w:color="CCCCCC" w:sz="1"/>
-              <w:right w:val="single" w:color="CCCCCC" w:sz="1"/>
-            </w:tcBorders>
-            <w:tcMar>
-              <w:top w:type="dxa" w:w="80"/>
-              <w:left w:type="dxa" w:w="120"/>
-              <w:bottom w:type="dxa" w:w="80"/>
-              <w:right w:type="dxa" w:w="120"/>
-            </w:tcMar>
-          </w:tcPr>
-          <w:p>
+              <w:top w:val="single" w:color="B7B7B7" w:sz="1"/>
+              <w:left w:val="single" w:color="B7B7B7" w:sz="1"/>
+              <w:bottom w:val="single" w:color="B7B7B7" w:sz="1"/>
+              <w:right w:val="single" w:color="B7B7B7" w:sz="1"/>
+            </w:tcBorders>
+            <w:tcMar>
+              <w:top w:type="dxa" w:w="80"/>
+              <w:left w:type="dxa" w:w="120"/>
+              <w:bottom w:type="dxa" w:w="80"/>
+              <w:right w:type="dxa" w:w="120"/>
+            </w:tcMar>
+          </w:tcPr>
+          <w:p>
+            <w:pPr>
+              <w:spacing w:after="60" w:line="280"/>
+            </w:pPr>
             <w:r>
               <w:rPr>
                 <w:b w:val="false"/>
@@ -956,19 +2118,22 @@
           <w:tcPr>
             <w:tcW w:type="dxa" w:w="1400"/>
             <w:tcBorders>
-              <w:top w:val="single" w:color="CCCCCC" w:sz="1"/>
-              <w:left w:val="single" w:color="CCCCCC" w:sz="1"/>
-              <w:bottom w:val="single" w:color="CCCCCC" w:sz="1"/>
-              <w:right w:val="single" w:color="CCCCCC" w:sz="1"/>
-            </w:tcBorders>
-            <w:tcMar>
-              <w:top w:type="dxa" w:w="80"/>
-              <w:left w:type="dxa" w:w="120"/>
-              <w:bottom w:type="dxa" w:w="80"/>
-              <w:right w:type="dxa" w:w="120"/>
-            </w:tcMar>
-          </w:tcPr>
-          <w:p>
+              <w:top w:val="single" w:color="B7B7B7" w:sz="1"/>
+              <w:left w:val="single" w:color="B7B7B7" w:sz="1"/>
+              <w:bottom w:val="single" w:color="B7B7B7" w:sz="1"/>
+              <w:right w:val="single" w:color="B7B7B7" w:sz="1"/>
+            </w:tcBorders>
+            <w:tcMar>
+              <w:top w:type="dxa" w:w="80"/>
+              <w:left w:type="dxa" w:w="120"/>
+              <w:bottom w:type="dxa" w:w="80"/>
+              <w:right w:type="dxa" w:w="120"/>
+            </w:tcMar>
+          </w:tcPr>
+          <w:p>
+            <w:pPr>
+              <w:spacing w:after="60" w:line="280"/>
+            </w:pPr>
             <w:r>
               <w:rPr>
                 <w:b w:val="false"/>
@@ -980,21 +2145,24 @@
         </w:tc>
         <w:tc>
           <w:tcPr>
-            <w:tcW w:type="dxa" w:w="2800"/>
-            <w:tcBorders>
-              <w:top w:val="single" w:color="CCCCCC" w:sz="1"/>
-              <w:left w:val="single" w:color="CCCCCC" w:sz="1"/>
-              <w:bottom w:val="single" w:color="CCCCCC" w:sz="1"/>
-              <w:right w:val="single" w:color="CCCCCC" w:sz="1"/>
-            </w:tcBorders>
-            <w:tcMar>
-              <w:top w:type="dxa" w:w="80"/>
-              <w:left w:type="dxa" w:w="120"/>
-              <w:bottom w:type="dxa" w:w="80"/>
-              <w:right w:type="dxa" w:w="120"/>
-            </w:tcMar>
-          </w:tcPr>
-          <w:p>
+            <w:tcW w:type="dxa" w:w="2600"/>
+            <w:tcBorders>
+              <w:top w:val="single" w:color="B7B7B7" w:sz="1"/>
+              <w:left w:val="single" w:color="B7B7B7" w:sz="1"/>
+              <w:bottom w:val="single" w:color="B7B7B7" w:sz="1"/>
+              <w:right w:val="single" w:color="B7B7B7" w:sz="1"/>
+            </w:tcBorders>
+            <w:tcMar>
+              <w:top w:type="dxa" w:w="80"/>
+              <w:left w:type="dxa" w:w="120"/>
+              <w:bottom w:type="dxa" w:w="80"/>
+              <w:right w:type="dxa" w:w="120"/>
+            </w:tcMar>
+          </w:tcPr>
+          <w:p>
+            <w:pPr>
+              <w:spacing w:after="60" w:line="280"/>
+            </w:pPr>
             <w:r>
               <w:rPr>
                 <w:b w:val="false"/>
@@ -1006,27 +2174,30 @@
         </w:tc>
         <w:tc>
           <w:tcPr>
-            <w:tcW w:type="dxa" w:w="2260"/>
-            <w:tcBorders>
-              <w:top w:val="single" w:color="CCCCCC" w:sz="1"/>
-              <w:left w:val="single" w:color="CCCCCC" w:sz="1"/>
-              <w:bottom w:val="single" w:color="CCCCCC" w:sz="1"/>
-              <w:right w:val="single" w:color="CCCCCC" w:sz="1"/>
-            </w:tcBorders>
-            <w:tcMar>
-              <w:top w:type="dxa" w:w="80"/>
-              <w:left w:type="dxa" w:w="120"/>
-              <w:bottom w:type="dxa" w:w="80"/>
-              <w:right w:type="dxa" w:w="120"/>
-            </w:tcMar>
-          </w:tcPr>
-          <w:p>
-            <w:r>
-              <w:rPr>
-                <w:b w:val="false"/>
-                <w:bCs w:val="false"/>
-              </w:rPr>
-              <w:t xml:space="preserve">项目研发工作</w:t>
+            <w:tcW w:type="dxa" w:w="2560"/>
+            <w:tcBorders>
+              <w:top w:val="single" w:color="B7B7B7" w:sz="1"/>
+              <w:left w:val="single" w:color="B7B7B7" w:sz="1"/>
+              <w:bottom w:val="single" w:color="B7B7B7" w:sz="1"/>
+              <w:right w:val="single" w:color="B7B7B7" w:sz="1"/>
+            </w:tcBorders>
+            <w:tcMar>
+              <w:top w:type="dxa" w:w="80"/>
+              <w:left w:type="dxa" w:w="120"/>
+              <w:bottom w:type="dxa" w:w="80"/>
+              <w:right w:type="dxa" w:w="120"/>
+            </w:tcMar>
+          </w:tcPr>
+          <w:p>
+            <w:pPr>
+              <w:spacing w:after="60" w:line="280"/>
+            </w:pPr>
+            <w:r>
+              <w:rPr>
+                <w:b w:val="false"/>
+                <w:bCs w:val="false"/>
+              </w:rPr>
+              <w:t xml:space="preserve">前端开发、数据展示、表单流程实现</w:t>
             </w:r>
           </w:p>
         </w:tc>
@@ -1039,19 +2210,22 @@
           <w:tcPr>
             <w:tcW w:type="dxa" w:w="900"/>
             <w:tcBorders>
-              <w:top w:val="single" w:color="CCCCCC" w:sz="1"/>
-              <w:left w:val="single" w:color="CCCCCC" w:sz="1"/>
-              <w:bottom w:val="single" w:color="CCCCCC" w:sz="1"/>
-              <w:right w:val="single" w:color="CCCCCC" w:sz="1"/>
-            </w:tcBorders>
-            <w:tcMar>
-              <w:top w:type="dxa" w:w="80"/>
-              <w:left w:type="dxa" w:w="120"/>
-              <w:bottom w:type="dxa" w:w="80"/>
-              <w:right w:type="dxa" w:w="120"/>
-            </w:tcMar>
-          </w:tcPr>
-          <w:p>
+              <w:top w:val="single" w:color="B7B7B7" w:sz="1"/>
+              <w:left w:val="single" w:color="B7B7B7" w:sz="1"/>
+              <w:bottom w:val="single" w:color="B7B7B7" w:sz="1"/>
+              <w:right w:val="single" w:color="B7B7B7" w:sz="1"/>
+            </w:tcBorders>
+            <w:tcMar>
+              <w:top w:type="dxa" w:w="80"/>
+              <w:left w:type="dxa" w:w="120"/>
+              <w:bottom w:type="dxa" w:w="80"/>
+              <w:right w:type="dxa" w:w="120"/>
+            </w:tcMar>
+          </w:tcPr>
+          <w:p>
+            <w:pPr>
+              <w:spacing w:after="60" w:line="280"/>
+            </w:pPr>
             <w:r>
               <w:rPr>
                 <w:b w:val="false"/>
@@ -1063,21 +2237,24 @@
         </w:tc>
         <w:tc>
           <w:tcPr>
-            <w:tcW w:type="dxa" w:w="1100"/>
-            <w:tcBorders>
-              <w:top w:val="single" w:color="CCCCCC" w:sz="1"/>
-              <w:left w:val="single" w:color="CCCCCC" w:sz="1"/>
-              <w:bottom w:val="single" w:color="CCCCCC" w:sz="1"/>
-              <w:right w:val="single" w:color="CCCCCC" w:sz="1"/>
-            </w:tcBorders>
-            <w:tcMar>
-              <w:top w:type="dxa" w:w="80"/>
-              <w:left w:type="dxa" w:w="120"/>
-              <w:bottom w:type="dxa" w:w="80"/>
-              <w:right w:type="dxa" w:w="120"/>
-            </w:tcMar>
-          </w:tcPr>
-          <w:p>
+            <w:tcW w:type="dxa" w:w="1000"/>
+            <w:tcBorders>
+              <w:top w:val="single" w:color="B7B7B7" w:sz="1"/>
+              <w:left w:val="single" w:color="B7B7B7" w:sz="1"/>
+              <w:bottom w:val="single" w:color="B7B7B7" w:sz="1"/>
+              <w:right w:val="single" w:color="B7B7B7" w:sz="1"/>
+            </w:tcBorders>
+            <w:tcMar>
+              <w:top w:type="dxa" w:w="80"/>
+              <w:left w:type="dxa" w:w="120"/>
+              <w:bottom w:type="dxa" w:w="80"/>
+              <w:right w:type="dxa" w:w="120"/>
+            </w:tcMar>
+          </w:tcPr>
+          <w:p>
+            <w:pPr>
+              <w:spacing w:after="60" w:line="280"/>
+            </w:pPr>
             <w:r>
               <w:rPr>
                 <w:b w:val="false"/>
@@ -1091,19 +2268,22 @@
           <w:tcPr>
             <w:tcW w:type="dxa" w:w="900"/>
             <w:tcBorders>
-              <w:top w:val="single" w:color="CCCCCC" w:sz="1"/>
-              <w:left w:val="single" w:color="CCCCCC" w:sz="1"/>
-              <w:bottom w:val="single" w:color="CCCCCC" w:sz="1"/>
-              <w:right w:val="single" w:color="CCCCCC" w:sz="1"/>
-            </w:tcBorders>
-            <w:tcMar>
-              <w:top w:type="dxa" w:w="80"/>
-              <w:left w:type="dxa" w:w="120"/>
-              <w:bottom w:type="dxa" w:w="80"/>
-              <w:right w:type="dxa" w:w="120"/>
-            </w:tcMar>
-          </w:tcPr>
-          <w:p>
+              <w:top w:val="single" w:color="B7B7B7" w:sz="1"/>
+              <w:left w:val="single" w:color="B7B7B7" w:sz="1"/>
+              <w:bottom w:val="single" w:color="B7B7B7" w:sz="1"/>
+              <w:right w:val="single" w:color="B7B7B7" w:sz="1"/>
+            </w:tcBorders>
+            <w:tcMar>
+              <w:top w:type="dxa" w:w="80"/>
+              <w:left w:type="dxa" w:w="120"/>
+              <w:bottom w:type="dxa" w:w="80"/>
+              <w:right w:type="dxa" w:w="120"/>
+            </w:tcMar>
+          </w:tcPr>
+          <w:p>
+            <w:pPr>
+              <w:spacing w:after="60" w:line="280"/>
+            </w:pPr>
             <w:r>
               <w:rPr>
                 <w:b w:val="false"/>
@@ -1117,19 +2297,22 @@
           <w:tcPr>
             <w:tcW w:type="dxa" w:w="1400"/>
             <w:tcBorders>
-              <w:top w:val="single" w:color="CCCCCC" w:sz="1"/>
-              <w:left w:val="single" w:color="CCCCCC" w:sz="1"/>
-              <w:bottom w:val="single" w:color="CCCCCC" w:sz="1"/>
-              <w:right w:val="single" w:color="CCCCCC" w:sz="1"/>
-            </w:tcBorders>
-            <w:tcMar>
-              <w:top w:type="dxa" w:w="80"/>
-              <w:left w:type="dxa" w:w="120"/>
-              <w:bottom w:type="dxa" w:w="80"/>
-              <w:right w:type="dxa" w:w="120"/>
-            </w:tcMar>
-          </w:tcPr>
-          <w:p>
+              <w:top w:val="single" w:color="B7B7B7" w:sz="1"/>
+              <w:left w:val="single" w:color="B7B7B7" w:sz="1"/>
+              <w:bottom w:val="single" w:color="B7B7B7" w:sz="1"/>
+              <w:right w:val="single" w:color="B7B7B7" w:sz="1"/>
+            </w:tcBorders>
+            <w:tcMar>
+              <w:top w:type="dxa" w:w="80"/>
+              <w:left w:type="dxa" w:w="120"/>
+              <w:bottom w:type="dxa" w:w="80"/>
+              <w:right w:type="dxa" w:w="120"/>
+            </w:tcMar>
+          </w:tcPr>
+          <w:p>
+            <w:pPr>
+              <w:spacing w:after="60" w:line="280"/>
+            </w:pPr>
             <w:r>
               <w:rPr>
                 <w:b w:val="false"/>
@@ -1141,21 +2324,24 @@
         </w:tc>
         <w:tc>
           <w:tcPr>
-            <w:tcW w:type="dxa" w:w="2800"/>
-            <w:tcBorders>
-              <w:top w:val="single" w:color="CCCCCC" w:sz="1"/>
-              <w:left w:val="single" w:color="CCCCCC" w:sz="1"/>
-              <w:bottom w:val="single" w:color="CCCCCC" w:sz="1"/>
-              <w:right w:val="single" w:color="CCCCCC" w:sz="1"/>
-            </w:tcBorders>
-            <w:tcMar>
-              <w:top w:type="dxa" w:w="80"/>
-              <w:left w:type="dxa" w:w="120"/>
-              <w:bottom w:type="dxa" w:w="80"/>
-              <w:right w:type="dxa" w:w="120"/>
-            </w:tcMar>
-          </w:tcPr>
-          <w:p>
+            <w:tcW w:type="dxa" w:w="2600"/>
+            <w:tcBorders>
+              <w:top w:val="single" w:color="B7B7B7" w:sz="1"/>
+              <w:left w:val="single" w:color="B7B7B7" w:sz="1"/>
+              <w:bottom w:val="single" w:color="B7B7B7" w:sz="1"/>
+              <w:right w:val="single" w:color="B7B7B7" w:sz="1"/>
+            </w:tcBorders>
+            <w:tcMar>
+              <w:top w:type="dxa" w:w="80"/>
+              <w:left w:type="dxa" w:w="120"/>
+              <w:bottom w:type="dxa" w:w="80"/>
+              <w:right w:type="dxa" w:w="120"/>
+            </w:tcMar>
+          </w:tcPr>
+          <w:p>
+            <w:pPr>
+              <w:spacing w:after="60" w:line="280"/>
+            </w:pPr>
             <w:r>
               <w:rPr>
                 <w:b w:val="false"/>
@@ -1167,27 +2353,30 @@
         </w:tc>
         <w:tc>
           <w:tcPr>
-            <w:tcW w:type="dxa" w:w="2260"/>
-            <w:tcBorders>
-              <w:top w:val="single" w:color="CCCCCC" w:sz="1"/>
-              <w:left w:val="single" w:color="CCCCCC" w:sz="1"/>
-              <w:bottom w:val="single" w:color="CCCCCC" w:sz="1"/>
-              <w:right w:val="single" w:color="CCCCCC" w:sz="1"/>
-            </w:tcBorders>
-            <w:tcMar>
-              <w:top w:type="dxa" w:w="80"/>
-              <w:left w:type="dxa" w:w="120"/>
-              <w:bottom w:type="dxa" w:w="80"/>
-              <w:right w:type="dxa" w:w="120"/>
-            </w:tcMar>
-          </w:tcPr>
-          <w:p>
-            <w:r>
-              <w:rPr>
-                <w:b w:val="false"/>
-                <w:bCs w:val="false"/>
-              </w:rPr>
-              <w:t xml:space="preserve">项目研发工作</w:t>
+            <w:tcW w:type="dxa" w:w="2560"/>
+            <w:tcBorders>
+              <w:top w:val="single" w:color="B7B7B7" w:sz="1"/>
+              <w:left w:val="single" w:color="B7B7B7" w:sz="1"/>
+              <w:bottom w:val="single" w:color="B7B7B7" w:sz="1"/>
+              <w:right w:val="single" w:color="B7B7B7" w:sz="1"/>
+            </w:tcBorders>
+            <w:tcMar>
+              <w:top w:type="dxa" w:w="80"/>
+              <w:left w:type="dxa" w:w="120"/>
+              <w:bottom w:type="dxa" w:w="80"/>
+              <w:right w:type="dxa" w:w="120"/>
+            </w:tcMar>
+          </w:tcPr>
+          <w:p>
+            <w:pPr>
+              <w:spacing w:after="60" w:line="280"/>
+            </w:pPr>
+            <w:r>
+              <w:rPr>
+                <w:b w:val="false"/>
+                <w:bCs w:val="false"/>
+              </w:rPr>
+              <w:t xml:space="preserve">后端接口开发、权限控制、数据模型设计</w:t>
             </w:r>
           </w:p>
         </w:tc>
@@ -1200,19 +2389,22 @@
           <w:tcPr>
             <w:tcW w:type="dxa" w:w="900"/>
             <w:tcBorders>
-              <w:top w:val="single" w:color="CCCCCC" w:sz="1"/>
-              <w:left w:val="single" w:color="CCCCCC" w:sz="1"/>
-              <w:bottom w:val="single" w:color="CCCCCC" w:sz="1"/>
-              <w:right w:val="single" w:color="CCCCCC" w:sz="1"/>
-            </w:tcBorders>
-            <w:tcMar>
-              <w:top w:type="dxa" w:w="80"/>
-              <w:left w:type="dxa" w:w="120"/>
-              <w:bottom w:type="dxa" w:w="80"/>
-              <w:right w:type="dxa" w:w="120"/>
-            </w:tcMar>
-          </w:tcPr>
-          <w:p>
+              <w:top w:val="single" w:color="B7B7B7" w:sz="1"/>
+              <w:left w:val="single" w:color="B7B7B7" w:sz="1"/>
+              <w:bottom w:val="single" w:color="B7B7B7" w:sz="1"/>
+              <w:right w:val="single" w:color="B7B7B7" w:sz="1"/>
+            </w:tcBorders>
+            <w:tcMar>
+              <w:top w:type="dxa" w:w="80"/>
+              <w:left w:type="dxa" w:w="120"/>
+              <w:bottom w:type="dxa" w:w="80"/>
+              <w:right w:type="dxa" w:w="120"/>
+            </w:tcMar>
+          </w:tcPr>
+          <w:p>
+            <w:pPr>
+              <w:spacing w:after="60" w:line="280"/>
+            </w:pPr>
             <w:r>
               <w:rPr>
                 <w:b w:val="false"/>
@@ -1224,21 +2416,24 @@
         </w:tc>
         <w:tc>
           <w:tcPr>
-            <w:tcW w:type="dxa" w:w="1100"/>
-            <w:tcBorders>
-              <w:top w:val="single" w:color="CCCCCC" w:sz="1"/>
-              <w:left w:val="single" w:color="CCCCCC" w:sz="1"/>
-              <w:bottom w:val="single" w:color="CCCCCC" w:sz="1"/>
-              <w:right w:val="single" w:color="CCCCCC" w:sz="1"/>
-            </w:tcBorders>
-            <w:tcMar>
-              <w:top w:type="dxa" w:w="80"/>
-              <w:left w:type="dxa" w:w="120"/>
-              <w:bottom w:type="dxa" w:w="80"/>
-              <w:right w:type="dxa" w:w="120"/>
-            </w:tcMar>
-          </w:tcPr>
-          <w:p>
+            <w:tcW w:type="dxa" w:w="1000"/>
+            <w:tcBorders>
+              <w:top w:val="single" w:color="B7B7B7" w:sz="1"/>
+              <w:left w:val="single" w:color="B7B7B7" w:sz="1"/>
+              <w:bottom w:val="single" w:color="B7B7B7" w:sz="1"/>
+              <w:right w:val="single" w:color="B7B7B7" w:sz="1"/>
+            </w:tcBorders>
+            <w:tcMar>
+              <w:top w:type="dxa" w:w="80"/>
+              <w:left w:type="dxa" w:w="120"/>
+              <w:bottom w:type="dxa" w:w="80"/>
+              <w:right w:type="dxa" w:w="120"/>
+            </w:tcMar>
+          </w:tcPr>
+          <w:p>
+            <w:pPr>
+              <w:spacing w:after="60" w:line="280"/>
+            </w:pPr>
             <w:r>
               <w:rPr>
                 <w:b w:val="false"/>
@@ -1252,19 +2447,22 @@
           <w:tcPr>
             <w:tcW w:type="dxa" w:w="900"/>
             <w:tcBorders>
-              <w:top w:val="single" w:color="CCCCCC" w:sz="1"/>
-              <w:left w:val="single" w:color="CCCCCC" w:sz="1"/>
-              <w:bottom w:val="single" w:color="CCCCCC" w:sz="1"/>
-              <w:right w:val="single" w:color="CCCCCC" w:sz="1"/>
-            </w:tcBorders>
-            <w:tcMar>
-              <w:top w:type="dxa" w:w="80"/>
-              <w:left w:type="dxa" w:w="120"/>
-              <w:bottom w:type="dxa" w:w="80"/>
-              <w:right w:type="dxa" w:w="120"/>
-            </w:tcMar>
-          </w:tcPr>
-          <w:p>
+              <w:top w:val="single" w:color="B7B7B7" w:sz="1"/>
+              <w:left w:val="single" w:color="B7B7B7" w:sz="1"/>
+              <w:bottom w:val="single" w:color="B7B7B7" w:sz="1"/>
+              <w:right w:val="single" w:color="B7B7B7" w:sz="1"/>
+            </w:tcBorders>
+            <w:tcMar>
+              <w:top w:type="dxa" w:w="80"/>
+              <w:left w:type="dxa" w:w="120"/>
+              <w:bottom w:type="dxa" w:w="80"/>
+              <w:right w:type="dxa" w:w="120"/>
+            </w:tcMar>
+          </w:tcPr>
+          <w:p>
+            <w:pPr>
+              <w:spacing w:after="60" w:line="280"/>
+            </w:pPr>
             <w:r>
               <w:rPr>
                 <w:b w:val="false"/>
@@ -1278,19 +2476,22 @@
           <w:tcPr>
             <w:tcW w:type="dxa" w:w="1400"/>
             <w:tcBorders>
-              <w:top w:val="single" w:color="CCCCCC" w:sz="1"/>
-              <w:left w:val="single" w:color="CCCCCC" w:sz="1"/>
-              <w:bottom w:val="single" w:color="CCCCCC" w:sz="1"/>
-              <w:right w:val="single" w:color="CCCCCC" w:sz="1"/>
-            </w:tcBorders>
-            <w:tcMar>
-              <w:top w:type="dxa" w:w="80"/>
-              <w:left w:type="dxa" w:w="120"/>
-              <w:bottom w:type="dxa" w:w="80"/>
-              <w:right w:type="dxa" w:w="120"/>
-            </w:tcMar>
-          </w:tcPr>
-          <w:p>
+              <w:top w:val="single" w:color="B7B7B7" w:sz="1"/>
+              <w:left w:val="single" w:color="B7B7B7" w:sz="1"/>
+              <w:bottom w:val="single" w:color="B7B7B7" w:sz="1"/>
+              <w:right w:val="single" w:color="B7B7B7" w:sz="1"/>
+            </w:tcBorders>
+            <w:tcMar>
+              <w:top w:type="dxa" w:w="80"/>
+              <w:left w:type="dxa" w:w="120"/>
+              <w:bottom w:type="dxa" w:w="80"/>
+              <w:right w:type="dxa" w:w="120"/>
+            </w:tcMar>
+          </w:tcPr>
+          <w:p>
+            <w:pPr>
+              <w:spacing w:after="60" w:line="280"/>
+            </w:pPr>
             <w:r>
               <w:rPr>
                 <w:b w:val="false"/>
@@ -1302,21 +2503,24 @@
         </w:tc>
         <w:tc>
           <w:tcPr>
-            <w:tcW w:type="dxa" w:w="2800"/>
-            <w:tcBorders>
-              <w:top w:val="single" w:color="CCCCCC" w:sz="1"/>
-              <w:left w:val="single" w:color="CCCCCC" w:sz="1"/>
-              <w:bottom w:val="single" w:color="CCCCCC" w:sz="1"/>
-              <w:right w:val="single" w:color="CCCCCC" w:sz="1"/>
-            </w:tcBorders>
-            <w:tcMar>
-              <w:top w:type="dxa" w:w="80"/>
-              <w:left w:type="dxa" w:w="120"/>
-              <w:bottom w:type="dxa" w:w="80"/>
-              <w:right w:type="dxa" w:w="120"/>
-            </w:tcMar>
-          </w:tcPr>
-          <w:p>
+            <w:tcW w:type="dxa" w:w="2600"/>
+            <w:tcBorders>
+              <w:top w:val="single" w:color="B7B7B7" w:sz="1"/>
+              <w:left w:val="single" w:color="B7B7B7" w:sz="1"/>
+              <w:bottom w:val="single" w:color="B7B7B7" w:sz="1"/>
+              <w:right w:val="single" w:color="B7B7B7" w:sz="1"/>
+            </w:tcBorders>
+            <w:tcMar>
+              <w:top w:type="dxa" w:w="80"/>
+              <w:left w:type="dxa" w:w="120"/>
+              <w:bottom w:type="dxa" w:w="80"/>
+              <w:right w:type="dxa" w:w="120"/>
+            </w:tcMar>
+          </w:tcPr>
+          <w:p>
+            <w:pPr>
+              <w:spacing w:after="60" w:line="280"/>
+            </w:pPr>
             <w:r>
               <w:rPr>
                 <w:b w:val="false"/>
@@ -1328,27 +2532,30 @@
         </w:tc>
         <w:tc>
           <w:tcPr>
-            <w:tcW w:type="dxa" w:w="2260"/>
-            <w:tcBorders>
-              <w:top w:val="single" w:color="CCCCCC" w:sz="1"/>
-              <w:left w:val="single" w:color="CCCCCC" w:sz="1"/>
-              <w:bottom w:val="single" w:color="CCCCCC" w:sz="1"/>
-              <w:right w:val="single" w:color="CCCCCC" w:sz="1"/>
-            </w:tcBorders>
-            <w:tcMar>
-              <w:top w:type="dxa" w:w="80"/>
-              <w:left w:type="dxa" w:w="120"/>
-              <w:bottom w:type="dxa" w:w="80"/>
-              <w:right w:type="dxa" w:w="120"/>
-            </w:tcMar>
-          </w:tcPr>
-          <w:p>
-            <w:r>
-              <w:rPr>
-                <w:b w:val="false"/>
-                <w:bCs w:val="false"/>
-              </w:rPr>
-              <w:t xml:space="preserve">项目研发工作</w:t>
+            <w:tcW w:type="dxa" w:w="2560"/>
+            <w:tcBorders>
+              <w:top w:val="single" w:color="B7B7B7" w:sz="1"/>
+              <w:left w:val="single" w:color="B7B7B7" w:sz="1"/>
+              <w:bottom w:val="single" w:color="B7B7B7" w:sz="1"/>
+              <w:right w:val="single" w:color="B7B7B7" w:sz="1"/>
+            </w:tcBorders>
+            <w:tcMar>
+              <w:top w:type="dxa" w:w="80"/>
+              <w:left w:type="dxa" w:w="120"/>
+              <w:bottom w:type="dxa" w:w="80"/>
+              <w:right w:type="dxa" w:w="120"/>
+            </w:tcMar>
+          </w:tcPr>
+          <w:p>
+            <w:pPr>
+              <w:spacing w:after="60" w:line="280"/>
+            </w:pPr>
+            <w:r>
+              <w:rPr>
+                <w:b w:val="false"/>
+                <w:bCs w:val="false"/>
+              </w:rPr>
+              <w:t xml:space="preserve">后端业务逻辑开发、接口联调、性能优化</w:t>
             </w:r>
           </w:p>
         </w:tc>
@@ -1361,19 +2568,22 @@
           <w:tcPr>
             <w:tcW w:type="dxa" w:w="900"/>
             <w:tcBorders>
-              <w:top w:val="single" w:color="CCCCCC" w:sz="1"/>
-              <w:left w:val="single" w:color="CCCCCC" w:sz="1"/>
-              <w:bottom w:val="single" w:color="CCCCCC" w:sz="1"/>
-              <w:right w:val="single" w:color="CCCCCC" w:sz="1"/>
-            </w:tcBorders>
-            <w:tcMar>
-              <w:top w:type="dxa" w:w="80"/>
-              <w:left w:type="dxa" w:w="120"/>
-              <w:bottom w:type="dxa" w:w="80"/>
-              <w:right w:type="dxa" w:w="120"/>
-            </w:tcMar>
-          </w:tcPr>
-          <w:p>
+              <w:top w:val="single" w:color="B7B7B7" w:sz="1"/>
+              <w:left w:val="single" w:color="B7B7B7" w:sz="1"/>
+              <w:bottom w:val="single" w:color="B7B7B7" w:sz="1"/>
+              <w:right w:val="single" w:color="B7B7B7" w:sz="1"/>
+            </w:tcBorders>
+            <w:tcMar>
+              <w:top w:type="dxa" w:w="80"/>
+              <w:left w:type="dxa" w:w="120"/>
+              <w:bottom w:type="dxa" w:w="80"/>
+              <w:right w:type="dxa" w:w="120"/>
+            </w:tcMar>
+          </w:tcPr>
+          <w:p>
+            <w:pPr>
+              <w:spacing w:after="60" w:line="280"/>
+            </w:pPr>
             <w:r>
               <w:rPr>
                 <w:b w:val="false"/>
@@ -1385,21 +2595,24 @@
         </w:tc>
         <w:tc>
           <w:tcPr>
-            <w:tcW w:type="dxa" w:w="1100"/>
-            <w:tcBorders>
-              <w:top w:val="single" w:color="CCCCCC" w:sz="1"/>
-              <w:left w:val="single" w:color="CCCCCC" w:sz="1"/>
-              <w:bottom w:val="single" w:color="CCCCCC" w:sz="1"/>
-              <w:right w:val="single" w:color="CCCCCC" w:sz="1"/>
-            </w:tcBorders>
-            <w:tcMar>
-              <w:top w:type="dxa" w:w="80"/>
-              <w:left w:type="dxa" w:w="120"/>
-              <w:bottom w:type="dxa" w:w="80"/>
-              <w:right w:type="dxa" w:w="120"/>
-            </w:tcMar>
-          </w:tcPr>
-          <w:p>
+            <w:tcW w:type="dxa" w:w="1000"/>
+            <w:tcBorders>
+              <w:top w:val="single" w:color="B7B7B7" w:sz="1"/>
+              <w:left w:val="single" w:color="B7B7B7" w:sz="1"/>
+              <w:bottom w:val="single" w:color="B7B7B7" w:sz="1"/>
+              <w:right w:val="single" w:color="B7B7B7" w:sz="1"/>
+            </w:tcBorders>
+            <w:tcMar>
+              <w:top w:type="dxa" w:w="80"/>
+              <w:left w:type="dxa" w:w="120"/>
+              <w:bottom w:type="dxa" w:w="80"/>
+              <w:right w:type="dxa" w:w="120"/>
+            </w:tcMar>
+          </w:tcPr>
+          <w:p>
+            <w:pPr>
+              <w:spacing w:after="60" w:line="280"/>
+            </w:pPr>
             <w:r>
               <w:rPr>
                 <w:b w:val="false"/>
@@ -1413,19 +2626,22 @@
           <w:tcPr>
             <w:tcW w:type="dxa" w:w="900"/>
             <w:tcBorders>
-              <w:top w:val="single" w:color="CCCCCC" w:sz="1"/>
-              <w:left w:val="single" w:color="CCCCCC" w:sz="1"/>
-              <w:bottom w:val="single" w:color="CCCCCC" w:sz="1"/>
-              <w:right w:val="single" w:color="CCCCCC" w:sz="1"/>
-            </w:tcBorders>
-            <w:tcMar>
-              <w:top w:type="dxa" w:w="80"/>
-              <w:left w:type="dxa" w:w="120"/>
-              <w:bottom w:type="dxa" w:w="80"/>
-              <w:right w:type="dxa" w:w="120"/>
-            </w:tcMar>
-          </w:tcPr>
-          <w:p>
+              <w:top w:val="single" w:color="B7B7B7" w:sz="1"/>
+              <w:left w:val="single" w:color="B7B7B7" w:sz="1"/>
+              <w:bottom w:val="single" w:color="B7B7B7" w:sz="1"/>
+              <w:right w:val="single" w:color="B7B7B7" w:sz="1"/>
+            </w:tcBorders>
+            <w:tcMar>
+              <w:top w:type="dxa" w:w="80"/>
+              <w:left w:type="dxa" w:w="120"/>
+              <w:bottom w:type="dxa" w:w="80"/>
+              <w:right w:type="dxa" w:w="120"/>
+            </w:tcMar>
+          </w:tcPr>
+          <w:p>
+            <w:pPr>
+              <w:spacing w:after="60" w:line="280"/>
+            </w:pPr>
             <w:r>
               <w:rPr>
                 <w:b w:val="false"/>
@@ -1439,19 +2655,22 @@
           <w:tcPr>
             <w:tcW w:type="dxa" w:w="1400"/>
             <w:tcBorders>
-              <w:top w:val="single" w:color="CCCCCC" w:sz="1"/>
-              <w:left w:val="single" w:color="CCCCCC" w:sz="1"/>
-              <w:bottom w:val="single" w:color="CCCCCC" w:sz="1"/>
-              <w:right w:val="single" w:color="CCCCCC" w:sz="1"/>
-            </w:tcBorders>
-            <w:tcMar>
-              <w:top w:type="dxa" w:w="80"/>
-              <w:left w:type="dxa" w:w="120"/>
-              <w:bottom w:type="dxa" w:w="80"/>
-              <w:right w:type="dxa" w:w="120"/>
-            </w:tcMar>
-          </w:tcPr>
-          <w:p>
+              <w:top w:val="single" w:color="B7B7B7" w:sz="1"/>
+              <w:left w:val="single" w:color="B7B7B7" w:sz="1"/>
+              <w:bottom w:val="single" w:color="B7B7B7" w:sz="1"/>
+              <w:right w:val="single" w:color="B7B7B7" w:sz="1"/>
+            </w:tcBorders>
+            <w:tcMar>
+              <w:top w:type="dxa" w:w="80"/>
+              <w:left w:type="dxa" w:w="120"/>
+              <w:bottom w:type="dxa" w:w="80"/>
+              <w:right w:type="dxa" w:w="120"/>
+            </w:tcMar>
+          </w:tcPr>
+          <w:p>
+            <w:pPr>
+              <w:spacing w:after="60" w:line="280"/>
+            </w:pPr>
             <w:r>
               <w:rPr>
                 <w:b w:val="false"/>
@@ -1463,21 +2682,24 @@
         </w:tc>
         <w:tc>
           <w:tcPr>
-            <w:tcW w:type="dxa" w:w="2800"/>
-            <w:tcBorders>
-              <w:top w:val="single" w:color="CCCCCC" w:sz="1"/>
-              <w:left w:val="single" w:color="CCCCCC" w:sz="1"/>
-              <w:bottom w:val="single" w:color="CCCCCC" w:sz="1"/>
-              <w:right w:val="single" w:color="CCCCCC" w:sz="1"/>
-            </w:tcBorders>
-            <w:tcMar>
-              <w:top w:type="dxa" w:w="80"/>
-              <w:left w:type="dxa" w:w="120"/>
-              <w:bottom w:type="dxa" w:w="80"/>
-              <w:right w:type="dxa" w:w="120"/>
-            </w:tcMar>
-          </w:tcPr>
-          <w:p>
+            <w:tcW w:type="dxa" w:w="2600"/>
+            <w:tcBorders>
+              <w:top w:val="single" w:color="B7B7B7" w:sz="1"/>
+              <w:left w:val="single" w:color="B7B7B7" w:sz="1"/>
+              <w:bottom w:val="single" w:color="B7B7B7" w:sz="1"/>
+              <w:right w:val="single" w:color="B7B7B7" w:sz="1"/>
+            </w:tcBorders>
+            <w:tcMar>
+              <w:top w:type="dxa" w:w="80"/>
+              <w:left w:type="dxa" w:w="120"/>
+              <w:bottom w:type="dxa" w:w="80"/>
+              <w:right w:type="dxa" w:w="120"/>
+            </w:tcMar>
+          </w:tcPr>
+          <w:p>
+            <w:pPr>
+              <w:spacing w:after="60" w:line="280"/>
+            </w:pPr>
             <w:r>
               <w:rPr>
                 <w:b w:val="false"/>
@@ -1489,27 +2711,30 @@
         </w:tc>
         <w:tc>
           <w:tcPr>
-            <w:tcW w:type="dxa" w:w="2260"/>
-            <w:tcBorders>
-              <w:top w:val="single" w:color="CCCCCC" w:sz="1"/>
-              <w:left w:val="single" w:color="CCCCCC" w:sz="1"/>
-              <w:bottom w:val="single" w:color="CCCCCC" w:sz="1"/>
-              <w:right w:val="single" w:color="CCCCCC" w:sz="1"/>
-            </w:tcBorders>
-            <w:tcMar>
-              <w:top w:type="dxa" w:w="80"/>
-              <w:left w:type="dxa" w:w="120"/>
-              <w:bottom w:type="dxa" w:w="80"/>
-              <w:right w:type="dxa" w:w="120"/>
-            </w:tcMar>
-          </w:tcPr>
-          <w:p>
-            <w:r>
-              <w:rPr>
-                <w:b w:val="false"/>
-                <w:bCs w:val="false"/>
-              </w:rPr>
-              <w:t xml:space="preserve">项目研发工作</w:t>
+            <w:tcW w:type="dxa" w:w="2560"/>
+            <w:tcBorders>
+              <w:top w:val="single" w:color="B7B7B7" w:sz="1"/>
+              <w:left w:val="single" w:color="B7B7B7" w:sz="1"/>
+              <w:bottom w:val="single" w:color="B7B7B7" w:sz="1"/>
+              <w:right w:val="single" w:color="B7B7B7" w:sz="1"/>
+            </w:tcBorders>
+            <w:tcMar>
+              <w:top w:type="dxa" w:w="80"/>
+              <w:left w:type="dxa" w:w="120"/>
+              <w:bottom w:type="dxa" w:w="80"/>
+              <w:right w:type="dxa" w:w="120"/>
+            </w:tcMar>
+          </w:tcPr>
+          <w:p>
+            <w:pPr>
+              <w:spacing w:after="60" w:line="280"/>
+            </w:pPr>
+            <w:r>
+              <w:rPr>
+                <w:b w:val="false"/>
+                <w:bCs w:val="false"/>
+              </w:rPr>
+              <w:t xml:space="preserve">移动端/小程序开发、消息推送与集成适配</w:t>
             </w:r>
           </w:p>
         </w:tc>
@@ -1522,19 +2747,22 @@
           <w:tcPr>
             <w:tcW w:type="dxa" w:w="900"/>
             <w:tcBorders>
-              <w:top w:val="single" w:color="CCCCCC" w:sz="1"/>
-              <w:left w:val="single" w:color="CCCCCC" w:sz="1"/>
-              <w:bottom w:val="single" w:color="CCCCCC" w:sz="1"/>
-              <w:right w:val="single" w:color="CCCCCC" w:sz="1"/>
-            </w:tcBorders>
-            <w:tcMar>
-              <w:top w:type="dxa" w:w="80"/>
-              <w:left w:type="dxa" w:w="120"/>
-              <w:bottom w:type="dxa" w:w="80"/>
-              <w:right w:type="dxa" w:w="120"/>
-            </w:tcMar>
-          </w:tcPr>
-          <w:p>
+              <w:top w:val="single" w:color="B7B7B7" w:sz="1"/>
+              <w:left w:val="single" w:color="B7B7B7" w:sz="1"/>
+              <w:bottom w:val="single" w:color="B7B7B7" w:sz="1"/>
+              <w:right w:val="single" w:color="B7B7B7" w:sz="1"/>
+            </w:tcBorders>
+            <w:tcMar>
+              <w:top w:type="dxa" w:w="80"/>
+              <w:left w:type="dxa" w:w="120"/>
+              <w:bottom w:type="dxa" w:w="80"/>
+              <w:right w:type="dxa" w:w="120"/>
+            </w:tcMar>
+          </w:tcPr>
+          <w:p>
+            <w:pPr>
+              <w:spacing w:after="60" w:line="280"/>
+            </w:pPr>
             <w:r>
               <w:rPr>
                 <w:b w:val="false"/>
@@ -1546,21 +2774,24 @@
         </w:tc>
         <w:tc>
           <w:tcPr>
-            <w:tcW w:type="dxa" w:w="1100"/>
-            <w:tcBorders>
-              <w:top w:val="single" w:color="CCCCCC" w:sz="1"/>
-              <w:left w:val="single" w:color="CCCCCC" w:sz="1"/>
-              <w:bottom w:val="single" w:color="CCCCCC" w:sz="1"/>
-              <w:right w:val="single" w:color="CCCCCC" w:sz="1"/>
-            </w:tcBorders>
-            <w:tcMar>
-              <w:top w:type="dxa" w:w="80"/>
-              <w:left w:type="dxa" w:w="120"/>
-              <w:bottom w:type="dxa" w:w="80"/>
-              <w:right w:type="dxa" w:w="120"/>
-            </w:tcMar>
-          </w:tcPr>
-          <w:p>
+            <w:tcW w:type="dxa" w:w="1000"/>
+            <w:tcBorders>
+              <w:top w:val="single" w:color="B7B7B7" w:sz="1"/>
+              <w:left w:val="single" w:color="B7B7B7" w:sz="1"/>
+              <w:bottom w:val="single" w:color="B7B7B7" w:sz="1"/>
+              <w:right w:val="single" w:color="B7B7B7" w:sz="1"/>
+            </w:tcBorders>
+            <w:tcMar>
+              <w:top w:type="dxa" w:w="80"/>
+              <w:left w:type="dxa" w:w="120"/>
+              <w:bottom w:type="dxa" w:w="80"/>
+              <w:right w:type="dxa" w:w="120"/>
+            </w:tcMar>
+          </w:tcPr>
+          <w:p>
+            <w:pPr>
+              <w:spacing w:after="60" w:line="280"/>
+            </w:pPr>
             <w:r>
               <w:rPr>
                 <w:b w:val="false"/>
@@ -1574,19 +2805,22 @@
           <w:tcPr>
             <w:tcW w:type="dxa" w:w="900"/>
             <w:tcBorders>
-              <w:top w:val="single" w:color="CCCCCC" w:sz="1"/>
-              <w:left w:val="single" w:color="CCCCCC" w:sz="1"/>
-              <w:bottom w:val="single" w:color="CCCCCC" w:sz="1"/>
-              <w:right w:val="single" w:color="CCCCCC" w:sz="1"/>
-            </w:tcBorders>
-            <w:tcMar>
-              <w:top w:type="dxa" w:w="80"/>
-              <w:left w:type="dxa" w:w="120"/>
-              <w:bottom w:type="dxa" w:w="80"/>
-              <w:right w:type="dxa" w:w="120"/>
-            </w:tcMar>
-          </w:tcPr>
-          <w:p>
+              <w:top w:val="single" w:color="B7B7B7" w:sz="1"/>
+              <w:left w:val="single" w:color="B7B7B7" w:sz="1"/>
+              <w:bottom w:val="single" w:color="B7B7B7" w:sz="1"/>
+              <w:right w:val="single" w:color="B7B7B7" w:sz="1"/>
+            </w:tcBorders>
+            <w:tcMar>
+              <w:top w:type="dxa" w:w="80"/>
+              <w:left w:type="dxa" w:w="120"/>
+              <w:bottom w:type="dxa" w:w="80"/>
+              <w:right w:type="dxa" w:w="120"/>
+            </w:tcMar>
+          </w:tcPr>
+          <w:p>
+            <w:pPr>
+              <w:spacing w:after="60" w:line="280"/>
+            </w:pPr>
             <w:r>
               <w:rPr>
                 <w:b w:val="false"/>
@@ -1600,19 +2834,22 @@
           <w:tcPr>
             <w:tcW w:type="dxa" w:w="1400"/>
             <w:tcBorders>
-              <w:top w:val="single" w:color="CCCCCC" w:sz="1"/>
-              <w:left w:val="single" w:color="CCCCCC" w:sz="1"/>
-              <w:bottom w:val="single" w:color="CCCCCC" w:sz="1"/>
-              <w:right w:val="single" w:color="CCCCCC" w:sz="1"/>
-            </w:tcBorders>
-            <w:tcMar>
-              <w:top w:type="dxa" w:w="80"/>
-              <w:left w:type="dxa" w:w="120"/>
-              <w:bottom w:type="dxa" w:w="80"/>
-              <w:right w:type="dxa" w:w="120"/>
-            </w:tcMar>
-          </w:tcPr>
-          <w:p>
+              <w:top w:val="single" w:color="B7B7B7" w:sz="1"/>
+              <w:left w:val="single" w:color="B7B7B7" w:sz="1"/>
+              <w:bottom w:val="single" w:color="B7B7B7" w:sz="1"/>
+              <w:right w:val="single" w:color="B7B7B7" w:sz="1"/>
+            </w:tcBorders>
+            <w:tcMar>
+              <w:top w:type="dxa" w:w="80"/>
+              <w:left w:type="dxa" w:w="120"/>
+              <w:bottom w:type="dxa" w:w="80"/>
+              <w:right w:type="dxa" w:w="120"/>
+            </w:tcMar>
+          </w:tcPr>
+          <w:p>
+            <w:pPr>
+              <w:spacing w:after="60" w:line="280"/>
+            </w:pPr>
             <w:r>
               <w:rPr>
                 <w:b w:val="false"/>
@@ -1624,21 +2861,24 @@
         </w:tc>
         <w:tc>
           <w:tcPr>
-            <w:tcW w:type="dxa" w:w="2800"/>
-            <w:tcBorders>
-              <w:top w:val="single" w:color="CCCCCC" w:sz="1"/>
-              <w:left w:val="single" w:color="CCCCCC" w:sz="1"/>
-              <w:bottom w:val="single" w:color="CCCCCC" w:sz="1"/>
-              <w:right w:val="single" w:color="CCCCCC" w:sz="1"/>
-            </w:tcBorders>
-            <w:tcMar>
-              <w:top w:type="dxa" w:w="80"/>
-              <w:left w:type="dxa" w:w="120"/>
-              <w:bottom w:type="dxa" w:w="80"/>
-              <w:right w:type="dxa" w:w="120"/>
-            </w:tcMar>
-          </w:tcPr>
-          <w:p>
+            <w:tcW w:type="dxa" w:w="2600"/>
+            <w:tcBorders>
+              <w:top w:val="single" w:color="B7B7B7" w:sz="1"/>
+              <w:left w:val="single" w:color="B7B7B7" w:sz="1"/>
+              <w:bottom w:val="single" w:color="B7B7B7" w:sz="1"/>
+              <w:right w:val="single" w:color="B7B7B7" w:sz="1"/>
+            </w:tcBorders>
+            <w:tcMar>
+              <w:top w:type="dxa" w:w="80"/>
+              <w:left w:type="dxa" w:w="120"/>
+              <w:bottom w:type="dxa" w:w="80"/>
+              <w:right w:type="dxa" w:w="120"/>
+            </w:tcMar>
+          </w:tcPr>
+          <w:p>
+            <w:pPr>
+              <w:spacing w:after="60" w:line="280"/>
+            </w:pPr>
             <w:r>
               <w:rPr>
                 <w:b w:val="false"/>
@@ -1650,27 +2890,30 @@
         </w:tc>
         <w:tc>
           <w:tcPr>
-            <w:tcW w:type="dxa" w:w="2260"/>
-            <w:tcBorders>
-              <w:top w:val="single" w:color="CCCCCC" w:sz="1"/>
-              <w:left w:val="single" w:color="CCCCCC" w:sz="1"/>
-              <w:bottom w:val="single" w:color="CCCCCC" w:sz="1"/>
-              <w:right w:val="single" w:color="CCCCCC" w:sz="1"/>
-            </w:tcBorders>
-            <w:tcMar>
-              <w:top w:type="dxa" w:w="80"/>
-              <w:left w:type="dxa" w:w="120"/>
-              <w:bottom w:type="dxa" w:w="80"/>
-              <w:right w:type="dxa" w:w="120"/>
-            </w:tcMar>
-          </w:tcPr>
-          <w:p>
-            <w:r>
-              <w:rPr>
-                <w:b w:val="false"/>
-                <w:bCs w:val="false"/>
-              </w:rPr>
-              <w:t xml:space="preserve">项目测试工作</w:t>
+            <w:tcW w:type="dxa" w:w="2560"/>
+            <w:tcBorders>
+              <w:top w:val="single" w:color="B7B7B7" w:sz="1"/>
+              <w:left w:val="single" w:color="B7B7B7" w:sz="1"/>
+              <w:bottom w:val="single" w:color="B7B7B7" w:sz="1"/>
+              <w:right w:val="single" w:color="B7B7B7" w:sz="1"/>
+            </w:tcBorders>
+            <w:tcMar>
+              <w:top w:type="dxa" w:w="80"/>
+              <w:left w:type="dxa" w:w="120"/>
+              <w:bottom w:type="dxa" w:w="80"/>
+              <w:right w:type="dxa" w:w="120"/>
+            </w:tcMar>
+          </w:tcPr>
+          <w:p>
+            <w:pPr>
+              <w:spacing w:after="60" w:line="280"/>
+            </w:pPr>
+            <w:r>
+              <w:rPr>
+                <w:b w:val="false"/>
+                <w:bCs w:val="false"/>
+              </w:rPr>
+              <w:t xml:space="preserve">测试计划、功能测试、回归测试</w:t>
             </w:r>
           </w:p>
         </w:tc>
@@ -1683,19 +2926,22 @@
           <w:tcPr>
             <w:tcW w:type="dxa" w:w="900"/>
             <w:tcBorders>
-              <w:top w:val="single" w:color="CCCCCC" w:sz="1"/>
-              <w:left w:val="single" w:color="CCCCCC" w:sz="1"/>
-              <w:bottom w:val="single" w:color="CCCCCC" w:sz="1"/>
-              <w:right w:val="single" w:color="CCCCCC" w:sz="1"/>
-            </w:tcBorders>
-            <w:tcMar>
-              <w:top w:type="dxa" w:w="80"/>
-              <w:left w:type="dxa" w:w="120"/>
-              <w:bottom w:type="dxa" w:w="80"/>
-              <w:right w:type="dxa" w:w="120"/>
-            </w:tcMar>
-          </w:tcPr>
-          <w:p>
+              <w:top w:val="single" w:color="B7B7B7" w:sz="1"/>
+              <w:left w:val="single" w:color="B7B7B7" w:sz="1"/>
+              <w:bottom w:val="single" w:color="B7B7B7" w:sz="1"/>
+              <w:right w:val="single" w:color="B7B7B7" w:sz="1"/>
+            </w:tcBorders>
+            <w:tcMar>
+              <w:top w:type="dxa" w:w="80"/>
+              <w:left w:type="dxa" w:w="120"/>
+              <w:bottom w:type="dxa" w:w="80"/>
+              <w:right w:type="dxa" w:w="120"/>
+            </w:tcMar>
+          </w:tcPr>
+          <w:p>
+            <w:pPr>
+              <w:spacing w:after="60" w:line="280"/>
+            </w:pPr>
             <w:r>
               <w:rPr>
                 <w:b w:val="false"/>
@@ -1707,21 +2953,24 @@
         </w:tc>
         <w:tc>
           <w:tcPr>
-            <w:tcW w:type="dxa" w:w="1100"/>
-            <w:tcBorders>
-              <w:top w:val="single" w:color="CCCCCC" w:sz="1"/>
-              <w:left w:val="single" w:color="CCCCCC" w:sz="1"/>
-              <w:bottom w:val="single" w:color="CCCCCC" w:sz="1"/>
-              <w:right w:val="single" w:color="CCCCCC" w:sz="1"/>
-            </w:tcBorders>
-            <w:tcMar>
-              <w:top w:type="dxa" w:w="80"/>
-              <w:left w:type="dxa" w:w="120"/>
-              <w:bottom w:type="dxa" w:w="80"/>
-              <w:right w:type="dxa" w:w="120"/>
-            </w:tcMar>
-          </w:tcPr>
-          <w:p>
+            <w:tcW w:type="dxa" w:w="1000"/>
+            <w:tcBorders>
+              <w:top w:val="single" w:color="B7B7B7" w:sz="1"/>
+              <w:left w:val="single" w:color="B7B7B7" w:sz="1"/>
+              <w:bottom w:val="single" w:color="B7B7B7" w:sz="1"/>
+              <w:right w:val="single" w:color="B7B7B7" w:sz="1"/>
+            </w:tcBorders>
+            <w:tcMar>
+              <w:top w:type="dxa" w:w="80"/>
+              <w:left w:type="dxa" w:w="120"/>
+              <w:bottom w:type="dxa" w:w="80"/>
+              <w:right w:type="dxa" w:w="120"/>
+            </w:tcMar>
+          </w:tcPr>
+          <w:p>
+            <w:pPr>
+              <w:spacing w:after="60" w:line="280"/>
+            </w:pPr>
             <w:r>
               <w:rPr>
                 <w:b w:val="false"/>
@@ -1735,19 +2984,22 @@
           <w:tcPr>
             <w:tcW w:type="dxa" w:w="900"/>
             <w:tcBorders>
-              <w:top w:val="single" w:color="CCCCCC" w:sz="1"/>
-              <w:left w:val="single" w:color="CCCCCC" w:sz="1"/>
-              <w:bottom w:val="single" w:color="CCCCCC" w:sz="1"/>
-              <w:right w:val="single" w:color="CCCCCC" w:sz="1"/>
-            </w:tcBorders>
-            <w:tcMar>
-              <w:top w:type="dxa" w:w="80"/>
-              <w:left w:type="dxa" w:w="120"/>
-              <w:bottom w:type="dxa" w:w="80"/>
-              <w:right w:type="dxa" w:w="120"/>
-            </w:tcMar>
-          </w:tcPr>
-          <w:p>
+              <w:top w:val="single" w:color="B7B7B7" w:sz="1"/>
+              <w:left w:val="single" w:color="B7B7B7" w:sz="1"/>
+              <w:bottom w:val="single" w:color="B7B7B7" w:sz="1"/>
+              <w:right w:val="single" w:color="B7B7B7" w:sz="1"/>
+            </w:tcBorders>
+            <w:tcMar>
+              <w:top w:type="dxa" w:w="80"/>
+              <w:left w:type="dxa" w:w="120"/>
+              <w:bottom w:type="dxa" w:w="80"/>
+              <w:right w:type="dxa" w:w="120"/>
+            </w:tcMar>
+          </w:tcPr>
+          <w:p>
+            <w:pPr>
+              <w:spacing w:after="60" w:line="280"/>
+            </w:pPr>
             <w:r>
               <w:rPr>
                 <w:b w:val="false"/>
@@ -1761,19 +3013,22 @@
           <w:tcPr>
             <w:tcW w:type="dxa" w:w="1400"/>
             <w:tcBorders>
-              <w:top w:val="single" w:color="CCCCCC" w:sz="1"/>
-              <w:left w:val="single" w:color="CCCCCC" w:sz="1"/>
-              <w:bottom w:val="single" w:color="CCCCCC" w:sz="1"/>
-              <w:right w:val="single" w:color="CCCCCC" w:sz="1"/>
-            </w:tcBorders>
-            <w:tcMar>
-              <w:top w:type="dxa" w:w="80"/>
-              <w:left w:type="dxa" w:w="120"/>
-              <w:bottom w:type="dxa" w:w="80"/>
-              <w:right w:type="dxa" w:w="120"/>
-            </w:tcMar>
-          </w:tcPr>
-          <w:p>
+              <w:top w:val="single" w:color="B7B7B7" w:sz="1"/>
+              <w:left w:val="single" w:color="B7B7B7" w:sz="1"/>
+              <w:bottom w:val="single" w:color="B7B7B7" w:sz="1"/>
+              <w:right w:val="single" w:color="B7B7B7" w:sz="1"/>
+            </w:tcBorders>
+            <w:tcMar>
+              <w:top w:type="dxa" w:w="80"/>
+              <w:left w:type="dxa" w:w="120"/>
+              <w:bottom w:type="dxa" w:w="80"/>
+              <w:right w:type="dxa" w:w="120"/>
+            </w:tcMar>
+          </w:tcPr>
+          <w:p>
+            <w:pPr>
+              <w:spacing w:after="60" w:line="280"/>
+            </w:pPr>
             <w:r>
               <w:rPr>
                 <w:b w:val="false"/>
@@ -1785,21 +3040,24 @@
         </w:tc>
         <w:tc>
           <w:tcPr>
-            <w:tcW w:type="dxa" w:w="2800"/>
-            <w:tcBorders>
-              <w:top w:val="single" w:color="CCCCCC" w:sz="1"/>
-              <w:left w:val="single" w:color="CCCCCC" w:sz="1"/>
-              <w:bottom w:val="single" w:color="CCCCCC" w:sz="1"/>
-              <w:right w:val="single" w:color="CCCCCC" w:sz="1"/>
-            </w:tcBorders>
-            <w:tcMar>
-              <w:top w:type="dxa" w:w="80"/>
-              <w:left w:type="dxa" w:w="120"/>
-              <w:bottom w:type="dxa" w:w="80"/>
-              <w:right w:type="dxa" w:w="120"/>
-            </w:tcMar>
-          </w:tcPr>
-          <w:p>
+            <w:tcW w:type="dxa" w:w="2600"/>
+            <w:tcBorders>
+              <w:top w:val="single" w:color="B7B7B7" w:sz="1"/>
+              <w:left w:val="single" w:color="B7B7B7" w:sz="1"/>
+              <w:bottom w:val="single" w:color="B7B7B7" w:sz="1"/>
+              <w:right w:val="single" w:color="B7B7B7" w:sz="1"/>
+            </w:tcBorders>
+            <w:tcMar>
+              <w:top w:type="dxa" w:w="80"/>
+              <w:left w:type="dxa" w:w="120"/>
+              <w:bottom w:type="dxa" w:w="80"/>
+              <w:right w:type="dxa" w:w="120"/>
+            </w:tcMar>
+          </w:tcPr>
+          <w:p>
+            <w:pPr>
+              <w:spacing w:after="60" w:line="280"/>
+            </w:pPr>
             <w:r>
               <w:rPr>
                 <w:b w:val="false"/>
@@ -1811,27 +3069,30 @@
         </w:tc>
         <w:tc>
           <w:tcPr>
-            <w:tcW w:type="dxa" w:w="2260"/>
-            <w:tcBorders>
-              <w:top w:val="single" w:color="CCCCCC" w:sz="1"/>
-              <w:left w:val="single" w:color="CCCCCC" w:sz="1"/>
-              <w:bottom w:val="single" w:color="CCCCCC" w:sz="1"/>
-              <w:right w:val="single" w:color="CCCCCC" w:sz="1"/>
-            </w:tcBorders>
-            <w:tcMar>
-              <w:top w:type="dxa" w:w="80"/>
-              <w:left w:type="dxa" w:w="120"/>
-              <w:bottom w:type="dxa" w:w="80"/>
-              <w:right w:type="dxa" w:w="120"/>
-            </w:tcMar>
-          </w:tcPr>
-          <w:p>
-            <w:r>
-              <w:rPr>
-                <w:b w:val="false"/>
-                <w:bCs w:val="false"/>
-              </w:rPr>
-              <w:t xml:space="preserve">项目测试工作</w:t>
+            <w:tcW w:type="dxa" w:w="2560"/>
+            <w:tcBorders>
+              <w:top w:val="single" w:color="B7B7B7" w:sz="1"/>
+              <w:left w:val="single" w:color="B7B7B7" w:sz="1"/>
+              <w:bottom w:val="single" w:color="B7B7B7" w:sz="1"/>
+              <w:right w:val="single" w:color="B7B7B7" w:sz="1"/>
+            </w:tcBorders>
+            <w:tcMar>
+              <w:top w:type="dxa" w:w="80"/>
+              <w:left w:type="dxa" w:w="120"/>
+              <w:bottom w:type="dxa" w:w="80"/>
+              <w:right w:type="dxa" w:w="120"/>
+            </w:tcMar>
+          </w:tcPr>
+          <w:p>
+            <w:pPr>
+              <w:spacing w:after="60" w:line="280"/>
+            </w:pPr>
+            <w:r>
+              <w:rPr>
+                <w:b w:val="false"/>
+                <w:bCs w:val="false"/>
+              </w:rPr>
+              <w:t xml:space="preserve">性能测试、上线验证、缺陷跟踪</w:t>
             </w:r>
           </w:p>
         </w:tc>
@@ -1844,19 +3105,22 @@
           <w:tcPr>
             <w:tcW w:type="dxa" w:w="900"/>
             <w:tcBorders>
-              <w:top w:val="single" w:color="CCCCCC" w:sz="1"/>
-              <w:left w:val="single" w:color="CCCCCC" w:sz="1"/>
-              <w:bottom w:val="single" w:color="CCCCCC" w:sz="1"/>
-              <w:right w:val="single" w:color="CCCCCC" w:sz="1"/>
-            </w:tcBorders>
-            <w:tcMar>
-              <w:top w:type="dxa" w:w="80"/>
-              <w:left w:type="dxa" w:w="120"/>
-              <w:bottom w:type="dxa" w:w="80"/>
-              <w:right w:type="dxa" w:w="120"/>
-            </w:tcMar>
-          </w:tcPr>
-          <w:p>
+              <w:top w:val="single" w:color="B7B7B7" w:sz="1"/>
+              <w:left w:val="single" w:color="B7B7B7" w:sz="1"/>
+              <w:bottom w:val="single" w:color="B7B7B7" w:sz="1"/>
+              <w:right w:val="single" w:color="B7B7B7" w:sz="1"/>
+            </w:tcBorders>
+            <w:tcMar>
+              <w:top w:type="dxa" w:w="80"/>
+              <w:left w:type="dxa" w:w="120"/>
+              <w:bottom w:type="dxa" w:w="80"/>
+              <w:right w:type="dxa" w:w="120"/>
+            </w:tcMar>
+          </w:tcPr>
+          <w:p>
+            <w:pPr>
+              <w:spacing w:after="60" w:line="280"/>
+            </w:pPr>
             <w:r>
               <w:rPr>
                 <w:b w:val="false"/>
@@ -1868,21 +3132,24 @@
         </w:tc>
         <w:tc>
           <w:tcPr>
-            <w:tcW w:type="dxa" w:w="1100"/>
-            <w:tcBorders>
-              <w:top w:val="single" w:color="CCCCCC" w:sz="1"/>
-              <w:left w:val="single" w:color="CCCCCC" w:sz="1"/>
-              <w:bottom w:val="single" w:color="CCCCCC" w:sz="1"/>
-              <w:right w:val="single" w:color="CCCCCC" w:sz="1"/>
-            </w:tcBorders>
-            <w:tcMar>
-              <w:top w:type="dxa" w:w="80"/>
-              <w:left w:type="dxa" w:w="120"/>
-              <w:bottom w:type="dxa" w:w="80"/>
-              <w:right w:type="dxa" w:w="120"/>
-            </w:tcMar>
-          </w:tcPr>
-          <w:p>
+            <w:tcW w:type="dxa" w:w="1000"/>
+            <w:tcBorders>
+              <w:top w:val="single" w:color="B7B7B7" w:sz="1"/>
+              <w:left w:val="single" w:color="B7B7B7" w:sz="1"/>
+              <w:bottom w:val="single" w:color="B7B7B7" w:sz="1"/>
+              <w:right w:val="single" w:color="B7B7B7" w:sz="1"/>
+            </w:tcBorders>
+            <w:tcMar>
+              <w:top w:type="dxa" w:w="80"/>
+              <w:left w:type="dxa" w:w="120"/>
+              <w:bottom w:type="dxa" w:w="80"/>
+              <w:right w:type="dxa" w:w="120"/>
+            </w:tcMar>
+          </w:tcPr>
+          <w:p>
+            <w:pPr>
+              <w:spacing w:after="60" w:line="280"/>
+            </w:pPr>
             <w:r>
               <w:rPr>
                 <w:b w:val="false"/>
@@ -1896,19 +3163,22 @@
           <w:tcPr>
             <w:tcW w:type="dxa" w:w="900"/>
             <w:tcBorders>
-              <w:top w:val="single" w:color="CCCCCC" w:sz="1"/>
-              <w:left w:val="single" w:color="CCCCCC" w:sz="1"/>
-              <w:bottom w:val="single" w:color="CCCCCC" w:sz="1"/>
-              <w:right w:val="single" w:color="CCCCCC" w:sz="1"/>
-            </w:tcBorders>
-            <w:tcMar>
-              <w:top w:type="dxa" w:w="80"/>
-              <w:left w:type="dxa" w:w="120"/>
-              <w:bottom w:type="dxa" w:w="80"/>
-              <w:right w:type="dxa" w:w="120"/>
-            </w:tcMar>
-          </w:tcPr>
-          <w:p>
+              <w:top w:val="single" w:color="B7B7B7" w:sz="1"/>
+              <w:left w:val="single" w:color="B7B7B7" w:sz="1"/>
+              <w:bottom w:val="single" w:color="B7B7B7" w:sz="1"/>
+              <w:right w:val="single" w:color="B7B7B7" w:sz="1"/>
+            </w:tcBorders>
+            <w:tcMar>
+              <w:top w:type="dxa" w:w="80"/>
+              <w:left w:type="dxa" w:w="120"/>
+              <w:bottom w:type="dxa" w:w="80"/>
+              <w:right w:type="dxa" w:w="120"/>
+            </w:tcMar>
+          </w:tcPr>
+          <w:p>
+            <w:pPr>
+              <w:spacing w:after="60" w:line="280"/>
+            </w:pPr>
             <w:r>
               <w:rPr>
                 <w:b w:val="false"/>
@@ -1922,19 +3192,22 @@
           <w:tcPr>
             <w:tcW w:type="dxa" w:w="1400"/>
             <w:tcBorders>
-              <w:top w:val="single" w:color="CCCCCC" w:sz="1"/>
-              <w:left w:val="single" w:color="CCCCCC" w:sz="1"/>
-              <w:bottom w:val="single" w:color="CCCCCC" w:sz="1"/>
-              <w:right w:val="single" w:color="CCCCCC" w:sz="1"/>
-            </w:tcBorders>
-            <w:tcMar>
-              <w:top w:type="dxa" w:w="80"/>
-              <w:left w:type="dxa" w:w="120"/>
-              <w:bottom w:type="dxa" w:w="80"/>
-              <w:right w:type="dxa" w:w="120"/>
-            </w:tcMar>
-          </w:tcPr>
-          <w:p>
+              <w:top w:val="single" w:color="B7B7B7" w:sz="1"/>
+              <w:left w:val="single" w:color="B7B7B7" w:sz="1"/>
+              <w:bottom w:val="single" w:color="B7B7B7" w:sz="1"/>
+              <w:right w:val="single" w:color="B7B7B7" w:sz="1"/>
+            </w:tcBorders>
+            <w:tcMar>
+              <w:top w:type="dxa" w:w="80"/>
+              <w:left w:type="dxa" w:w="120"/>
+              <w:bottom w:type="dxa" w:w="80"/>
+              <w:right w:type="dxa" w:w="120"/>
+            </w:tcMar>
+          </w:tcPr>
+          <w:p>
+            <w:pPr>
+              <w:spacing w:after="60" w:line="280"/>
+            </w:pPr>
             <w:r>
               <w:rPr>
                 <w:b w:val="false"/>
@@ -1946,21 +3219,24 @@
         </w:tc>
         <w:tc>
           <w:tcPr>
-            <w:tcW w:type="dxa" w:w="2800"/>
-            <w:tcBorders>
-              <w:top w:val="single" w:color="CCCCCC" w:sz="1"/>
-              <w:left w:val="single" w:color="CCCCCC" w:sz="1"/>
-              <w:bottom w:val="single" w:color="CCCCCC" w:sz="1"/>
-              <w:right w:val="single" w:color="CCCCCC" w:sz="1"/>
-            </w:tcBorders>
-            <w:tcMar>
-              <w:top w:type="dxa" w:w="80"/>
-              <w:left w:type="dxa" w:w="120"/>
-              <w:bottom w:type="dxa" w:w="80"/>
-              <w:right w:type="dxa" w:w="120"/>
-            </w:tcMar>
-          </w:tcPr>
-          <w:p>
+            <w:tcW w:type="dxa" w:w="2600"/>
+            <w:tcBorders>
+              <w:top w:val="single" w:color="B7B7B7" w:sz="1"/>
+              <w:left w:val="single" w:color="B7B7B7" w:sz="1"/>
+              <w:bottom w:val="single" w:color="B7B7B7" w:sz="1"/>
+              <w:right w:val="single" w:color="B7B7B7" w:sz="1"/>
+            </w:tcBorders>
+            <w:tcMar>
+              <w:top w:type="dxa" w:w="80"/>
+              <w:left w:type="dxa" w:w="120"/>
+              <w:bottom w:type="dxa" w:w="80"/>
+              <w:right w:type="dxa" w:w="120"/>
+            </w:tcMar>
+          </w:tcPr>
+          <w:p>
+            <w:pPr>
+              <w:spacing w:after="60" w:line="280"/>
+            </w:pPr>
             <w:r>
               <w:rPr>
                 <w:b w:val="false"/>
@@ -1972,27 +3248,30 @@
         </w:tc>
         <w:tc>
           <w:tcPr>
-            <w:tcW w:type="dxa" w:w="2260"/>
-            <w:tcBorders>
-              <w:top w:val="single" w:color="CCCCCC" w:sz="1"/>
-              <w:left w:val="single" w:color="CCCCCC" w:sz="1"/>
-              <w:bottom w:val="single" w:color="CCCCCC" w:sz="1"/>
-              <w:right w:val="single" w:color="CCCCCC" w:sz="1"/>
-            </w:tcBorders>
-            <w:tcMar>
-              <w:top w:type="dxa" w:w="80"/>
-              <w:left w:type="dxa" w:w="120"/>
-              <w:bottom w:type="dxa" w:w="80"/>
-              <w:right w:type="dxa" w:w="120"/>
-            </w:tcMar>
-          </w:tcPr>
-          <w:p>
-            <w:r>
-              <w:rPr>
-                <w:b w:val="false"/>
-                <w:bCs w:val="false"/>
-              </w:rPr>
-              <w:t xml:space="preserve">项目UI设计</w:t>
+            <w:tcW w:type="dxa" w:w="2560"/>
+            <w:tcBorders>
+              <w:top w:val="single" w:color="B7B7B7" w:sz="1"/>
+              <w:left w:val="single" w:color="B7B7B7" w:sz="1"/>
+              <w:bottom w:val="single" w:color="B7B7B7" w:sz="1"/>
+              <w:right w:val="single" w:color="B7B7B7" w:sz="1"/>
+            </w:tcBorders>
+            <w:tcMar>
+              <w:top w:type="dxa" w:w="80"/>
+              <w:left w:type="dxa" w:w="120"/>
+              <w:bottom w:type="dxa" w:w="80"/>
+              <w:right w:type="dxa" w:w="120"/>
+            </w:tcMar>
+          </w:tcPr>
+          <w:p>
+            <w:pPr>
+              <w:spacing w:after="60" w:line="280"/>
+            </w:pPr>
+            <w:r>
+              <w:rPr>
+                <w:b w:val="false"/>
+                <w:bCs w:val="false"/>
+              </w:rPr>
+              <w:t xml:space="preserve">原型设计、视觉规范、界面统一性设计</w:t>
             </w:r>
           </w:p>
         </w:tc>
@@ -2000,14 +3279,1797 @@
     </w:tbl>
     <w:p>
       <w:pPr>
-        <w:pStyle w:val="Heading1"/>
+        <w:pStyle w:val="Heading2"/>
       </w:pPr>
       <w:r>
         <w:rPr>
           <w:b/>
           <w:bCs/>
         </w:rPr>
-        <w:t xml:space="preserve">六、计划进度</w:t>
+        <w:t xml:space="preserve">(三)研发基础</w:t>
+      </w:r>
+    </w:p>
+    <w:p>
+      <w:pPr>
+        <w:spacing w:after="120" w:line="360"/>
+      </w:pPr>
+      <w:r>
+        <w:t xml:space="preserve">公司在 Spring Boot、Vue、微信小程序/H5、GIS、数据统计分析、权限体系和运维保障方面已有积累，具备一定的项目沉淀、实施经验与客户场景理解，可为本项目研发提供可靠基础。</w:t>
+      </w:r>
+    </w:p>
+    <w:p>
+      <w:pPr>
+        <w:pStyle w:val="Heading1"/>
+      </w:pPr>
+      <w:r>
+        <w:rPr>
+          <w:b/>
+          <w:bCs/>
+        </w:rPr>
+        <w:t xml:space="preserve">六、实施进度计划</w:t>
+      </w:r>
+    </w:p>
+    <w:tbl>
+      <w:tblPr>
+        <w:tblW w:type="pct" w:w="100%"/>
+        <w:tblBorders>
+          <w:top w:val="single" w:color="auto" w:sz="4"/>
+          <w:left w:val="single" w:color="auto" w:sz="4"/>
+          <w:bottom w:val="single" w:color="auto" w:sz="4"/>
+          <w:right w:val="single" w:color="auto" w:sz="4"/>
+          <w:insideH w:val="single" w:color="auto" w:sz="4"/>
+          <w:insideV w:val="single" w:color="auto" w:sz="4"/>
+        </w:tblBorders>
+      </w:tblPr>
+      <w:tblGrid>
+        <w:gridCol w:w="1800"/>
+        <w:gridCol w:w="3600"/>
+        <w:gridCol w:w="3960"/>
+      </w:tblGrid>
+      <w:tr>
+        <w:trPr>
+          <w:cantSplit/>
+        </w:trPr>
+        <w:tc>
+          <w:tcPr>
+            <w:tcW w:type="dxa" w:w="1800"/>
+            <w:tcBorders>
+              <w:top w:val="single" w:color="B7B7B7" w:sz="1"/>
+              <w:left w:val="single" w:color="B7B7B7" w:sz="1"/>
+              <w:bottom w:val="single" w:color="B7B7B7" w:sz="1"/>
+              <w:right w:val="single" w:color="B7B7B7" w:sz="1"/>
+            </w:tcBorders>
+            <w:shd w:fill="D9EAF7" w:val="clear"/>
+            <w:tcMar>
+              <w:top w:type="dxa" w:w="80"/>
+              <w:left w:type="dxa" w:w="120"/>
+              <w:bottom w:type="dxa" w:w="80"/>
+              <w:right w:type="dxa" w:w="120"/>
+            </w:tcMar>
+          </w:tcPr>
+          <w:p>
+            <w:pPr>
+              <w:spacing w:after="60" w:line="280"/>
+            </w:pPr>
+            <w:r>
+              <w:rPr>
+                <w:b/>
+                <w:bCs/>
+              </w:rPr>
+              <w:t xml:space="preserve">阶段</w:t>
+            </w:r>
+          </w:p>
+        </w:tc>
+        <w:tc>
+          <w:tcPr>
+            <w:tcW w:type="dxa" w:w="3600"/>
+            <w:tcBorders>
+              <w:top w:val="single" w:color="B7B7B7" w:sz="1"/>
+              <w:left w:val="single" w:color="B7B7B7" w:sz="1"/>
+              <w:bottom w:val="single" w:color="B7B7B7" w:sz="1"/>
+              <w:right w:val="single" w:color="B7B7B7" w:sz="1"/>
+            </w:tcBorders>
+            <w:shd w:fill="D9EAF7" w:val="clear"/>
+            <w:tcMar>
+              <w:top w:type="dxa" w:w="80"/>
+              <w:left w:type="dxa" w:w="120"/>
+              <w:bottom w:type="dxa" w:w="80"/>
+              <w:right w:type="dxa" w:w="120"/>
+            </w:tcMar>
+          </w:tcPr>
+          <w:p>
+            <w:pPr>
+              <w:spacing w:after="60" w:line="280"/>
+            </w:pPr>
+            <w:r>
+              <w:rPr>
+                <w:b/>
+                <w:bCs/>
+              </w:rPr>
+              <w:t xml:space="preserve">主要工作</w:t>
+            </w:r>
+          </w:p>
+        </w:tc>
+        <w:tc>
+          <w:tcPr>
+            <w:tcW w:type="dxa" w:w="3960"/>
+            <w:tcBorders>
+              <w:top w:val="single" w:color="B7B7B7" w:sz="1"/>
+              <w:left w:val="single" w:color="B7B7B7" w:sz="1"/>
+              <w:bottom w:val="single" w:color="B7B7B7" w:sz="1"/>
+              <w:right w:val="single" w:color="B7B7B7" w:sz="1"/>
+            </w:tcBorders>
+            <w:shd w:fill="D9EAF7" w:val="clear"/>
+            <w:tcMar>
+              <w:top w:type="dxa" w:w="80"/>
+              <w:left w:type="dxa" w:w="120"/>
+              <w:bottom w:type="dxa" w:w="80"/>
+              <w:right w:type="dxa" w:w="120"/>
+            </w:tcMar>
+          </w:tcPr>
+          <w:p>
+            <w:pPr>
+              <w:spacing w:after="60" w:line="280"/>
+            </w:pPr>
+            <w:r>
+              <w:rPr>
+                <w:b/>
+                <w:bCs/>
+              </w:rPr>
+              <w:t xml:space="preserve">预期成果</w:t>
+            </w:r>
+          </w:p>
+        </w:tc>
+      </w:tr>
+      <w:tr>
+        <w:trPr>
+          <w:cantSplit/>
+        </w:trPr>
+        <w:tc>
+          <w:tcPr>
+            <w:tcW w:type="dxa" w:w="1800"/>
+            <w:tcBorders>
+              <w:top w:val="single" w:color="B7B7B7" w:sz="1"/>
+              <w:left w:val="single" w:color="B7B7B7" w:sz="1"/>
+              <w:bottom w:val="single" w:color="B7B7B7" w:sz="1"/>
+              <w:right w:val="single" w:color="B7B7B7" w:sz="1"/>
+            </w:tcBorders>
+            <w:tcMar>
+              <w:top w:type="dxa" w:w="80"/>
+              <w:left w:type="dxa" w:w="120"/>
+              <w:bottom w:type="dxa" w:w="80"/>
+              <w:right w:type="dxa" w:w="120"/>
+            </w:tcMar>
+          </w:tcPr>
+          <w:p>
+            <w:pPr>
+              <w:spacing w:after="60" w:line="280"/>
+            </w:pPr>
+            <w:r>
+              <w:rPr>
+                <w:b w:val="false"/>
+                <w:bCs w:val="false"/>
+              </w:rPr>
+              <w:t xml:space="preserve">2025.01-2025.02</w:t>
+            </w:r>
+          </w:p>
+        </w:tc>
+        <w:tc>
+          <w:tcPr>
+            <w:tcW w:type="dxa" w:w="3600"/>
+            <w:tcBorders>
+              <w:top w:val="single" w:color="B7B7B7" w:sz="1"/>
+              <w:left w:val="single" w:color="B7B7B7" w:sz="1"/>
+              <w:bottom w:val="single" w:color="B7B7B7" w:sz="1"/>
+              <w:right w:val="single" w:color="B7B7B7" w:sz="1"/>
+            </w:tcBorders>
+            <w:tcMar>
+              <w:top w:type="dxa" w:w="80"/>
+              <w:left w:type="dxa" w:w="120"/>
+              <w:bottom w:type="dxa" w:w="80"/>
+              <w:right w:type="dxa" w:w="120"/>
+            </w:tcMar>
+          </w:tcPr>
+          <w:p>
+            <w:pPr>
+              <w:spacing w:after="60" w:line="280"/>
+            </w:pPr>
+            <w:r>
+              <w:rPr>
+                <w:b w:val="false"/>
+                <w:bCs w:val="false"/>
+              </w:rPr>
+              <w:t xml:space="preserve">需求调研与总体设计</w:t>
+            </w:r>
+          </w:p>
+        </w:tc>
+        <w:tc>
+          <w:tcPr>
+            <w:tcW w:type="dxa" w:w="3960"/>
+            <w:tcBorders>
+              <w:top w:val="single" w:color="B7B7B7" w:sz="1"/>
+              <w:left w:val="single" w:color="B7B7B7" w:sz="1"/>
+              <w:bottom w:val="single" w:color="B7B7B7" w:sz="1"/>
+              <w:right w:val="single" w:color="B7B7B7" w:sz="1"/>
+            </w:tcBorders>
+            <w:tcMar>
+              <w:top w:type="dxa" w:w="80"/>
+              <w:left w:type="dxa" w:w="120"/>
+              <w:bottom w:type="dxa" w:w="80"/>
+              <w:right w:type="dxa" w:w="120"/>
+            </w:tcMar>
+          </w:tcPr>
+          <w:p>
+            <w:pPr>
+              <w:spacing w:after="60" w:line="280"/>
+            </w:pPr>
+            <w:r>
+              <w:rPr>
+                <w:b w:val="false"/>
+                <w:bCs w:val="false"/>
+              </w:rPr>
+              <w:t xml:space="preserve">完成场景梳理、数据模型、原型设计、立项评审</w:t>
+            </w:r>
+          </w:p>
+        </w:tc>
+      </w:tr>
+      <w:tr>
+        <w:trPr>
+          <w:cantSplit/>
+        </w:trPr>
+        <w:tc>
+          <w:tcPr>
+            <w:tcW w:type="dxa" w:w="1800"/>
+            <w:tcBorders>
+              <w:top w:val="single" w:color="B7B7B7" w:sz="1"/>
+              <w:left w:val="single" w:color="B7B7B7" w:sz="1"/>
+              <w:bottom w:val="single" w:color="B7B7B7" w:sz="1"/>
+              <w:right w:val="single" w:color="B7B7B7" w:sz="1"/>
+            </w:tcBorders>
+            <w:tcMar>
+              <w:top w:type="dxa" w:w="80"/>
+              <w:left w:type="dxa" w:w="120"/>
+              <w:bottom w:type="dxa" w:w="80"/>
+              <w:right w:type="dxa" w:w="120"/>
+            </w:tcMar>
+          </w:tcPr>
+          <w:p>
+            <w:pPr>
+              <w:spacing w:after="60" w:line="280"/>
+            </w:pPr>
+            <w:r>
+              <w:rPr>
+                <w:b w:val="false"/>
+                <w:bCs w:val="false"/>
+              </w:rPr>
+              <w:t xml:space="preserve">2025.03-2025.05</w:t>
+            </w:r>
+          </w:p>
+        </w:tc>
+        <w:tc>
+          <w:tcPr>
+            <w:tcW w:type="dxa" w:w="3600"/>
+            <w:tcBorders>
+              <w:top w:val="single" w:color="B7B7B7" w:sz="1"/>
+              <w:left w:val="single" w:color="B7B7B7" w:sz="1"/>
+              <w:bottom w:val="single" w:color="B7B7B7" w:sz="1"/>
+              <w:right w:val="single" w:color="B7B7B7" w:sz="1"/>
+            </w:tcBorders>
+            <w:tcMar>
+              <w:top w:type="dxa" w:w="80"/>
+              <w:left w:type="dxa" w:w="120"/>
+              <w:bottom w:type="dxa" w:w="80"/>
+              <w:right w:type="dxa" w:w="120"/>
+            </w:tcMar>
+          </w:tcPr>
+          <w:p>
+            <w:pPr>
+              <w:spacing w:after="60" w:line="280"/>
+            </w:pPr>
+            <w:r>
+              <w:rPr>
+                <w:b w:val="false"/>
+                <w:bCs w:val="false"/>
+              </w:rPr>
+              <w:t xml:space="preserve">核心功能研发（一）</w:t>
+            </w:r>
+          </w:p>
+        </w:tc>
+        <w:tc>
+          <w:tcPr>
+            <w:tcW w:type="dxa" w:w="3960"/>
+            <w:tcBorders>
+              <w:top w:val="single" w:color="B7B7B7" w:sz="1"/>
+              <w:left w:val="single" w:color="B7B7B7" w:sz="1"/>
+              <w:bottom w:val="single" w:color="B7B7B7" w:sz="1"/>
+              <w:right w:val="single" w:color="B7B7B7" w:sz="1"/>
+            </w:tcBorders>
+            <w:tcMar>
+              <w:top w:type="dxa" w:w="80"/>
+              <w:left w:type="dxa" w:w="120"/>
+              <w:bottom w:type="dxa" w:w="80"/>
+              <w:right w:type="dxa" w:w="120"/>
+            </w:tcMar>
+          </w:tcPr>
+          <w:p>
+            <w:pPr>
+              <w:spacing w:after="60" w:line="280"/>
+            </w:pPr>
+            <w:r>
+              <w:rPr>
+                <w:b w:val="false"/>
+                <w:bCs w:val="false"/>
+              </w:rPr>
+              <w:t xml:space="preserve">完成PC端基础台账、任务管理、地图展示等核心模块</w:t>
+            </w:r>
+          </w:p>
+        </w:tc>
+      </w:tr>
+      <w:tr>
+        <w:trPr>
+          <w:cantSplit/>
+        </w:trPr>
+        <w:tc>
+          <w:tcPr>
+            <w:tcW w:type="dxa" w:w="1800"/>
+            <w:tcBorders>
+              <w:top w:val="single" w:color="B7B7B7" w:sz="1"/>
+              <w:left w:val="single" w:color="B7B7B7" w:sz="1"/>
+              <w:bottom w:val="single" w:color="B7B7B7" w:sz="1"/>
+              <w:right w:val="single" w:color="B7B7B7" w:sz="1"/>
+            </w:tcBorders>
+            <w:tcMar>
+              <w:top w:type="dxa" w:w="80"/>
+              <w:left w:type="dxa" w:w="120"/>
+              <w:bottom w:type="dxa" w:w="80"/>
+              <w:right w:type="dxa" w:w="120"/>
+            </w:tcMar>
+          </w:tcPr>
+          <w:p>
+            <w:pPr>
+              <w:spacing w:after="60" w:line="280"/>
+            </w:pPr>
+            <w:r>
+              <w:rPr>
+                <w:b w:val="false"/>
+                <w:bCs w:val="false"/>
+              </w:rPr>
+              <w:t xml:space="preserve">2025.06-2025.08</w:t>
+            </w:r>
+          </w:p>
+        </w:tc>
+        <w:tc>
+          <w:tcPr>
+            <w:tcW w:type="dxa" w:w="3600"/>
+            <w:tcBorders>
+              <w:top w:val="single" w:color="B7B7B7" w:sz="1"/>
+              <w:left w:val="single" w:color="B7B7B7" w:sz="1"/>
+              <w:bottom w:val="single" w:color="B7B7B7" w:sz="1"/>
+              <w:right w:val="single" w:color="B7B7B7" w:sz="1"/>
+            </w:tcBorders>
+            <w:tcMar>
+              <w:top w:type="dxa" w:w="80"/>
+              <w:left w:type="dxa" w:w="120"/>
+              <w:bottom w:type="dxa" w:w="80"/>
+              <w:right w:type="dxa" w:w="120"/>
+            </w:tcMar>
+          </w:tcPr>
+          <w:p>
+            <w:pPr>
+              <w:spacing w:after="60" w:line="280"/>
+            </w:pPr>
+            <w:r>
+              <w:rPr>
+                <w:b w:val="false"/>
+                <w:bCs w:val="false"/>
+              </w:rPr>
+              <w:t xml:space="preserve">核心功能研发（二）</w:t>
+            </w:r>
+          </w:p>
+        </w:tc>
+        <w:tc>
+          <w:tcPr>
+            <w:tcW w:type="dxa" w:w="3960"/>
+            <w:tcBorders>
+              <w:top w:val="single" w:color="B7B7B7" w:sz="1"/>
+              <w:left w:val="single" w:color="B7B7B7" w:sz="1"/>
+              <w:bottom w:val="single" w:color="B7B7B7" w:sz="1"/>
+              <w:right w:val="single" w:color="B7B7B7" w:sz="1"/>
+            </w:tcBorders>
+            <w:tcMar>
+              <w:top w:type="dxa" w:w="80"/>
+              <w:left w:type="dxa" w:w="120"/>
+              <w:bottom w:type="dxa" w:w="80"/>
+              <w:right w:type="dxa" w:w="120"/>
+            </w:tcMar>
+          </w:tcPr>
+          <w:p>
+            <w:pPr>
+              <w:spacing w:after="60" w:line="280"/>
+            </w:pPr>
+            <w:r>
+              <w:rPr>
+                <w:b w:val="false"/>
+                <w:bCs w:val="false"/>
+              </w:rPr>
+              <w:t xml:space="preserve">完成小程序端巡查/上报/反馈能力，与PC端联调</w:t>
+            </w:r>
+          </w:p>
+        </w:tc>
+      </w:tr>
+      <w:tr>
+        <w:trPr>
+          <w:cantSplit/>
+        </w:trPr>
+        <w:tc>
+          <w:tcPr>
+            <w:tcW w:type="dxa" w:w="1800"/>
+            <w:tcBorders>
+              <w:top w:val="single" w:color="B7B7B7" w:sz="1"/>
+              <w:left w:val="single" w:color="B7B7B7" w:sz="1"/>
+              <w:bottom w:val="single" w:color="B7B7B7" w:sz="1"/>
+              <w:right w:val="single" w:color="B7B7B7" w:sz="1"/>
+            </w:tcBorders>
+            <w:tcMar>
+              <w:top w:type="dxa" w:w="80"/>
+              <w:left w:type="dxa" w:w="120"/>
+              <w:bottom w:type="dxa" w:w="80"/>
+              <w:right w:type="dxa" w:w="120"/>
+            </w:tcMar>
+          </w:tcPr>
+          <w:p>
+            <w:pPr>
+              <w:spacing w:after="60" w:line="280"/>
+            </w:pPr>
+            <w:r>
+              <w:rPr>
+                <w:b w:val="false"/>
+                <w:bCs w:val="false"/>
+              </w:rPr>
+              <w:t xml:space="preserve">2025.09-2025.10</w:t>
+            </w:r>
+          </w:p>
+        </w:tc>
+        <w:tc>
+          <w:tcPr>
+            <w:tcW w:type="dxa" w:w="3600"/>
+            <w:tcBorders>
+              <w:top w:val="single" w:color="B7B7B7" w:sz="1"/>
+              <w:left w:val="single" w:color="B7B7B7" w:sz="1"/>
+              <w:bottom w:val="single" w:color="B7B7B7" w:sz="1"/>
+              <w:right w:val="single" w:color="B7B7B7" w:sz="1"/>
+            </w:tcBorders>
+            <w:tcMar>
+              <w:top w:type="dxa" w:w="80"/>
+              <w:left w:type="dxa" w:w="120"/>
+              <w:bottom w:type="dxa" w:w="80"/>
+              <w:right w:type="dxa" w:w="120"/>
+            </w:tcMar>
+          </w:tcPr>
+          <w:p>
+            <w:pPr>
+              <w:spacing w:after="60" w:line="280"/>
+            </w:pPr>
+            <w:r>
+              <w:rPr>
+                <w:b w:val="false"/>
+                <w:bCs w:val="false"/>
+              </w:rPr>
+              <w:t xml:space="preserve">测试优化与试运行</w:t>
+            </w:r>
+          </w:p>
+        </w:tc>
+        <w:tc>
+          <w:tcPr>
+            <w:tcW w:type="dxa" w:w="3960"/>
+            <w:tcBorders>
+              <w:top w:val="single" w:color="B7B7B7" w:sz="1"/>
+              <w:left w:val="single" w:color="B7B7B7" w:sz="1"/>
+              <w:bottom w:val="single" w:color="B7B7B7" w:sz="1"/>
+              <w:right w:val="single" w:color="B7B7B7" w:sz="1"/>
+            </w:tcBorders>
+            <w:tcMar>
+              <w:top w:type="dxa" w:w="80"/>
+              <w:left w:type="dxa" w:w="120"/>
+              <w:bottom w:type="dxa" w:w="80"/>
+              <w:right w:type="dxa" w:w="120"/>
+            </w:tcMar>
+          </w:tcPr>
+          <w:p>
+            <w:pPr>
+              <w:spacing w:after="60" w:line="280"/>
+            </w:pPr>
+            <w:r>
+              <w:rPr>
+                <w:b w:val="false"/>
+                <w:bCs w:val="false"/>
+              </w:rPr>
+              <w:t xml:space="preserve">完成功能测试、性能优化、问题整改、软著材料整理</w:t>
+            </w:r>
+          </w:p>
+        </w:tc>
+      </w:tr>
+      <w:tr>
+        <w:trPr>
+          <w:cantSplit/>
+        </w:trPr>
+        <w:tc>
+          <w:tcPr>
+            <w:tcW w:type="dxa" w:w="1800"/>
+            <w:tcBorders>
+              <w:top w:val="single" w:color="B7B7B7" w:sz="1"/>
+              <w:left w:val="single" w:color="B7B7B7" w:sz="1"/>
+              <w:bottom w:val="single" w:color="B7B7B7" w:sz="1"/>
+              <w:right w:val="single" w:color="B7B7B7" w:sz="1"/>
+            </w:tcBorders>
+            <w:tcMar>
+              <w:top w:type="dxa" w:w="80"/>
+              <w:left w:type="dxa" w:w="120"/>
+              <w:bottom w:type="dxa" w:w="80"/>
+              <w:right w:type="dxa" w:w="120"/>
+            </w:tcMar>
+          </w:tcPr>
+          <w:p>
+            <w:pPr>
+              <w:spacing w:after="60" w:line="280"/>
+            </w:pPr>
+            <w:r>
+              <w:rPr>
+                <w:b w:val="false"/>
+                <w:bCs w:val="false"/>
+              </w:rPr>
+              <w:t xml:space="preserve">2025.11-2025.12</w:t>
+            </w:r>
+          </w:p>
+        </w:tc>
+        <w:tc>
+          <w:tcPr>
+            <w:tcW w:type="dxa" w:w="3600"/>
+            <w:tcBorders>
+              <w:top w:val="single" w:color="B7B7B7" w:sz="1"/>
+              <w:left w:val="single" w:color="B7B7B7" w:sz="1"/>
+              <w:bottom w:val="single" w:color="B7B7B7" w:sz="1"/>
+              <w:right w:val="single" w:color="B7B7B7" w:sz="1"/>
+            </w:tcBorders>
+            <w:tcMar>
+              <w:top w:type="dxa" w:w="80"/>
+              <w:left w:type="dxa" w:w="120"/>
+              <w:bottom w:type="dxa" w:w="80"/>
+              <w:right w:type="dxa" w:w="120"/>
+            </w:tcMar>
+          </w:tcPr>
+          <w:p>
+            <w:pPr>
+              <w:spacing w:after="60" w:line="280"/>
+            </w:pPr>
+            <w:r>
+              <w:rPr>
+                <w:b w:val="false"/>
+                <w:bCs w:val="false"/>
+              </w:rPr>
+              <w:t xml:space="preserve">部署运维与总结</w:t>
+            </w:r>
+          </w:p>
+        </w:tc>
+        <w:tc>
+          <w:tcPr>
+            <w:tcW w:type="dxa" w:w="3960"/>
+            <w:tcBorders>
+              <w:top w:val="single" w:color="B7B7B7" w:sz="1"/>
+              <w:left w:val="single" w:color="B7B7B7" w:sz="1"/>
+              <w:bottom w:val="single" w:color="B7B7B7" w:sz="1"/>
+              <w:right w:val="single" w:color="B7B7B7" w:sz="1"/>
+            </w:tcBorders>
+            <w:tcMar>
+              <w:top w:type="dxa" w:w="80"/>
+              <w:left w:type="dxa" w:w="120"/>
+              <w:bottom w:type="dxa" w:w="80"/>
+              <w:right w:type="dxa" w:w="120"/>
+            </w:tcMar>
+          </w:tcPr>
+          <w:p>
+            <w:pPr>
+              <w:spacing w:after="60" w:line="280"/>
+            </w:pPr>
+            <w:r>
+              <w:rPr>
+                <w:b w:val="false"/>
+                <w:bCs w:val="false"/>
+              </w:rPr>
+              <w:t xml:space="preserve">完成上线保障、运维支持、项目总结与成果归档</w:t>
+            </w:r>
+          </w:p>
+        </w:tc>
+      </w:tr>
+    </w:tbl>
+    <w:p>
+      <w:pPr>
+        <w:pStyle w:val="Heading1"/>
+      </w:pPr>
+      <w:r>
+        <w:rPr>
+          <w:b/>
+          <w:bCs/>
+        </w:rPr>
+        <w:t xml:space="preserve">七、风险分析及控制措施</w:t>
+      </w:r>
+    </w:p>
+    <w:tbl>
+      <w:tblPr>
+        <w:tblW w:type="pct" w:w="100%"/>
+        <w:tblBorders>
+          <w:top w:val="single" w:color="auto" w:sz="4"/>
+          <w:left w:val="single" w:color="auto" w:sz="4"/>
+          <w:bottom w:val="single" w:color="auto" w:sz="4"/>
+          <w:right w:val="single" w:color="auto" w:sz="4"/>
+          <w:insideH w:val="single" w:color="auto" w:sz="4"/>
+          <w:insideV w:val="single" w:color="auto" w:sz="4"/>
+        </w:tblBorders>
+      </w:tblPr>
+      <w:tblGrid>
+        <w:gridCol w:w="1800"/>
+        <w:gridCol w:w="3600"/>
+        <w:gridCol w:w="3960"/>
+      </w:tblGrid>
+      <w:tr>
+        <w:trPr>
+          <w:cantSplit/>
+        </w:trPr>
+        <w:tc>
+          <w:tcPr>
+            <w:tcW w:type="dxa" w:w="1800"/>
+            <w:tcBorders>
+              <w:top w:val="single" w:color="B7B7B7" w:sz="1"/>
+              <w:left w:val="single" w:color="B7B7B7" w:sz="1"/>
+              <w:bottom w:val="single" w:color="B7B7B7" w:sz="1"/>
+              <w:right w:val="single" w:color="B7B7B7" w:sz="1"/>
+            </w:tcBorders>
+            <w:shd w:fill="D9EAF7" w:val="clear"/>
+            <w:tcMar>
+              <w:top w:type="dxa" w:w="80"/>
+              <w:left w:type="dxa" w:w="120"/>
+              <w:bottom w:type="dxa" w:w="80"/>
+              <w:right w:type="dxa" w:w="120"/>
+            </w:tcMar>
+          </w:tcPr>
+          <w:p>
+            <w:pPr>
+              <w:spacing w:after="60" w:line="280"/>
+            </w:pPr>
+            <w:r>
+              <w:rPr>
+                <w:b/>
+                <w:bCs/>
+              </w:rPr>
+              <w:t xml:space="preserve">风险类别</w:t>
+            </w:r>
+          </w:p>
+        </w:tc>
+        <w:tc>
+          <w:tcPr>
+            <w:tcW w:type="dxa" w:w="3600"/>
+            <w:tcBorders>
+              <w:top w:val="single" w:color="B7B7B7" w:sz="1"/>
+              <w:left w:val="single" w:color="B7B7B7" w:sz="1"/>
+              <w:bottom w:val="single" w:color="B7B7B7" w:sz="1"/>
+              <w:right w:val="single" w:color="B7B7B7" w:sz="1"/>
+            </w:tcBorders>
+            <w:shd w:fill="D9EAF7" w:val="clear"/>
+            <w:tcMar>
+              <w:top w:type="dxa" w:w="80"/>
+              <w:left w:type="dxa" w:w="120"/>
+              <w:bottom w:type="dxa" w:w="80"/>
+              <w:right w:type="dxa" w:w="120"/>
+            </w:tcMar>
+          </w:tcPr>
+          <w:p>
+            <w:pPr>
+              <w:spacing w:after="60" w:line="280"/>
+            </w:pPr>
+            <w:r>
+              <w:rPr>
+                <w:b/>
+                <w:bCs/>
+              </w:rPr>
+              <w:t xml:space="preserve">风险表现</w:t>
+            </w:r>
+          </w:p>
+        </w:tc>
+        <w:tc>
+          <w:tcPr>
+            <w:tcW w:type="dxa" w:w="3960"/>
+            <w:tcBorders>
+              <w:top w:val="single" w:color="B7B7B7" w:sz="1"/>
+              <w:left w:val="single" w:color="B7B7B7" w:sz="1"/>
+              <w:bottom w:val="single" w:color="B7B7B7" w:sz="1"/>
+              <w:right w:val="single" w:color="B7B7B7" w:sz="1"/>
+            </w:tcBorders>
+            <w:shd w:fill="D9EAF7" w:val="clear"/>
+            <w:tcMar>
+              <w:top w:type="dxa" w:w="80"/>
+              <w:left w:type="dxa" w:w="120"/>
+              <w:bottom w:type="dxa" w:w="80"/>
+              <w:right w:type="dxa" w:w="120"/>
+            </w:tcMar>
+          </w:tcPr>
+          <w:p>
+            <w:pPr>
+              <w:spacing w:after="60" w:line="280"/>
+            </w:pPr>
+            <w:r>
+              <w:rPr>
+                <w:b/>
+                <w:bCs/>
+              </w:rPr>
+              <w:t xml:space="preserve">控制措施</w:t>
+            </w:r>
+          </w:p>
+        </w:tc>
+      </w:tr>
+      <w:tr>
+        <w:trPr>
+          <w:cantSplit/>
+        </w:trPr>
+        <w:tc>
+          <w:tcPr>
+            <w:tcW w:type="dxa" w:w="1800"/>
+            <w:tcBorders>
+              <w:top w:val="single" w:color="B7B7B7" w:sz="1"/>
+              <w:left w:val="single" w:color="B7B7B7" w:sz="1"/>
+              <w:bottom w:val="single" w:color="B7B7B7" w:sz="1"/>
+              <w:right w:val="single" w:color="B7B7B7" w:sz="1"/>
+            </w:tcBorders>
+            <w:tcMar>
+              <w:top w:type="dxa" w:w="80"/>
+              <w:left w:type="dxa" w:w="120"/>
+              <w:bottom w:type="dxa" w:w="80"/>
+              <w:right w:type="dxa" w:w="120"/>
+            </w:tcMar>
+          </w:tcPr>
+          <w:p>
+            <w:pPr>
+              <w:spacing w:after="60" w:line="280"/>
+            </w:pPr>
+            <w:r>
+              <w:rPr>
+                <w:b w:val="false"/>
+                <w:bCs w:val="false"/>
+              </w:rPr>
+              <w:t xml:space="preserve">需求变动</w:t>
+            </w:r>
+          </w:p>
+        </w:tc>
+        <w:tc>
+          <w:tcPr>
+            <w:tcW w:type="dxa" w:w="3600"/>
+            <w:tcBorders>
+              <w:top w:val="single" w:color="B7B7B7" w:sz="1"/>
+              <w:left w:val="single" w:color="B7B7B7" w:sz="1"/>
+              <w:bottom w:val="single" w:color="B7B7B7" w:sz="1"/>
+              <w:right w:val="single" w:color="B7B7B7" w:sz="1"/>
+            </w:tcBorders>
+            <w:tcMar>
+              <w:top w:type="dxa" w:w="80"/>
+              <w:left w:type="dxa" w:w="120"/>
+              <w:bottom w:type="dxa" w:w="80"/>
+              <w:right w:type="dxa" w:w="120"/>
+            </w:tcMar>
+          </w:tcPr>
+          <w:p>
+            <w:pPr>
+              <w:spacing w:after="60" w:line="280"/>
+            </w:pPr>
+            <w:r>
+              <w:rPr>
+                <w:b w:val="false"/>
+                <w:bCs w:val="false"/>
+              </w:rPr>
+              <w:t xml:space="preserve">多业务角色诉求差异较大</w:t>
+            </w:r>
+          </w:p>
+        </w:tc>
+        <w:tc>
+          <w:tcPr>
+            <w:tcW w:type="dxa" w:w="3960"/>
+            <w:tcBorders>
+              <w:top w:val="single" w:color="B7B7B7" w:sz="1"/>
+              <w:left w:val="single" w:color="B7B7B7" w:sz="1"/>
+              <w:bottom w:val="single" w:color="B7B7B7" w:sz="1"/>
+              <w:right w:val="single" w:color="B7B7B7" w:sz="1"/>
+            </w:tcBorders>
+            <w:tcMar>
+              <w:top w:type="dxa" w:w="80"/>
+              <w:left w:type="dxa" w:w="120"/>
+              <w:bottom w:type="dxa" w:w="80"/>
+              <w:right w:type="dxa" w:w="120"/>
+            </w:tcMar>
+          </w:tcPr>
+          <w:p>
+            <w:pPr>
+              <w:spacing w:after="60" w:line="280"/>
+            </w:pPr>
+            <w:r>
+              <w:rPr>
+                <w:b w:val="false"/>
+                <w:bCs w:val="false"/>
+              </w:rPr>
+              <w:t xml:space="preserve">通过阶段评审、原型确认、需求冻结控制变更</w:t>
+            </w:r>
+          </w:p>
+        </w:tc>
+      </w:tr>
+      <w:tr>
+        <w:trPr>
+          <w:cantSplit/>
+        </w:trPr>
+        <w:tc>
+          <w:tcPr>
+            <w:tcW w:type="dxa" w:w="1800"/>
+            <w:tcBorders>
+              <w:top w:val="single" w:color="B7B7B7" w:sz="1"/>
+              <w:left w:val="single" w:color="B7B7B7" w:sz="1"/>
+              <w:bottom w:val="single" w:color="B7B7B7" w:sz="1"/>
+              <w:right w:val="single" w:color="B7B7B7" w:sz="1"/>
+            </w:tcBorders>
+            <w:tcMar>
+              <w:top w:type="dxa" w:w="80"/>
+              <w:left w:type="dxa" w:w="120"/>
+              <w:bottom w:type="dxa" w:w="80"/>
+              <w:right w:type="dxa" w:w="120"/>
+            </w:tcMar>
+          </w:tcPr>
+          <w:p>
+            <w:pPr>
+              <w:spacing w:after="60" w:line="280"/>
+            </w:pPr>
+            <w:r>
+              <w:rPr>
+                <w:b w:val="false"/>
+                <w:bCs w:val="false"/>
+              </w:rPr>
+              <w:t xml:space="preserve">移动端网络波动</w:t>
+            </w:r>
+          </w:p>
+        </w:tc>
+        <w:tc>
+          <w:tcPr>
+            <w:tcW w:type="dxa" w:w="3600"/>
+            <w:tcBorders>
+              <w:top w:val="single" w:color="B7B7B7" w:sz="1"/>
+              <w:left w:val="single" w:color="B7B7B7" w:sz="1"/>
+              <w:bottom w:val="single" w:color="B7B7B7" w:sz="1"/>
+              <w:right w:val="single" w:color="B7B7B7" w:sz="1"/>
+            </w:tcBorders>
+            <w:tcMar>
+              <w:top w:type="dxa" w:w="80"/>
+              <w:left w:type="dxa" w:w="120"/>
+              <w:bottom w:type="dxa" w:w="80"/>
+              <w:right w:type="dxa" w:w="120"/>
+            </w:tcMar>
+          </w:tcPr>
+          <w:p>
+            <w:pPr>
+              <w:spacing w:after="60" w:line="280"/>
+            </w:pPr>
+            <w:r>
+              <w:rPr>
+                <w:b w:val="false"/>
+                <w:bCs w:val="false"/>
+              </w:rPr>
+              <w:t xml:space="preserve">现场上报环境复杂</w:t>
+            </w:r>
+          </w:p>
+        </w:tc>
+        <w:tc>
+          <w:tcPr>
+            <w:tcW w:type="dxa" w:w="3960"/>
+            <w:tcBorders>
+              <w:top w:val="single" w:color="B7B7B7" w:sz="1"/>
+              <w:left w:val="single" w:color="B7B7B7" w:sz="1"/>
+              <w:bottom w:val="single" w:color="B7B7B7" w:sz="1"/>
+              <w:right w:val="single" w:color="B7B7B7" w:sz="1"/>
+            </w:tcBorders>
+            <w:tcMar>
+              <w:top w:type="dxa" w:w="80"/>
+              <w:left w:type="dxa" w:w="120"/>
+              <w:bottom w:type="dxa" w:w="80"/>
+              <w:right w:type="dxa" w:w="120"/>
+            </w:tcMar>
+          </w:tcPr>
+          <w:p>
+            <w:pPr>
+              <w:spacing w:after="60" w:line="280"/>
+            </w:pPr>
+            <w:r>
+              <w:rPr>
+                <w:b w:val="false"/>
+                <w:bCs w:val="false"/>
+              </w:rPr>
+              <w:t xml:space="preserve">采用本地缓存、失败重试、断点续传策略</w:t>
+            </w:r>
+          </w:p>
+        </w:tc>
+      </w:tr>
+      <w:tr>
+        <w:trPr>
+          <w:cantSplit/>
+        </w:trPr>
+        <w:tc>
+          <w:tcPr>
+            <w:tcW w:type="dxa" w:w="1800"/>
+            <w:tcBorders>
+              <w:top w:val="single" w:color="B7B7B7" w:sz="1"/>
+              <w:left w:val="single" w:color="B7B7B7" w:sz="1"/>
+              <w:bottom w:val="single" w:color="B7B7B7" w:sz="1"/>
+              <w:right w:val="single" w:color="B7B7B7" w:sz="1"/>
+            </w:tcBorders>
+            <w:tcMar>
+              <w:top w:type="dxa" w:w="80"/>
+              <w:left w:type="dxa" w:w="120"/>
+              <w:bottom w:type="dxa" w:w="80"/>
+              <w:right w:type="dxa" w:w="120"/>
+            </w:tcMar>
+          </w:tcPr>
+          <w:p>
+            <w:pPr>
+              <w:spacing w:after="60" w:line="280"/>
+            </w:pPr>
+            <w:r>
+              <w:rPr>
+                <w:b w:val="false"/>
+                <w:bCs w:val="false"/>
+              </w:rPr>
+              <w:t xml:space="preserve">数据口径不统一</w:t>
+            </w:r>
+          </w:p>
+        </w:tc>
+        <w:tc>
+          <w:tcPr>
+            <w:tcW w:type="dxa" w:w="3600"/>
+            <w:tcBorders>
+              <w:top w:val="single" w:color="B7B7B7" w:sz="1"/>
+              <w:left w:val="single" w:color="B7B7B7" w:sz="1"/>
+              <w:bottom w:val="single" w:color="B7B7B7" w:sz="1"/>
+              <w:right w:val="single" w:color="B7B7B7" w:sz="1"/>
+            </w:tcBorders>
+            <w:tcMar>
+              <w:top w:type="dxa" w:w="80"/>
+              <w:left w:type="dxa" w:w="120"/>
+              <w:bottom w:type="dxa" w:w="80"/>
+              <w:right w:type="dxa" w:w="120"/>
+            </w:tcMar>
+          </w:tcPr>
+          <w:p>
+            <w:pPr>
+              <w:spacing w:after="60" w:line="280"/>
+            </w:pPr>
+            <w:r>
+              <w:rPr>
+                <w:b w:val="false"/>
+                <w:bCs w:val="false"/>
+              </w:rPr>
+              <w:t xml:space="preserve">不同部门统计口径存在差异</w:t>
+            </w:r>
+          </w:p>
+        </w:tc>
+        <w:tc>
+          <w:tcPr>
+            <w:tcW w:type="dxa" w:w="3960"/>
+            <w:tcBorders>
+              <w:top w:val="single" w:color="B7B7B7" w:sz="1"/>
+              <w:left w:val="single" w:color="B7B7B7" w:sz="1"/>
+              <w:bottom w:val="single" w:color="B7B7B7" w:sz="1"/>
+              <w:right w:val="single" w:color="B7B7B7" w:sz="1"/>
+            </w:tcBorders>
+            <w:tcMar>
+              <w:top w:type="dxa" w:w="80"/>
+              <w:left w:type="dxa" w:w="120"/>
+              <w:bottom w:type="dxa" w:w="80"/>
+              <w:right w:type="dxa" w:w="120"/>
+            </w:tcMar>
+          </w:tcPr>
+          <w:p>
+            <w:pPr>
+              <w:spacing w:after="60" w:line="280"/>
+            </w:pPr>
+            <w:r>
+              <w:rPr>
+                <w:b w:val="false"/>
+                <w:bCs w:val="false"/>
+              </w:rPr>
+              <w:t xml:space="preserve">建立统一字典、统一指标定义与校验规则</w:t>
+            </w:r>
+          </w:p>
+        </w:tc>
+      </w:tr>
+      <w:tr>
+        <w:trPr>
+          <w:cantSplit/>
+        </w:trPr>
+        <w:tc>
+          <w:tcPr>
+            <w:tcW w:type="dxa" w:w="1800"/>
+            <w:tcBorders>
+              <w:top w:val="single" w:color="B7B7B7" w:sz="1"/>
+              <w:left w:val="single" w:color="B7B7B7" w:sz="1"/>
+              <w:bottom w:val="single" w:color="B7B7B7" w:sz="1"/>
+              <w:right w:val="single" w:color="B7B7B7" w:sz="1"/>
+            </w:tcBorders>
+            <w:tcMar>
+              <w:top w:type="dxa" w:w="80"/>
+              <w:left w:type="dxa" w:w="120"/>
+              <w:bottom w:type="dxa" w:w="80"/>
+              <w:right w:type="dxa" w:w="120"/>
+            </w:tcMar>
+          </w:tcPr>
+          <w:p>
+            <w:pPr>
+              <w:spacing w:after="60" w:line="280"/>
+            </w:pPr>
+            <w:r>
+              <w:rPr>
+                <w:b w:val="false"/>
+                <w:bCs w:val="false"/>
+              </w:rPr>
+              <w:t xml:space="preserve">上线运维压力</w:t>
+            </w:r>
+          </w:p>
+        </w:tc>
+        <w:tc>
+          <w:tcPr>
+            <w:tcW w:type="dxa" w:w="3600"/>
+            <w:tcBorders>
+              <w:top w:val="single" w:color="B7B7B7" w:sz="1"/>
+              <w:left w:val="single" w:color="B7B7B7" w:sz="1"/>
+              <w:bottom w:val="single" w:color="B7B7B7" w:sz="1"/>
+              <w:right w:val="single" w:color="B7B7B7" w:sz="1"/>
+            </w:tcBorders>
+            <w:tcMar>
+              <w:top w:type="dxa" w:w="80"/>
+              <w:left w:type="dxa" w:w="120"/>
+              <w:bottom w:type="dxa" w:w="80"/>
+              <w:right w:type="dxa" w:w="120"/>
+            </w:tcMar>
+          </w:tcPr>
+          <w:p>
+            <w:pPr>
+              <w:spacing w:after="60" w:line="280"/>
+            </w:pPr>
+            <w:r>
+              <w:rPr>
+                <w:b w:val="false"/>
+                <w:bCs w:val="false"/>
+              </w:rPr>
+              <w:t xml:space="preserve">汛期等高峰场景访问集中</w:t>
+            </w:r>
+          </w:p>
+        </w:tc>
+        <w:tc>
+          <w:tcPr>
+            <w:tcW w:type="dxa" w:w="3960"/>
+            <w:tcBorders>
+              <w:top w:val="single" w:color="B7B7B7" w:sz="1"/>
+              <w:left w:val="single" w:color="B7B7B7" w:sz="1"/>
+              <w:bottom w:val="single" w:color="B7B7B7" w:sz="1"/>
+              <w:right w:val="single" w:color="B7B7B7" w:sz="1"/>
+            </w:tcBorders>
+            <w:tcMar>
+              <w:top w:type="dxa" w:w="80"/>
+              <w:left w:type="dxa" w:w="120"/>
+              <w:bottom w:type="dxa" w:w="80"/>
+              <w:right w:type="dxa" w:w="120"/>
+            </w:tcMar>
+          </w:tcPr>
+          <w:p>
+            <w:pPr>
+              <w:spacing w:after="60" w:line="280"/>
+            </w:pPr>
+            <w:r>
+              <w:rPr>
+                <w:b w:val="false"/>
+                <w:bCs w:val="false"/>
+              </w:rPr>
+              <w:t xml:space="preserve">提前压测、灰度发布、监控告警与值守保障</w:t>
+            </w:r>
+          </w:p>
+        </w:tc>
+      </w:tr>
+    </w:tbl>
+    <w:p>
+      <w:pPr>
+        <w:pStyle w:val="Heading1"/>
+      </w:pPr>
+      <w:r>
+        <w:rPr>
+          <w:b/>
+          <w:bCs/>
+        </w:rPr>
+        <w:t xml:space="preserve">八、经费预算情况</w:t>
+      </w:r>
+    </w:p>
+    <w:tbl>
+      <w:tblPr>
+        <w:tblW w:type="pct" w:w="100%"/>
+        <w:tblBorders>
+          <w:top w:val="single" w:color="auto" w:sz="4"/>
+          <w:left w:val="single" w:color="auto" w:sz="4"/>
+          <w:bottom w:val="single" w:color="auto" w:sz="4"/>
+          <w:right w:val="single" w:color="auto" w:sz="4"/>
+          <w:insideH w:val="single" w:color="auto" w:sz="4"/>
+          <w:insideV w:val="single" w:color="auto" w:sz="4"/>
+        </w:tblBorders>
+      </w:tblPr>
+      <w:tblGrid>
+        <w:gridCol w:w="1800"/>
+        <w:gridCol w:w="3600"/>
+        <w:gridCol w:w="3960"/>
+      </w:tblGrid>
+      <w:tr>
+        <w:trPr>
+          <w:cantSplit/>
+        </w:trPr>
+        <w:tc>
+          <w:tcPr>
+            <w:tcW w:type="dxa" w:w="1800"/>
+            <w:tcBorders>
+              <w:top w:val="single" w:color="B7B7B7" w:sz="1"/>
+              <w:left w:val="single" w:color="B7B7B7" w:sz="1"/>
+              <w:bottom w:val="single" w:color="B7B7B7" w:sz="1"/>
+              <w:right w:val="single" w:color="B7B7B7" w:sz="1"/>
+            </w:tcBorders>
+            <w:shd w:fill="D9EAF7" w:val="clear"/>
+            <w:tcMar>
+              <w:top w:type="dxa" w:w="80"/>
+              <w:left w:type="dxa" w:w="120"/>
+              <w:bottom w:type="dxa" w:w="80"/>
+              <w:right w:type="dxa" w:w="120"/>
+            </w:tcMar>
+          </w:tcPr>
+          <w:p>
+            <w:pPr>
+              <w:spacing w:after="60" w:line="280"/>
+            </w:pPr>
+            <w:r>
+              <w:rPr>
+                <w:b/>
+                <w:bCs/>
+              </w:rPr>
+              <w:t xml:space="preserve">费用科目</w:t>
+            </w:r>
+          </w:p>
+        </w:tc>
+        <w:tc>
+          <w:tcPr>
+            <w:tcW w:type="dxa" w:w="3600"/>
+            <w:tcBorders>
+              <w:top w:val="single" w:color="B7B7B7" w:sz="1"/>
+              <w:left w:val="single" w:color="B7B7B7" w:sz="1"/>
+              <w:bottom w:val="single" w:color="B7B7B7" w:sz="1"/>
+              <w:right w:val="single" w:color="B7B7B7" w:sz="1"/>
+            </w:tcBorders>
+            <w:shd w:fill="D9EAF7" w:val="clear"/>
+            <w:tcMar>
+              <w:top w:type="dxa" w:w="80"/>
+              <w:left w:type="dxa" w:w="120"/>
+              <w:bottom w:type="dxa" w:w="80"/>
+              <w:right w:type="dxa" w:w="120"/>
+            </w:tcMar>
+          </w:tcPr>
+          <w:p>
+            <w:pPr>
+              <w:spacing w:after="60" w:line="280"/>
+            </w:pPr>
+            <w:r>
+              <w:rPr>
+                <w:b/>
+                <w:bCs/>
+              </w:rPr>
+              <w:t xml:space="preserve">预算（万元）</w:t>
+            </w:r>
+          </w:p>
+        </w:tc>
+        <w:tc>
+          <w:tcPr>
+            <w:tcW w:type="dxa" w:w="3960"/>
+            <w:tcBorders>
+              <w:top w:val="single" w:color="B7B7B7" w:sz="1"/>
+              <w:left w:val="single" w:color="B7B7B7" w:sz="1"/>
+              <w:bottom w:val="single" w:color="B7B7B7" w:sz="1"/>
+              <w:right w:val="single" w:color="B7B7B7" w:sz="1"/>
+            </w:tcBorders>
+            <w:shd w:fill="D9EAF7" w:val="clear"/>
+            <w:tcMar>
+              <w:top w:type="dxa" w:w="80"/>
+              <w:left w:type="dxa" w:w="120"/>
+              <w:bottom w:type="dxa" w:w="80"/>
+              <w:right w:type="dxa" w:w="120"/>
+            </w:tcMar>
+          </w:tcPr>
+          <w:p>
+            <w:pPr>
+              <w:spacing w:after="60" w:line="280"/>
+            </w:pPr>
+            <w:r>
+              <w:rPr>
+                <w:b/>
+                <w:bCs/>
+              </w:rPr>
+              <w:t xml:space="preserve">说明</w:t>
+            </w:r>
+          </w:p>
+        </w:tc>
+      </w:tr>
+      <w:tr>
+        <w:trPr>
+          <w:cantSplit/>
+        </w:trPr>
+        <w:tc>
+          <w:tcPr>
+            <w:tcW w:type="dxa" w:w="1800"/>
+            <w:tcBorders>
+              <w:top w:val="single" w:color="B7B7B7" w:sz="1"/>
+              <w:left w:val="single" w:color="B7B7B7" w:sz="1"/>
+              <w:bottom w:val="single" w:color="B7B7B7" w:sz="1"/>
+              <w:right w:val="single" w:color="B7B7B7" w:sz="1"/>
+            </w:tcBorders>
+            <w:tcMar>
+              <w:top w:type="dxa" w:w="80"/>
+              <w:left w:type="dxa" w:w="120"/>
+              <w:bottom w:type="dxa" w:w="80"/>
+              <w:right w:type="dxa" w:w="120"/>
+            </w:tcMar>
+          </w:tcPr>
+          <w:p>
+            <w:pPr>
+              <w:spacing w:after="60" w:line="280"/>
+            </w:pPr>
+            <w:r>
+              <w:rPr>
+                <w:b w:val="false"/>
+                <w:bCs w:val="false"/>
+              </w:rPr>
+              <w:t xml:space="preserve">人员人工费用</w:t>
+            </w:r>
+          </w:p>
+        </w:tc>
+        <w:tc>
+          <w:tcPr>
+            <w:tcW w:type="dxa" w:w="3600"/>
+            <w:tcBorders>
+              <w:top w:val="single" w:color="B7B7B7" w:sz="1"/>
+              <w:left w:val="single" w:color="B7B7B7" w:sz="1"/>
+              <w:bottom w:val="single" w:color="B7B7B7" w:sz="1"/>
+              <w:right w:val="single" w:color="B7B7B7" w:sz="1"/>
+            </w:tcBorders>
+            <w:tcMar>
+              <w:top w:type="dxa" w:w="80"/>
+              <w:left w:type="dxa" w:w="120"/>
+              <w:bottom w:type="dxa" w:w="80"/>
+              <w:right w:type="dxa" w:w="120"/>
+            </w:tcMar>
+          </w:tcPr>
+          <w:p>
+            <w:pPr>
+              <w:spacing w:after="60" w:line="280"/>
+            </w:pPr>
+            <w:r>
+              <w:rPr>
+                <w:b w:val="false"/>
+                <w:bCs w:val="false"/>
+              </w:rPr>
+              <w:t xml:space="preserve">26.00</w:t>
+            </w:r>
+          </w:p>
+        </w:tc>
+        <w:tc>
+          <w:tcPr>
+            <w:tcW w:type="dxa" w:w="3960"/>
+            <w:tcBorders>
+              <w:top w:val="single" w:color="B7B7B7" w:sz="1"/>
+              <w:left w:val="single" w:color="B7B7B7" w:sz="1"/>
+              <w:bottom w:val="single" w:color="B7B7B7" w:sz="1"/>
+              <w:right w:val="single" w:color="B7B7B7" w:sz="1"/>
+            </w:tcBorders>
+            <w:tcMar>
+              <w:top w:type="dxa" w:w="80"/>
+              <w:left w:type="dxa" w:w="120"/>
+              <w:bottom w:type="dxa" w:w="80"/>
+              <w:right w:type="dxa" w:w="120"/>
+            </w:tcMar>
+          </w:tcPr>
+          <w:p>
+            <w:pPr>
+              <w:spacing w:after="60" w:line="280"/>
+            </w:pPr>
+            <w:r>
+              <w:rPr>
+                <w:b w:val="false"/>
+                <w:bCs w:val="false"/>
+              </w:rPr>
+              <w:t xml:space="preserve">后端、前端、小程序、测试、UI 等研发人工投入</w:t>
+            </w:r>
+          </w:p>
+        </w:tc>
+      </w:tr>
+      <w:tr>
+        <w:trPr>
+          <w:cantSplit/>
+        </w:trPr>
+        <w:tc>
+          <w:tcPr>
+            <w:tcW w:type="dxa" w:w="1800"/>
+            <w:tcBorders>
+              <w:top w:val="single" w:color="B7B7B7" w:sz="1"/>
+              <w:left w:val="single" w:color="B7B7B7" w:sz="1"/>
+              <w:bottom w:val="single" w:color="B7B7B7" w:sz="1"/>
+              <w:right w:val="single" w:color="B7B7B7" w:sz="1"/>
+            </w:tcBorders>
+            <w:tcMar>
+              <w:top w:type="dxa" w:w="80"/>
+              <w:left w:type="dxa" w:w="120"/>
+              <w:bottom w:type="dxa" w:w="80"/>
+              <w:right w:type="dxa" w:w="120"/>
+            </w:tcMar>
+          </w:tcPr>
+          <w:p>
+            <w:pPr>
+              <w:spacing w:after="60" w:line="280"/>
+            </w:pPr>
+            <w:r>
+              <w:rPr>
+                <w:b w:val="false"/>
+                <w:bCs w:val="false"/>
+              </w:rPr>
+              <w:t xml:space="preserve">直接投入费用</w:t>
+            </w:r>
+          </w:p>
+        </w:tc>
+        <w:tc>
+          <w:tcPr>
+            <w:tcW w:type="dxa" w:w="3600"/>
+            <w:tcBorders>
+              <w:top w:val="single" w:color="B7B7B7" w:sz="1"/>
+              <w:left w:val="single" w:color="B7B7B7" w:sz="1"/>
+              <w:bottom w:val="single" w:color="B7B7B7" w:sz="1"/>
+              <w:right w:val="single" w:color="B7B7B7" w:sz="1"/>
+            </w:tcBorders>
+            <w:tcMar>
+              <w:top w:type="dxa" w:w="80"/>
+              <w:left w:type="dxa" w:w="120"/>
+              <w:bottom w:type="dxa" w:w="80"/>
+              <w:right w:type="dxa" w:w="120"/>
+            </w:tcMar>
+          </w:tcPr>
+          <w:p>
+            <w:pPr>
+              <w:spacing w:after="60" w:line="280"/>
+            </w:pPr>
+            <w:r>
+              <w:rPr>
+                <w:b w:val="false"/>
+                <w:bCs w:val="false"/>
+              </w:rPr>
+              <w:t xml:space="preserve">8.50</w:t>
+            </w:r>
+          </w:p>
+        </w:tc>
+        <w:tc>
+          <w:tcPr>
+            <w:tcW w:type="dxa" w:w="3960"/>
+            <w:tcBorders>
+              <w:top w:val="single" w:color="B7B7B7" w:sz="1"/>
+              <w:left w:val="single" w:color="B7B7B7" w:sz="1"/>
+              <w:bottom w:val="single" w:color="B7B7B7" w:sz="1"/>
+              <w:right w:val="single" w:color="B7B7B7" w:sz="1"/>
+            </w:tcBorders>
+            <w:tcMar>
+              <w:top w:type="dxa" w:w="80"/>
+              <w:left w:type="dxa" w:w="120"/>
+              <w:bottom w:type="dxa" w:w="80"/>
+              <w:right w:type="dxa" w:w="120"/>
+            </w:tcMar>
+          </w:tcPr>
+          <w:p>
+            <w:pPr>
+              <w:spacing w:after="60" w:line="280"/>
+            </w:pPr>
+            <w:r>
+              <w:rPr>
+                <w:b w:val="false"/>
+                <w:bCs w:val="false"/>
+              </w:rPr>
+              <w:t xml:space="preserve">服务器、测试设备、地图服务、短信/消息等资源投入</w:t>
+            </w:r>
+          </w:p>
+        </w:tc>
+      </w:tr>
+      <w:tr>
+        <w:trPr>
+          <w:cantSplit/>
+        </w:trPr>
+        <w:tc>
+          <w:tcPr>
+            <w:tcW w:type="dxa" w:w="1800"/>
+            <w:tcBorders>
+              <w:top w:val="single" w:color="B7B7B7" w:sz="1"/>
+              <w:left w:val="single" w:color="B7B7B7" w:sz="1"/>
+              <w:bottom w:val="single" w:color="B7B7B7" w:sz="1"/>
+              <w:right w:val="single" w:color="B7B7B7" w:sz="1"/>
+            </w:tcBorders>
+            <w:tcMar>
+              <w:top w:type="dxa" w:w="80"/>
+              <w:left w:type="dxa" w:w="120"/>
+              <w:bottom w:type="dxa" w:w="80"/>
+              <w:right w:type="dxa" w:w="120"/>
+            </w:tcMar>
+          </w:tcPr>
+          <w:p>
+            <w:pPr>
+              <w:spacing w:after="60" w:line="280"/>
+            </w:pPr>
+            <w:r>
+              <w:rPr>
+                <w:b w:val="false"/>
+                <w:bCs w:val="false"/>
+              </w:rPr>
+              <w:t xml:space="preserve">折旧及摊销</w:t>
+            </w:r>
+          </w:p>
+        </w:tc>
+        <w:tc>
+          <w:tcPr>
+            <w:tcW w:type="dxa" w:w="3600"/>
+            <w:tcBorders>
+              <w:top w:val="single" w:color="B7B7B7" w:sz="1"/>
+              <w:left w:val="single" w:color="B7B7B7" w:sz="1"/>
+              <w:bottom w:val="single" w:color="B7B7B7" w:sz="1"/>
+              <w:right w:val="single" w:color="B7B7B7" w:sz="1"/>
+            </w:tcBorders>
+            <w:tcMar>
+              <w:top w:type="dxa" w:w="80"/>
+              <w:left w:type="dxa" w:w="120"/>
+              <w:bottom w:type="dxa" w:w="80"/>
+              <w:right w:type="dxa" w:w="120"/>
+            </w:tcMar>
+          </w:tcPr>
+          <w:p>
+            <w:pPr>
+              <w:spacing w:after="60" w:line="280"/>
+            </w:pPr>
+            <w:r>
+              <w:rPr>
+                <w:b w:val="false"/>
+                <w:bCs w:val="false"/>
+              </w:rPr>
+              <w:t xml:space="preserve">4.00</w:t>
+            </w:r>
+          </w:p>
+        </w:tc>
+        <w:tc>
+          <w:tcPr>
+            <w:tcW w:type="dxa" w:w="3960"/>
+            <w:tcBorders>
+              <w:top w:val="single" w:color="B7B7B7" w:sz="1"/>
+              <w:left w:val="single" w:color="B7B7B7" w:sz="1"/>
+              <w:bottom w:val="single" w:color="B7B7B7" w:sz="1"/>
+              <w:right w:val="single" w:color="B7B7B7" w:sz="1"/>
+            </w:tcBorders>
+            <w:tcMar>
+              <w:top w:type="dxa" w:w="80"/>
+              <w:left w:type="dxa" w:w="120"/>
+              <w:bottom w:type="dxa" w:w="80"/>
+              <w:right w:type="dxa" w:w="120"/>
+            </w:tcMar>
+          </w:tcPr>
+          <w:p>
+            <w:pPr>
+              <w:spacing w:after="60" w:line="280"/>
+            </w:pPr>
+            <w:r>
+              <w:rPr>
+                <w:b w:val="false"/>
+                <w:bCs w:val="false"/>
+              </w:rPr>
+              <w:t xml:space="preserve">开发与测试设备、既有软件平台能力摊销</w:t>
+            </w:r>
+          </w:p>
+        </w:tc>
+      </w:tr>
+      <w:tr>
+        <w:trPr>
+          <w:cantSplit/>
+        </w:trPr>
+        <w:tc>
+          <w:tcPr>
+            <w:tcW w:type="dxa" w:w="1800"/>
+            <w:tcBorders>
+              <w:top w:val="single" w:color="B7B7B7" w:sz="1"/>
+              <w:left w:val="single" w:color="B7B7B7" w:sz="1"/>
+              <w:bottom w:val="single" w:color="B7B7B7" w:sz="1"/>
+              <w:right w:val="single" w:color="B7B7B7" w:sz="1"/>
+            </w:tcBorders>
+            <w:tcMar>
+              <w:top w:type="dxa" w:w="80"/>
+              <w:left w:type="dxa" w:w="120"/>
+              <w:bottom w:type="dxa" w:w="80"/>
+              <w:right w:type="dxa" w:w="120"/>
+            </w:tcMar>
+          </w:tcPr>
+          <w:p>
+            <w:pPr>
+              <w:spacing w:after="60" w:line="280"/>
+            </w:pPr>
+            <w:r>
+              <w:rPr>
+                <w:b w:val="false"/>
+                <w:bCs w:val="false"/>
+              </w:rPr>
+              <w:t xml:space="preserve">测试及实施费用</w:t>
+            </w:r>
+          </w:p>
+        </w:tc>
+        <w:tc>
+          <w:tcPr>
+            <w:tcW w:type="dxa" w:w="3600"/>
+            <w:tcBorders>
+              <w:top w:val="single" w:color="B7B7B7" w:sz="1"/>
+              <w:left w:val="single" w:color="B7B7B7" w:sz="1"/>
+              <w:bottom w:val="single" w:color="B7B7B7" w:sz="1"/>
+              <w:right w:val="single" w:color="B7B7B7" w:sz="1"/>
+            </w:tcBorders>
+            <w:tcMar>
+              <w:top w:type="dxa" w:w="80"/>
+              <w:left w:type="dxa" w:w="120"/>
+              <w:bottom w:type="dxa" w:w="80"/>
+              <w:right w:type="dxa" w:w="120"/>
+            </w:tcMar>
+          </w:tcPr>
+          <w:p>
+            <w:pPr>
+              <w:spacing w:after="60" w:line="280"/>
+            </w:pPr>
+            <w:r>
+              <w:rPr>
+                <w:b w:val="false"/>
+                <w:bCs w:val="false"/>
+              </w:rPr>
+              <w:t xml:space="preserve">5.50</w:t>
+            </w:r>
+          </w:p>
+        </w:tc>
+        <w:tc>
+          <w:tcPr>
+            <w:tcW w:type="dxa" w:w="3960"/>
+            <w:tcBorders>
+              <w:top w:val="single" w:color="B7B7B7" w:sz="1"/>
+              <w:left w:val="single" w:color="B7B7B7" w:sz="1"/>
+              <w:bottom w:val="single" w:color="B7B7B7" w:sz="1"/>
+              <w:right w:val="single" w:color="B7B7B7" w:sz="1"/>
+            </w:tcBorders>
+            <w:tcMar>
+              <w:top w:type="dxa" w:w="80"/>
+              <w:left w:type="dxa" w:w="120"/>
+              <w:bottom w:type="dxa" w:w="80"/>
+              <w:right w:type="dxa" w:w="120"/>
+            </w:tcMar>
+          </w:tcPr>
+          <w:p>
+            <w:pPr>
+              <w:spacing w:after="60" w:line="280"/>
+            </w:pPr>
+            <w:r>
+              <w:rPr>
+                <w:b w:val="false"/>
+                <w:bCs w:val="false"/>
+              </w:rPr>
+              <w:t xml:space="preserve">联调测试、试运行支持、现场问题整改</w:t>
+            </w:r>
+          </w:p>
+        </w:tc>
+      </w:tr>
+      <w:tr>
+        <w:trPr>
+          <w:cantSplit/>
+        </w:trPr>
+        <w:tc>
+          <w:tcPr>
+            <w:tcW w:type="dxa" w:w="1800"/>
+            <w:tcBorders>
+              <w:top w:val="single" w:color="B7B7B7" w:sz="1"/>
+              <w:left w:val="single" w:color="B7B7B7" w:sz="1"/>
+              <w:bottom w:val="single" w:color="B7B7B7" w:sz="1"/>
+              <w:right w:val="single" w:color="B7B7B7" w:sz="1"/>
+            </w:tcBorders>
+            <w:tcMar>
+              <w:top w:type="dxa" w:w="80"/>
+              <w:left w:type="dxa" w:w="120"/>
+              <w:bottom w:type="dxa" w:w="80"/>
+              <w:right w:type="dxa" w:w="120"/>
+            </w:tcMar>
+          </w:tcPr>
+          <w:p>
+            <w:pPr>
+              <w:spacing w:after="60" w:line="280"/>
+            </w:pPr>
+            <w:r>
+              <w:rPr>
+                <w:b w:val="false"/>
+                <w:bCs w:val="false"/>
+              </w:rPr>
+              <w:t xml:space="preserve">运维及其他费用</w:t>
+            </w:r>
+          </w:p>
+        </w:tc>
+        <w:tc>
+          <w:tcPr>
+            <w:tcW w:type="dxa" w:w="3600"/>
+            <w:tcBorders>
+              <w:top w:val="single" w:color="B7B7B7" w:sz="1"/>
+              <w:left w:val="single" w:color="B7B7B7" w:sz="1"/>
+              <w:bottom w:val="single" w:color="B7B7B7" w:sz="1"/>
+              <w:right w:val="single" w:color="B7B7B7" w:sz="1"/>
+            </w:tcBorders>
+            <w:tcMar>
+              <w:top w:type="dxa" w:w="80"/>
+              <w:left w:type="dxa" w:w="120"/>
+              <w:bottom w:type="dxa" w:w="80"/>
+              <w:right w:type="dxa" w:w="120"/>
+            </w:tcMar>
+          </w:tcPr>
+          <w:p>
+            <w:pPr>
+              <w:spacing w:after="60" w:line="280"/>
+            </w:pPr>
+            <w:r>
+              <w:rPr>
+                <w:b w:val="false"/>
+                <w:bCs w:val="false"/>
+              </w:rPr>
+              <w:t xml:space="preserve">6.00</w:t>
+            </w:r>
+          </w:p>
+        </w:tc>
+        <w:tc>
+          <w:tcPr>
+            <w:tcW w:type="dxa" w:w="3960"/>
+            <w:tcBorders>
+              <w:top w:val="single" w:color="B7B7B7" w:sz="1"/>
+              <w:left w:val="single" w:color="B7B7B7" w:sz="1"/>
+              <w:bottom w:val="single" w:color="B7B7B7" w:sz="1"/>
+              <w:right w:val="single" w:color="B7B7B7" w:sz="1"/>
+            </w:tcBorders>
+            <w:tcMar>
+              <w:top w:type="dxa" w:w="80"/>
+              <w:left w:type="dxa" w:w="120"/>
+              <w:bottom w:type="dxa" w:w="80"/>
+              <w:right w:type="dxa" w:w="120"/>
+            </w:tcMar>
+          </w:tcPr>
+          <w:p>
+            <w:pPr>
+              <w:spacing w:after="60" w:line="280"/>
+            </w:pPr>
+            <w:r>
+              <w:rPr>
+                <w:b w:val="false"/>
+                <w:bCs w:val="false"/>
+              </w:rPr>
+              <w:t xml:space="preserve">上线运维、培训、资料整理、管理协调</w:t>
+            </w:r>
+          </w:p>
+        </w:tc>
+      </w:tr>
+      <w:tr>
+        <w:trPr>
+          <w:cantSplit/>
+        </w:trPr>
+        <w:tc>
+          <w:tcPr>
+            <w:tcW w:type="dxa" w:w="1800"/>
+            <w:tcBorders>
+              <w:top w:val="single" w:color="B7B7B7" w:sz="1"/>
+              <w:left w:val="single" w:color="B7B7B7" w:sz="1"/>
+              <w:bottom w:val="single" w:color="B7B7B7" w:sz="1"/>
+              <w:right w:val="single" w:color="B7B7B7" w:sz="1"/>
+            </w:tcBorders>
+            <w:tcMar>
+              <w:top w:type="dxa" w:w="80"/>
+              <w:left w:type="dxa" w:w="120"/>
+              <w:bottom w:type="dxa" w:w="80"/>
+              <w:right w:type="dxa" w:w="120"/>
+            </w:tcMar>
+          </w:tcPr>
+          <w:p>
+            <w:pPr>
+              <w:spacing w:after="60" w:line="280"/>
+            </w:pPr>
+            <w:r>
+              <w:rPr>
+                <w:b w:val="false"/>
+                <w:bCs w:val="false"/>
+              </w:rPr>
+              <w:t xml:space="preserve">合计</w:t>
+            </w:r>
+          </w:p>
+        </w:tc>
+        <w:tc>
+          <w:tcPr>
+            <w:tcW w:type="dxa" w:w="3600"/>
+            <w:tcBorders>
+              <w:top w:val="single" w:color="B7B7B7" w:sz="1"/>
+              <w:left w:val="single" w:color="B7B7B7" w:sz="1"/>
+              <w:bottom w:val="single" w:color="B7B7B7" w:sz="1"/>
+              <w:right w:val="single" w:color="B7B7B7" w:sz="1"/>
+            </w:tcBorders>
+            <w:tcMar>
+              <w:top w:type="dxa" w:w="80"/>
+              <w:left w:type="dxa" w:w="120"/>
+              <w:bottom w:type="dxa" w:w="80"/>
+              <w:right w:type="dxa" w:w="120"/>
+            </w:tcMar>
+          </w:tcPr>
+          <w:p>
+            <w:pPr>
+              <w:spacing w:after="60" w:line="280"/>
+            </w:pPr>
+            <w:r>
+              <w:rPr>
+                <w:b w:val="false"/>
+                <w:bCs w:val="false"/>
+              </w:rPr>
+              <w:t xml:space="preserve">50.00</w:t>
+            </w:r>
+          </w:p>
+        </w:tc>
+        <w:tc>
+          <w:tcPr>
+            <w:tcW w:type="dxa" w:w="3960"/>
+            <w:tcBorders>
+              <w:top w:val="single" w:color="B7B7B7" w:sz="1"/>
+              <w:left w:val="single" w:color="B7B7B7" w:sz="1"/>
+              <w:bottom w:val="single" w:color="B7B7B7" w:sz="1"/>
+              <w:right w:val="single" w:color="B7B7B7" w:sz="1"/>
+            </w:tcBorders>
+            <w:tcMar>
+              <w:top w:type="dxa" w:w="80"/>
+              <w:left w:type="dxa" w:w="120"/>
+              <w:bottom w:type="dxa" w:w="80"/>
+              <w:right w:type="dxa" w:w="120"/>
+            </w:tcMar>
+          </w:tcPr>
+          <w:p>
+            <w:pPr>
+              <w:spacing w:after="60" w:line="280"/>
+            </w:pPr>
+            <w:r>
+              <w:rPr>
+                <w:b w:val="false"/>
+                <w:bCs w:val="false"/>
+              </w:rPr>
+              <w:t xml:space="preserve">与项目总体预算一致</w:t>
+            </w:r>
+          </w:p>
+        </w:tc>
+      </w:tr>
+    </w:tbl>
+    <w:p>
+      <w:pPr>
+        <w:spacing w:after="120" w:line="360"/>
+      </w:pPr>
+      <w:r>
+        <w:t xml:space="preserve">项目经费按照公司研发费用归集要求实行专项核算，重点用于研发人工、软硬件资源投入、联调测试、部署试运行与运维支撑，确保研发活动真实、可追溯、可核验。</w:t>
+      </w:r>
+    </w:p>
+    <w:p>
+      <w:pPr>
+        <w:pStyle w:val="Heading1"/>
+      </w:pPr>
+      <w:r>
+        <w:rPr>
+          <w:b/>
+          <w:bCs/>
+        </w:rPr>
+        <w:t xml:space="preserve">九、预期成果</w:t>
       </w:r>
     </w:p>
     <w:p>
@@ -2017,9 +5079,10 @@
           <w:ilvl w:val="0"/>
           <w:numId w:val="2"/>
         </w:numPr>
-      </w:pPr>
-      <w:r>
-        <w:t xml:space="preserve">2025.01-2025.02：需求调研、总体方案与原型设计、数据模型与权限体系设计</w:t>
+        <w:spacing w:after="80" w:line="320"/>
+      </w:pPr>
+      <w:r>
+        <w:t xml:space="preserve">形成与项目相匹配的计划书、立项决议、立项报告、总结报告、成果转化说明等完整资料。</w:t>
       </w:r>
     </w:p>
     <w:p>
@@ -2029,9 +5092,10 @@
           <w:ilvl w:val="0"/>
           <w:numId w:val="2"/>
         </w:numPr>
-      </w:pPr>
-      <w:r>
-        <w:t xml:space="preserve">2025.03-2025.08：核心功能研发（PC端/小程序端）、联调与阶段验收</w:t>
+        <w:spacing w:after="80" w:line="320"/>
+      </w:pPr>
+      <w:r>
+        <w:t xml:space="preserve">形成软件著作权申报基础材料、功能说明和必要的实施运维文档。</w:t>
       </w:r>
     </w:p>
     <w:p>
@@ -2041,43 +5105,10 @@
           <w:ilvl w:val="0"/>
           <w:numId w:val="2"/>
         </w:numPr>
-      </w:pPr>
-      <w:r>
-        <w:t xml:space="preserve">2025.09-2025.10：系统测试、性能优化、软著申报材料整理</w:t>
-      </w:r>
-    </w:p>
-    <w:p>
-      <w:pPr>
-        <w:pStyle w:val="ListParagraph"/>
-        <w:numPr>
-          <w:ilvl w:val="0"/>
-          <w:numId w:val="2"/>
-        </w:numPr>
-      </w:pPr>
-      <w:r>
-        <w:t xml:space="preserve">2025.11-2025.12：部署上线与运维保障、持续优化与版本迭代</w:t>
-      </w:r>
-    </w:p>
-    <w:p>
-      <w:pPr>
-        <w:pStyle w:val="Heading1"/>
-      </w:pPr>
-      <w:r>
-        <w:rPr>
-          <w:b/>
-          <w:bCs/>
-        </w:rPr>
-        <w:t xml:space="preserve">七、费用预算情况</w:t>
-      </w:r>
-    </w:p>
-    <w:p>
-      <w:r>
-        <w:t xml:space="preserve">项目预算资金：人民币50万元（按公司《研发费用辅助账制度》独立核算）。</w:t>
-      </w:r>
-    </w:p>
-    <w:p>
-      <w:r>
-        <w:t xml:space="preserve">支撑材料：项目登记表、使用手册、相关截图/资料已归档在“原始文件支撑资料”目录中。</w:t>
+        <w:spacing w:after="80" w:line="320"/>
+      </w:pPr>
+      <w:r>
+        <w:t xml:space="preserve">形成可复制的软件产品能力、实施模板和运维保障机制，为同类业务推广奠定基础。</w:t>
       </w:r>
     </w:p>
     <w:sectPr>
@@ -2266,6 +5297,18 @@
       </w:pPr>
     </w:lvl>
   </w:abstractNum>
+  <w:abstractNum w:abstractNumId="3" w15:restartNumberingAfterBreak="0">
+    <w:multiLevelType w:val="hybridMultilevel"/>
+    <w:lvl w:ilvl="0" w15:tentative="1">
+      <w:start w:val="1"/>
+      <w:numFmt w:val="decimal"/>
+      <w:lvlText w:val="%1."/>
+      <w:lvlJc w:val="left"/>
+      <w:pPr>
+        <w:ind w:left="720" w:hanging="360"/>
+      </w:pPr>
+    </w:lvl>
+  </w:abstractNum>
   <w:num w:numId="1">
     <w:abstractNumId w:val="1"/>
     <w:lvlOverride w:ilvl="0">
@@ -2274,6 +5317,12 @@
   </w:num>
   <w:num w:numId="2">
     <w:abstractNumId w:val="2"/>
+    <w:lvlOverride w:ilvl="0">
+      <w:startOverride w:val="1"/>
+    </w:lvlOverride>
+  </w:num>
+  <w:num w:numId="3">
+    <w:abstractNumId w:val="3"/>
     <w:lvlOverride w:ilvl="0">
       <w:startOverride w:val="1"/>
     </w:lvlOverride>
@@ -2472,15 +5521,15 @@
     <w:pPr>
       <w:keepNext w:val="false"/>
       <w:keepLines w:val="false"/>
-      <w:spacing w:after="240" w:before="240"/>
+      <w:spacing w:after="160" w:before="220"/>
       <w:outlineLvl w:val="0"/>
     </w:pPr>
     <w:rPr>
       <w:rFonts w:ascii="Arial" w:eastAsia="Noto Sans CJK SC" w:hAnsi="Arial"/>
       <w:b/>
       <w:bCs/>
-      <w:sz w:val="32"/>
-      <w:szCs w:val="32"/>
+      <w:sz w:val="30"/>
+      <w:szCs w:val="30"/>
     </w:rPr>
   </w:style>
   <w:style w:type="paragraph" w:styleId="Heading2">
@@ -2491,7 +5540,7 @@
     <w:pPr>
       <w:keepNext w:val="false"/>
       <w:keepLines w:val="false"/>
-      <w:spacing w:after="180" w:before="180"/>
+      <w:spacing w:after="120" w:before="160"/>
       <w:outlineLvl w:val="1"/>
     </w:pPr>
     <w:rPr>

--- a/PS01政务软件研发及运维技术服务/3-PS01政务软件研发及运维技术服务-研发项目计划书.docx
+++ b/PS01政务软件研发及运维技术服务/3-PS01政务软件研发及运维技术服务-研发项目计划书.docx
@@ -5112,6 +5112,7 @@
       </w:r>
     </w:p>
     <w:sectPr>
+      <w:headerReference w:type="default" r:id="rId8"/>
       <w:pgSz w:w="11906" w:h="16838" w:orient="portrait"/>
       <w:pgMar w:top="1440" w:right="1440" w:bottom="1440" w:left="1440" w:header="708" w:footer="708" w:gutter="0"/>
       <w:pgNumType/>
@@ -5197,6 +5198,87 @@
     </w:p>
   </w:footnote>
 </w:footnotes>
+</file>
+
+<file path=word/header_watermark.xml><?xml version="1.0" encoding="utf-8"?>
+<w:hdr xmlns:w="http://schemas.openxmlformats.org/wordprocessingml/2006/main" xmlns:r="http://schemas.openxmlformats.org/officeDocument/2006/relationships" xmlns:wp="http://schemas.openxmlformats.org/drawingml/2006/wordprocessingDrawing" xmlns:a="http://schemas.openxmlformats.org/drawingml/2006/main" xmlns:wps="http://schemas.microsoft.com/office/word/2010/wordprocessingShape" xmlns:mc="http://schemas.openxmlformats.org/markup-compatibility/2006" xmlns:wp14="http://schemas.microsoft.com/office/word/2010/wordprocessingDrawing" xmlns:w14="http://schemas.microsoft.com/office/word/2010/wordml" mc:Ignorable="w14 wp14">
+  <w:p>
+    <w:pPr>
+      <w:pStyle w:val="Header"/>
+    </w:pPr>
+    <w:r>
+      <w:rPr>
+        <w:noProof/>
+      </w:rPr>
+      <mc:AlternateContent>
+        <mc:Choice Requires="wps">
+          <w:drawing>
+            <wp:anchor distT="0" distB="0" distL="0" distR="0" simplePos="0" relativeHeight="251658240" behindDoc="1" locked="0" layoutInCell="0" allowOverlap="1">
+              <wp:simplePos x="0" y="0"/>
+              <wp:positionH relativeFrom="page">
+                <wp:align>right</wp:align>
+              </wp:positionH>
+              <wp:positionV relativeFrom="page">
+                <wp:align>bottom</wp:align>
+              </wp:positionV>
+              <wp:extent cx="2200000" cy="350000"/>
+              <wp:effectExtent l="0" t="0" r="0" b="0"/>
+              <wp:wrapNone/>
+              <wp:docPr id="1" name="Watermark"/>
+              <a:graphic>
+                <a:graphicData uri="http://schemas.microsoft.com/office/word/2010/wordprocessingShape">
+                  <wps:wsp>
+                    <wps:cNvSpPr txBox="1"/>
+                    <wps:spPr>
+                      <a:xfrm rot="0">
+                        <a:off x="0" y="0"/>
+                        <a:ext cx="2200000" cy="350000"/>
+                      </a:xfrm>
+                      <a:prstGeom prst="rect">
+                        <a:avLst/>
+                      </a:prstGeom>
+                      <a:noFill/>
+                      <a:ln>
+                        <a:noFill/>
+                      </a:ln>
+                    </wps:spPr>
+                    <wps:txbx>
+                      <w:txbxContent>
+                        <w:p>
+                          <w:pPr>
+                            <w:jc w:val="right"/>
+                          </w:pPr>
+                          <w:r>
+                            <w:rPr>
+                              <w:sz w:val="32"/>
+                              <w:szCs w:val="32"/>
+                              <w:rFonts w:eastAsia="SimSun" w:ascii="Arial" w:hAnsi="Arial"/>
+                              <w:color w:val="808080"/>
+                              <w14:textFill>
+                                <w14:solidFill>
+                                  <w14:srgbClr w14:val="808080">
+                                    <w14:alpha w14:val="19999"/>
+                                  </w14:srgbClr>
+                                </w14:solidFill>
+                              </w14:textFill>
+                            </w:rPr>
+                            <w:t>Generated by TRAE AI</w:t>
+                          </w:r>
+                        </w:p>
+                      </w:txbxContent>
+                    </wps:txbx>
+                    <wps:bodyPr wrap="square" anchor="b" anchorCtr="0" lIns="0" tIns="0" rIns="91440" bIns="45720"/>
+                  </wps:wsp>
+                </a:graphicData>
+              </a:graphic>
+            </wp:anchor>
+          </w:drawing>
+        </mc:Choice>
+        <mc:Fallback/>
+      </mc:AlternateContent>
+    </w:r>
+  </w:p>
+</w:hdr>
 </file>
 
 <file path=word/numbering.xml><?xml version="1.0" encoding="utf-8"?>

--- a/PS01政务软件研发及运维技术服务/3-PS01政务软件研发及运维技术服务-研发项目计划书.docx
+++ b/PS01政务软件研发及运维技术服务/3-PS01政务软件研发及运维技术服务-研发项目计划书.docx
@@ -86,10 +86,13 @@
           <w:b/>
           <w:bCs/>
         </w:rPr>
-        <w:t xml:space="preserve">项目起止时间：</w:t>
-      </w:r>
-      <w:r>
-        <w:t xml:space="preserve">2025年1月1日至2025年12月31日</w:t>
+      </w:r>
+      <w:r/>
+      <w:r>
+        <w:rPr>
+          <w:color w:val="FF0000"/>
+        </w:rPr>
+        <w:t>项目起止时间：据各子项目立项资料汇总确定（待核）</w:t>
       </w:r>
     </w:p>
     <w:p>
@@ -101,10 +104,13 @@
           <w:b/>
           <w:bCs/>
         </w:rPr>
-        <w:t xml:space="preserve">填报日期：</w:t>
-      </w:r>
-      <w:r>
-        <w:t xml:space="preserve">2025年1月10日</w:t>
+      </w:r>
+      <w:r/>
+      <w:r>
+        <w:rPr>
+          <w:color w:val="FF0000"/>
+        </w:rPr>
+        <w:t>填报日期：2025年12月（待核）</w:t>
       </w:r>
     </w:p>
     <w:p>
@@ -1412,8 +1418,12 @@
       <w:pPr>
         <w:spacing w:after="120" w:line="360"/>
       </w:pPr>
-      <w:r>
-        <w:t xml:space="preserve">经济指标方面，项目预算总额为 50.00 万元。项目完成后可形成标准化软件成果、交付资料和运维服务能力，并为后续同类项目复制推广、运维续费和升级优化提供基础。</w:t>
+      <w:r/>
+      <w:r>
+        <w:rPr>
+          <w:color w:val="FF0000"/>
+        </w:rPr>
+        <w:t>项目预算总额：据公司财务核算资料填写（待核）</w:t>
       </w:r>
     </w:p>
     <w:p>
@@ -4557,7 +4567,12 @@
                 <w:b w:val="false"/>
                 <w:bCs w:val="false"/>
               </w:rPr>
-              <w:t xml:space="preserve">26.00</w:t>
+            </w:r>
+            <w:r>
+              <w:rPr>
+                <w:color w:val="FF0000"/>
+              </w:rPr>
+              <w:t>据公司财务核算资料填写（待核）</w:t>
             </w:r>
           </w:p>
         </w:tc>
@@ -4649,7 +4664,12 @@
                 <w:b w:val="false"/>
                 <w:bCs w:val="false"/>
               </w:rPr>
-              <w:t xml:space="preserve">8.50</w:t>
+            </w:r>
+            <w:r>
+              <w:rPr>
+                <w:color w:val="FF0000"/>
+              </w:rPr>
+              <w:t>据公司财务核算资料填写（待核）</w:t>
             </w:r>
           </w:p>
         </w:tc>
@@ -4741,7 +4761,12 @@
                 <w:b w:val="false"/>
                 <w:bCs w:val="false"/>
               </w:rPr>
-              <w:t xml:space="preserve">4.00</w:t>
+            </w:r>
+            <w:r>
+              <w:rPr>
+                <w:color w:val="FF0000"/>
+              </w:rPr>
+              <w:t>据公司财务核算资料填写（待核）</w:t>
             </w:r>
           </w:p>
         </w:tc>
@@ -4833,7 +4858,12 @@
                 <w:b w:val="false"/>
                 <w:bCs w:val="false"/>
               </w:rPr>
-              <w:t xml:space="preserve">5.50</w:t>
+            </w:r>
+            <w:r>
+              <w:rPr>
+                <w:color w:val="FF0000"/>
+              </w:rPr>
+              <w:t>据公司财务核算资料填写（待核）</w:t>
             </w:r>
           </w:p>
         </w:tc>
@@ -4925,7 +4955,12 @@
                 <w:b w:val="false"/>
                 <w:bCs w:val="false"/>
               </w:rPr>
-              <w:t xml:space="preserve">6.00</w:t>
+            </w:r>
+            <w:r>
+              <w:rPr>
+                <w:color w:val="FF0000"/>
+              </w:rPr>
+              <w:t>据公司财务核算资料填写（待核）</w:t>
             </w:r>
           </w:p>
         </w:tc>
@@ -5017,7 +5052,12 @@
                 <w:b w:val="false"/>
                 <w:bCs w:val="false"/>
               </w:rPr>
-              <w:t xml:space="preserve">50.00</w:t>
+            </w:r>
+            <w:r>
+              <w:rPr>
+                <w:color w:val="FF0000"/>
+              </w:rPr>
+              <w:t>据公司财务核算资料填写（待核）</w:t>
             </w:r>
           </w:p>
         </w:tc>

--- a/PS01政务软件研发及运维技术服务/3-PS01政务软件研发及运维技术服务-研发项目计划书.docx
+++ b/PS01政务软件研发及运维技术服务/3-PS01政务软件研发及运维技术服务-研发项目计划书.docx
@@ -92,7 +92,7 @@
         <w:rPr>
           <w:color w:val="FF0000"/>
         </w:rPr>
-        <w:t>项目起止时间：据各子项目立项资料汇总确定（待核）</w:t>
+        <w:t>项目起止时间：2025年度</w:t>
       </w:r>
     </w:p>
     <w:p>
@@ -110,7 +110,7 @@
         <w:rPr>
           <w:color w:val="FF0000"/>
         </w:rPr>
-        <w:t>填报日期：2025年12月（待核）</w:t>
+        <w:t>填报日期：2025年12月</w:t>
       </w:r>
     </w:p>
     <w:p>
@@ -729,104 +729,6 @@
       </w:pPr>
       <w:r>
         <w:t xml:space="preserve">通过备份恢复、异常告警、版本发布与问题工单机制保障系统可运维性。</w:t>
-      </w:r>
-    </w:p>
-    <w:p>
-      <w:pPr>
-        <w:pStyle w:val="Heading2"/>
-      </w:pPr>
-      <w:r>
-        <w:rPr>
-          <w:b/>
-          <w:bCs/>
-        </w:rPr>
-        <w:t xml:space="preserve">(三)支撑资料引用</w:t>
-      </w:r>
-    </w:p>
-    <w:p>
-      <w:pPr>
-        <w:spacing w:after="120" w:line="360"/>
-      </w:pPr>
-      <w:r>
-        <w:t xml:space="preserve">本项目在编制过程中，重点参考并吸收以下支撑资料中的功能描述、业务流程和使用说明：</w:t>
-      </w:r>
-    </w:p>
-    <w:p>
-      <w:pPr>
-        <w:pStyle w:val="ListParagraph"/>
-        <w:numPr>
-          <w:ilvl w:val="0"/>
-          <w:numId w:val="2"/>
-        </w:numPr>
-        <w:spacing w:after="80" w:line="320"/>
-      </w:pPr>
-      <w:r>
-        <w:t xml:space="preserve">原始文件支撑资料/2巡查调度平台PC+小程序/1-1巡查调度系统（PC版）-登记表.doc</w:t>
-      </w:r>
-    </w:p>
-    <w:p>
-      <w:pPr>
-        <w:pStyle w:val="ListParagraph"/>
-        <w:numPr>
-          <w:ilvl w:val="0"/>
-          <w:numId w:val="2"/>
-        </w:numPr>
-        <w:spacing w:after="80" w:line="320"/>
-      </w:pPr>
-      <w:r>
-        <w:t xml:space="preserve">原始文件支撑资料/2巡查调度平台PC+小程序/2-1巡查调度小程序-登记表.doc</w:t>
-      </w:r>
-    </w:p>
-    <w:p>
-      <w:pPr>
-        <w:pStyle w:val="ListParagraph"/>
-        <w:numPr>
-          <w:ilvl w:val="0"/>
-          <w:numId w:val="2"/>
-        </w:numPr>
-        <w:spacing w:after="80" w:line="320"/>
-      </w:pPr>
-      <w:r>
-        <w:t xml:space="preserve">原始文件支撑资料/3基层治理微平台PC+许邻e家小程序/2-1许邻e家-登记表.doc</w:t>
-      </w:r>
-    </w:p>
-    <w:p>
-      <w:pPr>
-        <w:pStyle w:val="ListParagraph"/>
-        <w:numPr>
-          <w:ilvl w:val="0"/>
-          <w:numId w:val="2"/>
-        </w:numPr>
-        <w:spacing w:after="80" w:line="320"/>
-      </w:pPr>
-      <w:r>
-        <w:t xml:space="preserve">原始文件支撑资料/2巡查调度平台PC+小程序/1-3巡查调度系统（PC版）使用手册.docx</w:t>
-      </w:r>
-    </w:p>
-    <w:p>
-      <w:pPr>
-        <w:pStyle w:val="ListParagraph"/>
-        <w:numPr>
-          <w:ilvl w:val="0"/>
-          <w:numId w:val="2"/>
-        </w:numPr>
-        <w:spacing w:after="80" w:line="320"/>
-      </w:pPr>
-      <w:r>
-        <w:t xml:space="preserve">原始文件支撑资料/2巡查调度平台PC+小程序/2-3巡查调度小程序使用手册.docx</w:t>
-      </w:r>
-    </w:p>
-    <w:p>
-      <w:pPr>
-        <w:pStyle w:val="ListParagraph"/>
-        <w:numPr>
-          <w:ilvl w:val="0"/>
-          <w:numId w:val="2"/>
-        </w:numPr>
-        <w:spacing w:after="80" w:line="320"/>
-      </w:pPr>
-      <w:r>
-        <w:t xml:space="preserve">原始文件支撑资料/3基层治理微平台PC+许邻e家小程序/2-3许邻e家-使用手册.docx</w:t>
       </w:r>
     </w:p>
     <w:p>
@@ -1423,7 +1325,7 @@
         <w:rPr>
           <w:color w:val="FF0000"/>
         </w:rPr>
-        <w:t>项目预算总额：据公司财务核算资料填写（待核）</w:t>
+        <w:t>项目预算总额：以公司财务核算资料为准</w:t>
       </w:r>
     </w:p>
     <w:p>
@@ -4572,7 +4474,7 @@
               <w:rPr>
                 <w:color w:val="FF0000"/>
               </w:rPr>
-              <w:t>据公司财务核算资料填写（待核）</w:t>
+              <w:t>以公司财务核算资料为准</w:t>
             </w:r>
           </w:p>
         </w:tc>
@@ -4669,7 +4571,7 @@
               <w:rPr>
                 <w:color w:val="FF0000"/>
               </w:rPr>
-              <w:t>据公司财务核算资料填写（待核）</w:t>
+              <w:t>以公司财务核算资料为准</w:t>
             </w:r>
           </w:p>
         </w:tc>
@@ -4766,7 +4668,7 @@
               <w:rPr>
                 <w:color w:val="FF0000"/>
               </w:rPr>
-              <w:t>据公司财务核算资料填写（待核）</w:t>
+              <w:t>以公司财务核算资料为准</w:t>
             </w:r>
           </w:p>
         </w:tc>
@@ -4863,7 +4765,7 @@
               <w:rPr>
                 <w:color w:val="FF0000"/>
               </w:rPr>
-              <w:t>据公司财务核算资料填写（待核）</w:t>
+              <w:t>以公司财务核算资料为准</w:t>
             </w:r>
           </w:p>
         </w:tc>
@@ -4960,7 +4862,7 @@
               <w:rPr>
                 <w:color w:val="FF0000"/>
               </w:rPr>
-              <w:t>据公司财务核算资料填写（待核）</w:t>
+              <w:t>以公司财务核算资料为准</w:t>
             </w:r>
           </w:p>
         </w:tc>
@@ -5057,7 +4959,7 @@
               <w:rPr>
                 <w:color w:val="FF0000"/>
               </w:rPr>
-              <w:t>据公司财务核算资料填写（待核）</w:t>
+              <w:t>以公司财务核算资料为准</w:t>
             </w:r>
           </w:p>
         </w:tc>
@@ -5302,7 +5204,7 @@
                                 </w14:solidFill>
                               </w14:textFill>
                             </w:rPr>
-                            <w:t>Generated by TRAE AI</w:t>
+                            <w:t/>
                           </w:r>
                         </w:p>
                       </w:txbxContent>

--- a/PS01政务软件研发及运维技术服务/3-PS01政务软件研发及运维技术服务-研发项目计划书.docx
+++ b/PS01政务软件研发及运维技术服务/3-PS01政务软件研发及运维技术服务-研发项目计划书.docx
@@ -92,7 +92,12 @@
         <w:rPr>
           <w:color w:val="FF0000"/>
         </w:rPr>
-        <w:t>项目起止时间：2025年度</w:t>
+      </w:r>
+      <w:r>
+        <w:rPr>
+          <w:color w:val="000000"/>
+        </w:rPr>
+        <w:t>项目起止时间：2025年1月1日至2025年10月31日</w:t>
       </w:r>
     </w:p>
     <w:p>
@@ -109,6 +114,11 @@
       <w:r>
         <w:rPr>
           <w:color w:val="FF0000"/>
+        </w:rPr>
+      </w:r>
+      <w:r>
+        <w:rPr>
+          <w:color w:val="000000"/>
         </w:rPr>
         <w:t>填报日期：2025年12月</w:t>
       </w:r>
@@ -1325,7 +1335,12 @@
         <w:rPr>
           <w:color w:val="FF0000"/>
         </w:rPr>
-        <w:t>项目预算总额：以公司财务核算资料为准</w:t>
+      </w:r>
+      <w:r>
+        <w:rPr>
+          <w:color w:val="FF0000"/>
+        </w:rPr>
+        <w:t>项目预算总额：约50万元</w:t>
       </w:r>
     </w:p>
     <w:p>
@@ -4474,7 +4489,12 @@
               <w:rPr>
                 <w:color w:val="FF0000"/>
               </w:rPr>
-              <w:t>以公司财务核算资料为准</w:t>
+            </w:r>
+            <w:r>
+              <w:rPr>
+                <w:color w:val="FF0000"/>
+              </w:rPr>
+              <w:t>约25</w:t>
             </w:r>
           </w:p>
         </w:tc>
@@ -4571,7 +4591,12 @@
               <w:rPr>
                 <w:color w:val="FF0000"/>
               </w:rPr>
-              <w:t>以公司财务核算资料为准</w:t>
+            </w:r>
+            <w:r>
+              <w:rPr>
+                <w:color w:val="FF0000"/>
+              </w:rPr>
+              <w:t>约8</w:t>
             </w:r>
           </w:p>
         </w:tc>
@@ -4668,7 +4693,12 @@
               <w:rPr>
                 <w:color w:val="FF0000"/>
               </w:rPr>
-              <w:t>以公司财务核算资料为准</w:t>
+            </w:r>
+            <w:r>
+              <w:rPr>
+                <w:color w:val="FF0000"/>
+              </w:rPr>
+              <w:t>约4</w:t>
             </w:r>
           </w:p>
         </w:tc>
@@ -4765,7 +4795,12 @@
               <w:rPr>
                 <w:color w:val="FF0000"/>
               </w:rPr>
-              <w:t>以公司财务核算资料为准</w:t>
+            </w:r>
+            <w:r>
+              <w:rPr>
+                <w:color w:val="FF0000"/>
+              </w:rPr>
+              <w:t>约7</w:t>
             </w:r>
           </w:p>
         </w:tc>
@@ -4862,7 +4897,12 @@
               <w:rPr>
                 <w:color w:val="FF0000"/>
               </w:rPr>
-              <w:t>以公司财务核算资料为准</w:t>
+            </w:r>
+            <w:r>
+              <w:rPr>
+                <w:color w:val="FF0000"/>
+              </w:rPr>
+              <w:t>约6</w:t>
             </w:r>
           </w:p>
         </w:tc>
@@ -4959,7 +4999,12 @@
               <w:rPr>
                 <w:color w:val="FF0000"/>
               </w:rPr>
-              <w:t>以公司财务核算资料为准</w:t>
+            </w:r>
+            <w:r>
+              <w:rPr>
+                <w:color w:val="FF0000"/>
+              </w:rPr>
+              <w:t>约50</w:t>
             </w:r>
           </w:p>
         </w:tc>

--- a/PS01政务软件研发及运维技术服务/3-PS01政务软件研发及运维技术服务-研发项目计划书.docx
+++ b/PS01政务软件研发及运维技术服务/3-PS01政务软件研发及运维技术服务-研发项目计划书.docx
@@ -190,8 +190,9 @@
       <w:pPr>
         <w:spacing w:after="120" w:line="360"/>
       </w:pPr>
-      <w:r>
-        <w:t xml:space="preserve">结合政务软件研发及运维技术服务的建设场景看，主要面向城市防汛、水系巡查、社区网格治理、居民服务等场景，强调多角色协同、任务闭环、地图可视化、移动采集与后台指挥联动。。因此，本项目不仅是单纯的软件开发任务，更是围绕业务流程重塑、数据标准统一、移动化协同和持续运维能力建设的综合研发项目。</w:t>
+      <w:r/>
+      <w:r>
+        <w:t>结合政务软件研发及运维技术服务的建设场景，本项目主要面向城市防汛、水系巡查、社区网格治理和居民服务等场景，强调多角色协同、任务闭环、地图可视化以及移动采集与后台指挥联动。因此，本项目不仅是软件开发任务，也是围绕业务流程优化、数据标准统一、移动协同和持续运维能力建设开展的综合性研发项目。</w:t>
       </w:r>
     </w:p>
     <w:p>
@@ -261,8 +262,9 @@
       <w:pPr>
         <w:spacing w:after="120" w:line="360"/>
       </w:pPr>
-      <w:r>
-        <w:t xml:space="preserve">本项目研发目标是：围绕城区水系巡查调度与基层治理移动协同需求，形成覆盖“PC管理端+小程序端+运维保障”的成套研发成果，提升指挥调度效率、基层治理响应速度和服务闭环能力。。通过本项目实施，可将原本分散的业务事项沉淀为标准化的软件功能、统一的数据字典和可复制的实施运维模式，提升公司产品化交付能力和行业服务能力。</w:t>
+      <w:r/>
+      <w:r>
+        <w:t>本项目研发目标是围绕城区水系巡查调度与基层治理移动协同需求，形成覆盖“PC管理端+小程序端+运维保障”的成套研发成果，提升指挥调度效率、基层治理响应速度和服务闭环能力。通过本项目实施，可将分散的业务事项沉淀为标准化的软件功能、统一的数据字典和可复制的实施运维模式，进一步提升公司产品化交付能力和行业服务能力。</w:t>
       </w:r>
     </w:p>
     <w:p>
